--- a/files/original_student_files/fur1_tel_formulario.docx
+++ b/files/original_student_files/fur1_tel_formulario.docx
@@ -431,8 +431,8 @@
                 <w:rPr>
                   <w:rFonts w:ascii="Arial" w:hAnsi="Arial" w:cs="Arial"/>
                   <w:color w:val="000000"/>
-                  <w:sz w:val="20"/>
-                  <w:szCs w:val="20"/>
+                  <w:sz w:val="18"/>
+                  <w:szCs w:val="18"/>
                 </w:rPr>
                 <w:alias w:val="full_name"/>
                 <w:tag w:val="full_name"/>
@@ -448,8 +448,8 @@
                   <w:rPr>
                     <w:rFonts w:ascii="Arial" w:hAnsi="Arial" w:cs="Arial"/>
                     <w:color w:val="000000"/>
-                    <w:sz w:val="20"/>
-                    <w:szCs w:val="20"/>
+                    <w:sz w:val="18"/>
+                    <w:szCs w:val="18"/>
                     <w:lang w:val="es-CL" w:eastAsia="es-CL"/>
                   </w:rPr>
                   <w:t>Escriba aquí</w:t>
@@ -472,8 +472,8 @@
               <w:rFonts w:ascii="Arial" w:hAnsi="Arial" w:cs="Arial"/>
               <w:b/>
               <w:color w:val="000000"/>
-              <w:sz w:val="20"/>
-              <w:szCs w:val="20"/>
+              <w:sz w:val="18"/>
+              <w:szCs w:val="18"/>
             </w:rPr>
             <w:alias w:val="born_date"/>
             <w:tag w:val="born_date"/>
@@ -503,16 +503,16 @@
                     <w:rFonts w:ascii="Arial" w:hAnsi="Arial" w:cs="Arial"/>
                     <w:b/>
                     <w:color w:val="000000"/>
-                    <w:sz w:val="20"/>
-                    <w:szCs w:val="20"/>
+                    <w:sz w:val="18"/>
+                    <w:szCs w:val="18"/>
                   </w:rPr>
                 </w:pPr>
                 <w:r>
                   <w:rPr>
                     <w:rFonts w:ascii="Arial" w:hAnsi="Arial" w:cs="Arial"/>
                     <w:color w:val="000000"/>
-                    <w:sz w:val="20"/>
-                    <w:szCs w:val="20"/>
+                    <w:sz w:val="18"/>
+                    <w:szCs w:val="18"/>
                     <w:lang w:val="es-CL" w:eastAsia="es-CL"/>
                   </w:rPr>
                   <w:t>Escriba aquí</w:t>
@@ -526,8 +526,8 @@
             <w:rPr>
               <w:rFonts w:ascii="Arial" w:hAnsi="Arial" w:cs="Arial"/>
               <w:color w:val="000000"/>
-              <w:sz w:val="20"/>
-              <w:szCs w:val="20"/>
+              <w:sz w:val="18"/>
+              <w:szCs w:val="18"/>
             </w:rPr>
             <w:alias w:val="age"/>
             <w:tag w:val="age"/>
@@ -555,16 +555,16 @@
                   <w:rPr>
                     <w:rFonts w:ascii="Arial" w:hAnsi="Arial" w:cs="Arial"/>
                     <w:color w:val="000000"/>
-                    <w:sz w:val="20"/>
-                    <w:szCs w:val="20"/>
+                    <w:sz w:val="18"/>
+                    <w:szCs w:val="18"/>
                   </w:rPr>
                 </w:pPr>
                 <w:r>
                   <w:rPr>
                     <w:rFonts w:ascii="Arial" w:hAnsi="Arial" w:cs="Arial"/>
                     <w:color w:val="000000"/>
-                    <w:sz w:val="20"/>
-                    <w:szCs w:val="20"/>
+                    <w:sz w:val="18"/>
+                    <w:szCs w:val="18"/>
                     <w:lang w:val="es-CL" w:eastAsia="es-CL"/>
                   </w:rPr>
                   <w:t>Escriba aquí</w:t>
@@ -598,8 +598,8 @@
                   <w:rFonts w:ascii="Arial" w:hAnsi="Arial" w:cs="Arial"/>
                   <w:b/>
                   <w:color w:val="000000"/>
-                  <w:sz w:val="20"/>
-                  <w:szCs w:val="20"/>
+                  <w:sz w:val="18"/>
+                  <w:szCs w:val="18"/>
                 </w:rPr>
                 <w:alias w:val="identification_number"/>
                 <w:tag w:val="identification_number"/>
@@ -615,8 +615,8 @@
                   <w:rPr>
                     <w:rFonts w:ascii="Arial" w:hAnsi="Arial" w:cs="Arial"/>
                     <w:color w:val="000000"/>
-                    <w:sz w:val="20"/>
-                    <w:szCs w:val="20"/>
+                    <w:sz w:val="18"/>
+                    <w:szCs w:val="18"/>
                     <w:lang w:val="es-CL" w:eastAsia="es-CL"/>
                   </w:rPr>
                   <w:t>Escriba aquí</w:t>
@@ -839,8 +839,8 @@
                   <w:rFonts w:ascii="MS Gothic" w:hAnsi="MS Gothic" w:cs="MS Gothic" w:eastAsia="MS Gothic"/>
                   <w:b/>
                   <w:color w:val="000000"/>
-                  <w:sz w:val="20"/>
-                  <w:szCs w:val="20"/>
+                  <w:sz w:val="18"/>
+                  <w:szCs w:val="18"/>
                   <w:shd w:val="clear" w:color="auto" w:fill="EAF1DD"/>
                 </w:rPr>
                 <w:alias w:val="revaluation_type__proceso"/>
@@ -859,8 +859,8 @@
                     <w:rFonts w:ascii="MS Gothic" w:hAnsi="MS Gothic" w:cs="MS Gothic" w:eastAsia="MS Gothic"/>
                     <w:b/>
                     <w:color w:val="000000"/>
-                    <w:sz w:val="20"/>
-                    <w:szCs w:val="20"/>
+                    <w:sz w:val="18"/>
+                    <w:szCs w:val="18"/>
                     <w:shd w:val="clear" w:color="auto" w:fill="EAF1DD"/>
                   </w:rPr>
                   <w:t>☐</w:t>
@@ -932,8 +932,8 @@
                 <w:rPr>
                   <w:rFonts w:ascii="MS Gothic" w:hAnsi="MS Gothic" w:cs="MS Gothic" w:eastAsia="MS Gothic"/>
                   <w:color w:val="000000"/>
-                  <w:sz w:val="20"/>
-                  <w:szCs w:val="20"/>
+                  <w:sz w:val="18"/>
+                  <w:szCs w:val="18"/>
                 </w:rPr>
                 <w:alias w:val="tel_revaluation_scope__proceso_escuela_lenguaje"/>
                 <w:tag w:val="tel_revaluation_scope__proceso_escuela_lenguaje"/>
@@ -950,8 +950,8 @@
                   <w:rPr>
                     <w:rFonts w:ascii="MS Gothic" w:hAnsi="MS Gothic" w:cs="MS Gothic" w:eastAsia="MS Gothic"/>
                     <w:color w:val="000000"/>
-                    <w:sz w:val="20"/>
-                    <w:szCs w:val="20"/>
+                    <w:sz w:val="18"/>
+                    <w:szCs w:val="18"/>
                   </w:rPr>
                   <w:t>☐</w:t>
                 </w:r>
@@ -987,8 +987,8 @@
                   <w:rFonts w:ascii="MS Gothic" w:hAnsi="MS Gothic" w:cs="MS Gothic" w:eastAsia="MS Gothic"/>
                   <w:b/>
                   <w:color w:val="000000"/>
-                  <w:sz w:val="20"/>
-                  <w:szCs w:val="20"/>
+                  <w:sz w:val="18"/>
+                  <w:szCs w:val="18"/>
                 </w:rPr>
                 <w:alias w:val="tel_revaluation_scope__proceso_pie"/>
                 <w:tag w:val="tel_revaluation_scope__proceso_pie"/>
@@ -1006,8 +1006,8 @@
                     <w:rFonts w:ascii="MS Gothic" w:hAnsi="MS Gothic" w:cs="MS Gothic" w:eastAsia="MS Gothic"/>
                     <w:b/>
                     <w:color w:val="000000"/>
-                    <w:sz w:val="20"/>
-                    <w:szCs w:val="20"/>
+                    <w:sz w:val="18"/>
+                    <w:szCs w:val="18"/>
                   </w:rPr>
                   <w:t>☐</w:t>
                 </w:r>
@@ -1060,8 +1060,8 @@
               <w:rFonts w:ascii="Arial" w:hAnsi="Arial" w:cs="Arial"/>
               <w:b/>
               <w:color w:val="000000"/>
-              <w:sz w:val="20"/>
-              <w:szCs w:val="20"/>
+              <w:sz w:val="18"/>
+              <w:szCs w:val="18"/>
             </w:rPr>
             <w:alias w:val="in_pie_since"/>
             <w:tag w:val="in_pie_since"/>
@@ -1091,16 +1091,16 @@
                     <w:rFonts w:ascii="Arial" w:hAnsi="Arial" w:cs="Arial"/>
                     <w:b/>
                     <w:color w:val="000000"/>
-                    <w:sz w:val="20"/>
-                    <w:szCs w:val="20"/>
+                    <w:sz w:val="18"/>
+                    <w:szCs w:val="18"/>
                   </w:rPr>
                 </w:pPr>
                 <w:r>
                   <w:rPr>
                     <w:rFonts w:ascii="Arial" w:hAnsi="Arial" w:cs="Arial"/>
                     <w:color w:val="000000"/>
-                    <w:sz w:val="20"/>
-                    <w:szCs w:val="20"/>
+                    <w:sz w:val="18"/>
+                    <w:szCs w:val="18"/>
                     <w:lang w:val="es-CL" w:eastAsia="es-CL"/>
                   </w:rPr>
                   <w:t>Escriba aquí</w:t>
@@ -1114,8 +1114,8 @@
             <w:rPr>
               <w:rFonts w:ascii="Arial" w:hAnsi="Arial" w:cs="Arial"/>
               <w:color w:val="000000"/>
-              <w:sz w:val="20"/>
-              <w:szCs w:val="20"/>
+              <w:sz w:val="18"/>
+              <w:szCs w:val="18"/>
             </w:rPr>
             <w:alias w:val="current_year"/>
             <w:tag w:val="current_year"/>
@@ -1143,16 +1143,16 @@
                   <w:rPr>
                     <w:rFonts w:ascii="Arial" w:hAnsi="Arial" w:cs="Arial"/>
                     <w:color w:val="000000"/>
-                    <w:sz w:val="20"/>
-                    <w:szCs w:val="20"/>
+                    <w:sz w:val="18"/>
+                    <w:szCs w:val="18"/>
                   </w:rPr>
                 </w:pPr>
                 <w:r>
                   <w:rPr>
                     <w:rFonts w:ascii="Arial" w:hAnsi="Arial" w:cs="Arial"/>
                     <w:color w:val="000000"/>
-                    <w:sz w:val="20"/>
-                    <w:szCs w:val="20"/>
+                    <w:sz w:val="18"/>
+                    <w:szCs w:val="18"/>
                     <w:lang w:val="es-CL" w:eastAsia="es-CL"/>
                   </w:rPr>
                   <w:t>Escriba aquí</w:t>
@@ -1166,8 +1166,8 @@
             <w:rPr>
               <w:rFonts w:ascii="Arial" w:hAnsi="Arial" w:cs="Arial"/>
               <w:color w:val="000000"/>
-              <w:sz w:val="20"/>
-              <w:szCs w:val="20"/>
+              <w:sz w:val="18"/>
+              <w:szCs w:val="18"/>
             </w:rPr>
             <w:alias w:val="current_course"/>
             <w:tag w:val="current_course"/>
@@ -1195,16 +1195,16 @@
                   <w:rPr>
                     <w:rFonts w:ascii="Arial" w:hAnsi="Arial" w:cs="Arial"/>
                     <w:color w:val="000000"/>
-                    <w:sz w:val="20"/>
-                    <w:szCs w:val="20"/>
+                    <w:sz w:val="18"/>
+                    <w:szCs w:val="18"/>
                   </w:rPr>
                 </w:pPr>
                 <w:r>
                   <w:rPr>
                     <w:rFonts w:ascii="Arial" w:hAnsi="Arial" w:cs="Arial"/>
                     <w:color w:val="000000"/>
-                    <w:sz w:val="20"/>
-                    <w:szCs w:val="20"/>
+                    <w:sz w:val="18"/>
+                    <w:szCs w:val="18"/>
                     <w:lang w:val="es-CL" w:eastAsia="es-CL"/>
                   </w:rPr>
                   <w:t>Escriba aquí</w:t>
@@ -1246,8 +1246,8 @@
                   <w:rFonts w:ascii="MS Gothic" w:hAnsi="MS Gothic" w:cs="MS Gothic" w:eastAsia="MS Gothic"/>
                   <w:b/>
                   <w:color w:val="000000"/>
-                  <w:sz w:val="20"/>
-                  <w:szCs w:val="20"/>
+                  <w:sz w:val="18"/>
+                  <w:szCs w:val="18"/>
                   <w:shd w:val="clear" w:color="auto" w:fill="EAF1DD"/>
                 </w:rPr>
                 <w:alias w:val="revaluation_type__egreso"/>
@@ -1266,8 +1266,8 @@
                     <w:rFonts w:ascii="MS Gothic" w:hAnsi="MS Gothic" w:cs="MS Gothic" w:eastAsia="MS Gothic"/>
                     <w:b/>
                     <w:color w:val="000000"/>
-                    <w:sz w:val="20"/>
-                    <w:szCs w:val="20"/>
+                    <w:sz w:val="18"/>
+                    <w:szCs w:val="18"/>
                     <w:shd w:val="clear" w:color="auto" w:fill="EAF1DD"/>
                   </w:rPr>
                   <w:t>☐</w:t>
@@ -1340,8 +1340,8 @@
                 <w:rPr>
                   <w:rFonts w:ascii="MS Gothic" w:hAnsi="MS Gothic" w:cs="MS Gothic" w:eastAsia="MS Gothic"/>
                   <w:color w:val="000000"/>
-                  <w:sz w:val="20"/>
-                  <w:szCs w:val="20"/>
+                  <w:sz w:val="18"/>
+                  <w:szCs w:val="18"/>
                 </w:rPr>
                 <w:alias w:val="tel_revaluation_scope__egreso_escuela_lenguaje"/>
                 <w:tag w:val="tel_revaluation_scope__egreso_escuela_lenguaje"/>
@@ -1358,8 +1358,8 @@
                   <w:rPr>
                     <w:rFonts w:ascii="MS Gothic" w:hAnsi="MS Gothic" w:cs="MS Gothic" w:eastAsia="MS Gothic"/>
                     <w:color w:val="000000"/>
-                    <w:sz w:val="20"/>
-                    <w:szCs w:val="20"/>
+                    <w:sz w:val="18"/>
+                    <w:szCs w:val="18"/>
                   </w:rPr>
                   <w:t>☐</w:t>
                 </w:r>
@@ -1401,8 +1401,8 @@
                   <w:rFonts w:ascii="MS Gothic" w:hAnsi="MS Gothic" w:cs="MS Gothic" w:eastAsia="MS Gothic"/>
                   <w:b/>
                   <w:color w:val="000000"/>
-                  <w:sz w:val="20"/>
-                  <w:szCs w:val="20"/>
+                  <w:sz w:val="18"/>
+                  <w:szCs w:val="18"/>
                 </w:rPr>
                 <w:alias w:val="tel_revaluation_scope__egreso_pie"/>
                 <w:tag w:val="tel_revaluation_scope__egreso_pie"/>
@@ -1420,8 +1420,8 @@
                     <w:rFonts w:ascii="MS Gothic" w:hAnsi="MS Gothic" w:cs="MS Gothic" w:eastAsia="MS Gothic"/>
                     <w:b/>
                     <w:color w:val="000000"/>
-                    <w:sz w:val="20"/>
-                    <w:szCs w:val="20"/>
+                    <w:sz w:val="18"/>
+                    <w:szCs w:val="18"/>
                   </w:rPr>
                   <w:t>☐</w:t>
                 </w:r>
@@ -1577,8 +1577,8 @@
                 <w:rPr>
                   <w:rFonts w:ascii="Arial" w:hAnsi="Arial" w:cs="Arial"/>
                   <w:color w:val="000000"/>
-                  <w:sz w:val="20"/>
-                  <w:szCs w:val="20"/>
+                  <w:sz w:val="18"/>
+                  <w:szCs w:val="18"/>
                 </w:rPr>
                 <w:alias w:val="establishment_name"/>
                 <w:tag w:val="establishment_name"/>
@@ -1594,8 +1594,8 @@
                   <w:rPr>
                     <w:rFonts w:ascii="Arial" w:hAnsi="Arial" w:cs="Arial"/>
                     <w:color w:val="000000"/>
-                    <w:sz w:val="20"/>
-                    <w:szCs w:val="20"/>
+                    <w:sz w:val="18"/>
+                    <w:szCs w:val="18"/>
                     <w:lang w:val="es-CL" w:eastAsia="es-CL"/>
                   </w:rPr>
                   <w:t>Escriba aquí</w:t>
@@ -1638,8 +1638,8 @@
               <w:rPr>
                 <w:rFonts w:ascii="Arial" w:hAnsi="Arial" w:cs="Arial"/>
                 <w:color w:val="000000"/>
-                <w:sz w:val="20"/>
-                <w:szCs w:val="20"/>
+                <w:sz w:val="18"/>
+                <w:szCs w:val="18"/>
               </w:rPr>
               <w:alias w:val="director_name"/>
               <w:tag w:val="director_name"/>
@@ -1658,16 +1658,16 @@
                   <w:rPr>
                     <w:rFonts w:ascii="Arial" w:hAnsi="Arial" w:cs="Arial"/>
                     <w:color w:val="000000"/>
-                    <w:sz w:val="20"/>
-                    <w:szCs w:val="20"/>
+                    <w:sz w:val="18"/>
+                    <w:szCs w:val="18"/>
                   </w:rPr>
                 </w:pPr>
                 <w:r>
                   <w:rPr>
                     <w:rFonts w:ascii="Arial" w:hAnsi="Arial" w:cs="Arial"/>
                     <w:color w:val="000000"/>
-                    <w:sz w:val="20"/>
-                    <w:szCs w:val="20"/>
+                    <w:sz w:val="18"/>
+                    <w:szCs w:val="18"/>
                     <w:lang w:val="es-CL" w:eastAsia="es-CL"/>
                   </w:rPr>
                   <w:t>Escriba aquí</w:t>
@@ -1702,8 +1702,8 @@
               <w:rPr>
                 <w:rFonts w:ascii="Arial" w:hAnsi="Arial" w:cs="Arial"/>
                 <w:color w:val="000000"/>
-                <w:sz w:val="20"/>
-                <w:szCs w:val="20"/>
+                <w:sz w:val="18"/>
+                <w:szCs w:val="18"/>
               </w:rPr>
               <w:alias w:val="rbd"/>
               <w:tag w:val="rbd"/>
@@ -1720,16 +1720,16 @@
                   <w:rPr>
                     <w:rFonts w:ascii="Arial" w:hAnsi="Arial" w:cs="Arial"/>
                     <w:color w:val="000000"/>
-                    <w:sz w:val="20"/>
-                    <w:szCs w:val="20"/>
+                    <w:sz w:val="18"/>
+                    <w:szCs w:val="18"/>
                   </w:rPr>
                 </w:pPr>
                 <w:r>
                   <w:rPr>
                     <w:rFonts w:ascii="Arial" w:hAnsi="Arial" w:cs="Arial"/>
                     <w:color w:val="000000"/>
-                    <w:sz w:val="20"/>
-                    <w:szCs w:val="20"/>
+                    <w:sz w:val="18"/>
+                    <w:szCs w:val="18"/>
                     <w:lang w:val="es-CL" w:eastAsia="es-CL"/>
                   </w:rPr>
                   <w:t>Escriba aquí</w:t>
@@ -2027,8 +2027,8 @@
               <w:rPr>
                 <w:rFonts w:ascii="Arial" w:hAnsi="Arial" w:cs="Arial"/>
                 <w:color w:val="000000"/>
-                <w:sz w:val="20"/>
-                <w:szCs w:val="20"/>
+                <w:sz w:val="18"/>
+                <w:szCs w:val="18"/>
               </w:rPr>
               <w:alias w:val="professional_id"/>
               <w:tag w:val="professional_id"/>
@@ -2045,16 +2045,16 @@
                   <w:rPr>
                     <w:rFonts w:ascii="Arial" w:hAnsi="Arial" w:cs="Arial"/>
                     <w:color w:val="000000"/>
-                    <w:sz w:val="20"/>
-                    <w:szCs w:val="20"/>
+                    <w:sz w:val="18"/>
+                    <w:szCs w:val="18"/>
                   </w:rPr>
                 </w:pPr>
                 <w:r>
                   <w:rPr>
                     <w:rFonts w:ascii="Arial" w:hAnsi="Arial" w:cs="Arial"/>
                     <w:color w:val="000000"/>
-                    <w:sz w:val="20"/>
-                    <w:szCs w:val="20"/>
+                    <w:sz w:val="18"/>
+                    <w:szCs w:val="18"/>
                     <w:lang w:val="es-CL" w:eastAsia="es-CL"/>
                   </w:rPr>
                   <w:t>Escriba aquí</w:t>
@@ -2112,8 +2112,8 @@
               <w:rPr>
                 <w:rFonts w:ascii="Arial" w:hAnsi="Arial" w:cs="Arial"/>
                 <w:color w:val="000000"/>
-                <w:sz w:val="20"/>
-                <w:szCs w:val="20"/>
+                <w:sz w:val="18"/>
+                <w:szCs w:val="18"/>
               </w:rPr>
               <w:alias w:val="professional_identification_number"/>
               <w:tag w:val="professional_identification_number"/>
@@ -2130,16 +2130,16 @@
                   <w:rPr>
                     <w:rFonts w:ascii="Arial" w:hAnsi="Arial" w:cs="Arial"/>
                     <w:color w:val="000000"/>
-                    <w:sz w:val="20"/>
-                    <w:szCs w:val="20"/>
+                    <w:sz w:val="18"/>
+                    <w:szCs w:val="18"/>
                   </w:rPr>
                 </w:pPr>
                 <w:r>
                   <w:rPr>
                     <w:rFonts w:ascii="Arial" w:hAnsi="Arial" w:cs="Arial"/>
                     <w:color w:val="000000"/>
-                    <w:sz w:val="20"/>
-                    <w:szCs w:val="20"/>
+                    <w:sz w:val="18"/>
+                    <w:szCs w:val="18"/>
                     <w:lang w:val="es-CL" w:eastAsia="es-CL"/>
                   </w:rPr>
                   <w:t>Escriba aquí</w:t>
@@ -2275,8 +2275,8 @@
               <w:rPr>
                 <w:rFonts w:ascii="Arial" w:hAnsi="Arial" w:cs="Arial"/>
                 <w:color w:val="000000"/>
-                <w:sz w:val="20"/>
-                <w:szCs w:val="20"/>
+                <w:sz w:val="18"/>
+                <w:szCs w:val="18"/>
               </w:rPr>
               <w:alias w:val="profession_specialty_id"/>
               <w:tag w:val="profession_specialty_id"/>
@@ -2293,16 +2293,16 @@
                   <w:rPr>
                     <w:rFonts w:ascii="Arial" w:hAnsi="Arial" w:cs="Arial"/>
                     <w:color w:val="000000"/>
-                    <w:sz w:val="20"/>
-                    <w:szCs w:val="20"/>
+                    <w:sz w:val="18"/>
+                    <w:szCs w:val="18"/>
                   </w:rPr>
                 </w:pPr>
                 <w:r>
                   <w:rPr>
                     <w:rFonts w:ascii="Arial" w:hAnsi="Arial" w:cs="Arial"/>
                     <w:color w:val="000000"/>
-                    <w:sz w:val="20"/>
-                    <w:szCs w:val="20"/>
+                    <w:sz w:val="18"/>
+                    <w:szCs w:val="18"/>
                     <w:lang w:val="es-CL" w:eastAsia="es-CL"/>
                   </w:rPr>
                   <w:t>Escriba aquí</w:t>
@@ -2336,8 +2336,8 @@
               <w:rPr>
                 <w:rFonts w:ascii="Arial" w:hAnsi="Arial" w:cs="Arial"/>
                 <w:color w:val="000000"/>
-                <w:sz w:val="20"/>
-                <w:szCs w:val="20"/>
+                <w:sz w:val="18"/>
+                <w:szCs w:val="18"/>
               </w:rPr>
               <w:alias w:val="position_id"/>
               <w:tag w:val="position_id"/>
@@ -2354,16 +2354,16 @@
                   <w:rPr>
                     <w:rFonts w:ascii="Arial" w:hAnsi="Arial" w:cs="Arial"/>
                     <w:color w:val="000000"/>
-                    <w:sz w:val="20"/>
-                    <w:szCs w:val="20"/>
+                    <w:sz w:val="18"/>
+                    <w:szCs w:val="18"/>
                   </w:rPr>
                 </w:pPr>
                 <w:r>
                   <w:rPr>
                     <w:rFonts w:ascii="Arial" w:hAnsi="Arial" w:cs="Arial"/>
                     <w:color w:val="000000"/>
-                    <w:sz w:val="20"/>
-                    <w:szCs w:val="20"/>
+                    <w:sz w:val="18"/>
+                    <w:szCs w:val="18"/>
                     <w:lang w:val="es-CL" w:eastAsia="es-CL"/>
                   </w:rPr>
                   <w:t>Escriba aquí</w:t>
@@ -2396,8 +2396,8 @@
               <w:rPr>
                 <w:rFonts w:ascii="Arial" w:hAnsi="Arial" w:cs="Arial"/>
                 <w:color w:val="000000"/>
-                <w:sz w:val="20"/>
-                <w:szCs w:val="20"/>
+                <w:sz w:val="18"/>
+                <w:szCs w:val="18"/>
               </w:rPr>
               <w:alias w:val="contact_phone"/>
               <w:tag w:val="contact_phone"/>
@@ -2414,16 +2414,16 @@
                   <w:rPr>
                     <w:rFonts w:ascii="Arial" w:hAnsi="Arial" w:cs="Arial"/>
                     <w:color w:val="000000"/>
-                    <w:sz w:val="20"/>
-                    <w:szCs w:val="20"/>
+                    <w:sz w:val="18"/>
+                    <w:szCs w:val="18"/>
                   </w:rPr>
                 </w:pPr>
                 <w:r>
                   <w:rPr>
                     <w:rFonts w:ascii="Arial" w:hAnsi="Arial" w:cs="Arial"/>
                     <w:color w:val="000000"/>
-                    <w:sz w:val="20"/>
-                    <w:szCs w:val="20"/>
+                    <w:sz w:val="18"/>
+                    <w:szCs w:val="18"/>
                     <w:lang w:val="es-CL" w:eastAsia="es-CL"/>
                   </w:rPr>
                   <w:t>Escriba aquí</w:t>
@@ -2571,8 +2571,8 @@
                 <w:rFonts w:ascii="Arial" w:hAnsi="Arial" w:cs="Arial"/>
                 <w:b/>
                 <w:color w:val="000000"/>
-                <w:sz w:val="20"/>
-                <w:szCs w:val="20"/>
+                <w:sz w:val="18"/>
+                <w:szCs w:val="18"/>
               </w:rPr>
               <w:alias w:val="contact_email"/>
               <w:tag w:val="contact_email"/>
@@ -2590,16 +2590,16 @@
                     <w:rFonts w:ascii="Arial" w:hAnsi="Arial" w:cs="Arial"/>
                     <w:b/>
                     <w:color w:val="000000"/>
-                    <w:sz w:val="20"/>
-                    <w:szCs w:val="20"/>
+                    <w:sz w:val="18"/>
+                    <w:szCs w:val="18"/>
                   </w:rPr>
                 </w:pPr>
                 <w:r>
                   <w:rPr>
                     <w:rFonts w:ascii="Arial" w:hAnsi="Arial" w:cs="Arial"/>
                     <w:color w:val="000000"/>
-                    <w:sz w:val="20"/>
-                    <w:szCs w:val="20"/>
+                    <w:sz w:val="18"/>
+                    <w:szCs w:val="18"/>
                     <w:lang w:val="es-CL" w:eastAsia="es-CL"/>
                   </w:rPr>
                   <w:t>Escriba aquí</w:t>
@@ -2651,8 +2651,8 @@
             <w:rPr>
               <w:rFonts w:ascii="Arial" w:hAnsi="Arial" w:cs="Arial"/>
               <w:color w:val="000000"/>
-              <w:sz w:val="20"/>
-              <w:szCs w:val="20"/>
+              <w:sz w:val="18"/>
+              <w:szCs w:val="18"/>
             </w:rPr>
             <w:alias w:val="registration_date"/>
             <w:tag w:val="registration_date"/>
@@ -2680,16 +2680,16 @@
                   <w:rPr>
                     <w:rFonts w:ascii="Arial" w:hAnsi="Arial" w:cs="Arial"/>
                     <w:color w:val="000000"/>
-                    <w:sz w:val="20"/>
-                    <w:szCs w:val="20"/>
+                    <w:sz w:val="18"/>
+                    <w:szCs w:val="18"/>
                   </w:rPr>
                 </w:pPr>
                 <w:r>
                   <w:rPr>
                     <w:rFonts w:ascii="Arial" w:hAnsi="Arial" w:cs="Arial"/>
                     <w:color w:val="000000"/>
-                    <w:sz w:val="20"/>
-                    <w:szCs w:val="20"/>
+                    <w:sz w:val="18"/>
+                    <w:szCs w:val="18"/>
                     <w:lang w:val="es-CL" w:eastAsia="es-CL"/>
                   </w:rPr>
                   <w:t>Escriba aquí</w:t>
@@ -3033,8 +3033,8 @@
               <w:rPr>
                 <w:rFonts w:ascii="Arial" w:hAnsi="Arial" w:cs="Arial"/>
                 <w:color w:val="000000"/>
-                <w:sz w:val="20"/>
-                <w:szCs w:val="20"/>
+                <w:sz w:val="18"/>
+                <w:szCs w:val="18"/>
               </w:rPr>
               <w:alias w:val="participating_professionals[0].professional_id"/>
               <w:tag w:val="participating_professionals[0].professional_id"/>
@@ -3051,16 +3051,16 @@
                   <w:rPr>
                     <w:rFonts w:ascii="Arial" w:hAnsi="Arial" w:cs="Arial"/>
                     <w:color w:val="000000"/>
-                    <w:sz w:val="20"/>
-                    <w:szCs w:val="20"/>
+                    <w:sz w:val="18"/>
+                    <w:szCs w:val="18"/>
                   </w:rPr>
                 </w:pPr>
                 <w:r>
                   <w:rPr>
                     <w:rFonts w:ascii="Arial" w:hAnsi="Arial" w:cs="Arial"/>
                     <w:color w:val="000000"/>
-                    <w:sz w:val="20"/>
-                    <w:szCs w:val="20"/>
+                    <w:sz w:val="18"/>
+                    <w:szCs w:val="18"/>
                     <w:lang w:val="es-CL" w:eastAsia="es-CL"/>
                   </w:rPr>
                   <w:t>Escriba aquí</w:t>
@@ -3214,8 +3214,8 @@
             <w:rPr>
               <w:rFonts w:ascii="Arial" w:hAnsi="Arial" w:cs="Arial"/>
               <w:color w:val="000000"/>
-              <w:sz w:val="20"/>
-              <w:szCs w:val="20"/>
+              <w:sz w:val="18"/>
+              <w:szCs w:val="18"/>
             </w:rPr>
             <w:alias w:val="participating_professionals[0].profession_id"/>
             <w:tag w:val="participating_professionals[0].profession_id"/>
@@ -3237,16 +3237,16 @@
                   <w:rPr>
                     <w:rFonts w:ascii="Arial" w:hAnsi="Arial" w:cs="Arial"/>
                     <w:color w:val="000000"/>
-                    <w:sz w:val="20"/>
-                    <w:szCs w:val="20"/>
+                    <w:sz w:val="18"/>
+                    <w:szCs w:val="18"/>
                   </w:rPr>
                 </w:pPr>
                 <w:r>
                   <w:rPr>
                     <w:rFonts w:ascii="Arial" w:hAnsi="Arial" w:cs="Arial"/>
                     <w:color w:val="000000"/>
-                    <w:sz w:val="20"/>
-                    <w:szCs w:val="20"/>
+                    <w:sz w:val="18"/>
+                    <w:szCs w:val="18"/>
                     <w:lang w:val="es-CL" w:eastAsia="es-CL"/>
                   </w:rPr>
                   <w:t>Escriba aquí</w:t>
@@ -3260,8 +3260,8 @@
             <w:rPr>
               <w:rFonts w:ascii="Arial" w:hAnsi="Arial" w:cs="Arial"/>
               <w:color w:val="000000"/>
-              <w:sz w:val="20"/>
-              <w:szCs w:val="20"/>
+              <w:sz w:val="18"/>
+              <w:szCs w:val="18"/>
             </w:rPr>
             <w:alias w:val="participating_professionals[0].phone_email"/>
             <w:tag w:val="participating_professionals[0].phone_email"/>
@@ -3283,16 +3283,16 @@
                   <w:rPr>
                     <w:rFonts w:ascii="Arial" w:hAnsi="Arial" w:cs="Arial"/>
                     <w:color w:val="000000"/>
-                    <w:sz w:val="20"/>
-                    <w:szCs w:val="20"/>
+                    <w:sz w:val="18"/>
+                    <w:szCs w:val="18"/>
                   </w:rPr>
                 </w:pPr>
                 <w:r>
                   <w:rPr>
                     <w:rFonts w:ascii="Arial" w:hAnsi="Arial" w:cs="Arial"/>
                     <w:color w:val="000000"/>
-                    <w:sz w:val="20"/>
-                    <w:szCs w:val="20"/>
+                    <w:sz w:val="18"/>
+                    <w:szCs w:val="18"/>
                     <w:lang w:val="es-CL" w:eastAsia="es-CL"/>
                   </w:rPr>
                   <w:t>Escriba aquí</w:t>
@@ -3306,8 +3306,8 @@
             <w:rPr>
               <w:rFonts w:ascii="Arial" w:hAnsi="Arial" w:cs="Arial"/>
               <w:color w:val="000000"/>
-              <w:sz w:val="20"/>
-              <w:szCs w:val="20"/>
+              <w:sz w:val="18"/>
+              <w:szCs w:val="18"/>
             </w:rPr>
             <w:alias w:val="participating_professionals[0].professional_registration"/>
             <w:tag w:val="participating_professionals[0].professional_registration"/>
@@ -3329,16 +3329,16 @@
                   <w:rPr>
                     <w:rFonts w:ascii="Arial" w:hAnsi="Arial" w:cs="Arial"/>
                     <w:color w:val="000000"/>
-                    <w:sz w:val="20"/>
-                    <w:szCs w:val="20"/>
+                    <w:sz w:val="18"/>
+                    <w:szCs w:val="18"/>
                   </w:rPr>
                 </w:pPr>
                 <w:r>
                   <w:rPr>
                     <w:rFonts w:ascii="Arial" w:hAnsi="Arial" w:cs="Arial"/>
                     <w:color w:val="000000"/>
-                    <w:sz w:val="20"/>
-                    <w:szCs w:val="20"/>
+                    <w:sz w:val="18"/>
+                    <w:szCs w:val="18"/>
                     <w:lang w:val="es-CL" w:eastAsia="es-CL"/>
                   </w:rPr>
                   <w:t>Escriba aquí</w:t>
@@ -3358,8 +3358,8 @@
             <w:rPr>
               <w:rFonts w:ascii="Arial" w:hAnsi="Arial" w:cs="Arial"/>
               <w:color w:val="000000"/>
-              <w:sz w:val="20"/>
-              <w:szCs w:val="20"/>
+              <w:sz w:val="18"/>
+              <w:szCs w:val="18"/>
             </w:rPr>
             <w:alias w:val="participating_professionals[1].professional_id"/>
             <w:tag w:val="participating_professionals[1].professional_id"/>
@@ -3381,16 +3381,16 @@
                   <w:rPr>
                     <w:rFonts w:ascii="Arial" w:hAnsi="Arial" w:cs="Arial"/>
                     <w:color w:val="000000"/>
-                    <w:sz w:val="20"/>
-                    <w:szCs w:val="20"/>
+                    <w:sz w:val="18"/>
+                    <w:szCs w:val="18"/>
                   </w:rPr>
                 </w:pPr>
                 <w:r>
                   <w:rPr>
                     <w:rFonts w:ascii="Arial" w:hAnsi="Arial" w:cs="Arial"/>
                     <w:color w:val="000000"/>
-                    <w:sz w:val="20"/>
-                    <w:szCs w:val="20"/>
+                    <w:sz w:val="18"/>
+                    <w:szCs w:val="18"/>
                     <w:lang w:val="es-CL" w:eastAsia="es-CL"/>
                   </w:rPr>
                   <w:t>Escriba aquí</w:t>
@@ -3404,8 +3404,8 @@
             <w:rPr>
               <w:rFonts w:ascii="Arial" w:hAnsi="Arial" w:cs="Arial"/>
               <w:color w:val="000000"/>
-              <w:sz w:val="20"/>
-              <w:szCs w:val="20"/>
+              <w:sz w:val="18"/>
+              <w:szCs w:val="18"/>
             </w:rPr>
             <w:alias w:val="participating_professionals[1].profession_id"/>
             <w:tag w:val="participating_professionals[1].profession_id"/>
@@ -3427,16 +3427,16 @@
                   <w:rPr>
                     <w:rFonts w:ascii="Arial" w:hAnsi="Arial" w:cs="Arial"/>
                     <w:color w:val="000000"/>
-                    <w:sz w:val="20"/>
-                    <w:szCs w:val="20"/>
+                    <w:sz w:val="18"/>
+                    <w:szCs w:val="18"/>
                   </w:rPr>
                 </w:pPr>
                 <w:r>
                   <w:rPr>
                     <w:rFonts w:ascii="Arial" w:hAnsi="Arial" w:cs="Arial"/>
                     <w:color w:val="000000"/>
-                    <w:sz w:val="20"/>
-                    <w:szCs w:val="20"/>
+                    <w:sz w:val="18"/>
+                    <w:szCs w:val="18"/>
                     <w:lang w:val="es-CL" w:eastAsia="es-CL"/>
                   </w:rPr>
                   <w:t>Escriba aquí</w:t>
@@ -3450,8 +3450,8 @@
             <w:rPr>
               <w:rFonts w:ascii="Arial" w:hAnsi="Arial" w:cs="Arial"/>
               <w:color w:val="000000"/>
-              <w:sz w:val="20"/>
-              <w:szCs w:val="20"/>
+              <w:sz w:val="18"/>
+              <w:szCs w:val="18"/>
             </w:rPr>
             <w:alias w:val="participating_professionals[1].phone_email"/>
             <w:tag w:val="participating_professionals[1].phone_email"/>
@@ -3473,16 +3473,16 @@
                   <w:rPr>
                     <w:rFonts w:ascii="Arial" w:hAnsi="Arial" w:cs="Arial"/>
                     <w:color w:val="000000"/>
-                    <w:sz w:val="20"/>
-                    <w:szCs w:val="20"/>
+                    <w:sz w:val="18"/>
+                    <w:szCs w:val="18"/>
                   </w:rPr>
                 </w:pPr>
                 <w:r>
                   <w:rPr>
                     <w:rFonts w:ascii="Arial" w:hAnsi="Arial" w:cs="Arial"/>
                     <w:color w:val="000000"/>
-                    <w:sz w:val="20"/>
-                    <w:szCs w:val="20"/>
+                    <w:sz w:val="18"/>
+                    <w:szCs w:val="18"/>
                     <w:lang w:val="es-CL" w:eastAsia="es-CL"/>
                   </w:rPr>
                   <w:t>Escriba aquí</w:t>
@@ -3496,8 +3496,8 @@
             <w:rPr>
               <w:rFonts w:ascii="Arial" w:hAnsi="Arial" w:cs="Arial"/>
               <w:color w:val="000000"/>
-              <w:sz w:val="20"/>
-              <w:szCs w:val="20"/>
+              <w:sz w:val="18"/>
+              <w:szCs w:val="18"/>
             </w:rPr>
             <w:alias w:val="participating_professionals[1].professional_registration"/>
             <w:tag w:val="participating_professionals[1].professional_registration"/>
@@ -3519,16 +3519,16 @@
                   <w:rPr>
                     <w:rFonts w:ascii="Arial" w:hAnsi="Arial" w:cs="Arial"/>
                     <w:color w:val="000000"/>
-                    <w:sz w:val="20"/>
-                    <w:szCs w:val="20"/>
+                    <w:sz w:val="18"/>
+                    <w:szCs w:val="18"/>
                   </w:rPr>
                 </w:pPr>
                 <w:r>
                   <w:rPr>
                     <w:rFonts w:ascii="Arial" w:hAnsi="Arial" w:cs="Arial"/>
                     <w:color w:val="000000"/>
-                    <w:sz w:val="20"/>
-                    <w:szCs w:val="20"/>
+                    <w:sz w:val="18"/>
+                    <w:szCs w:val="18"/>
                     <w:lang w:val="es-CL" w:eastAsia="es-CL"/>
                   </w:rPr>
                   <w:t>Escriba aquí</w:t>
@@ -3548,8 +3548,8 @@
             <w:rPr>
               <w:rFonts w:ascii="Arial" w:hAnsi="Arial" w:cs="Arial"/>
               <w:color w:val="000000"/>
-              <w:sz w:val="20"/>
-              <w:szCs w:val="20"/>
+              <w:sz w:val="18"/>
+              <w:szCs w:val="18"/>
             </w:rPr>
             <w:alias w:val="participating_professionals[2].professional_id"/>
             <w:tag w:val="participating_professionals[2].professional_id"/>
@@ -3571,16 +3571,16 @@
                   <w:rPr>
                     <w:rFonts w:ascii="Arial" w:hAnsi="Arial" w:cs="Arial"/>
                     <w:color w:val="000000"/>
-                    <w:sz w:val="20"/>
-                    <w:szCs w:val="20"/>
+                    <w:sz w:val="18"/>
+                    <w:szCs w:val="18"/>
                   </w:rPr>
                 </w:pPr>
                 <w:r>
                   <w:rPr>
                     <w:rFonts w:ascii="Arial" w:hAnsi="Arial" w:cs="Arial"/>
                     <w:color w:val="000000"/>
-                    <w:sz w:val="20"/>
-                    <w:szCs w:val="20"/>
+                    <w:sz w:val="18"/>
+                    <w:szCs w:val="18"/>
                     <w:lang w:val="es-CL" w:eastAsia="es-CL"/>
                   </w:rPr>
                   <w:t>Escriba aquí</w:t>
@@ -3594,8 +3594,8 @@
             <w:rPr>
               <w:rFonts w:ascii="Arial" w:hAnsi="Arial" w:cs="Arial"/>
               <w:color w:val="000000"/>
-              <w:sz w:val="20"/>
-              <w:szCs w:val="20"/>
+              <w:sz w:val="18"/>
+              <w:szCs w:val="18"/>
             </w:rPr>
             <w:alias w:val="participating_professionals[2].profession_id"/>
             <w:tag w:val="participating_professionals[2].profession_id"/>
@@ -3617,16 +3617,16 @@
                   <w:rPr>
                     <w:rFonts w:ascii="Arial" w:hAnsi="Arial" w:cs="Arial"/>
                     <w:color w:val="000000"/>
-                    <w:sz w:val="20"/>
-                    <w:szCs w:val="20"/>
+                    <w:sz w:val="18"/>
+                    <w:szCs w:val="18"/>
                   </w:rPr>
                 </w:pPr>
                 <w:r>
                   <w:rPr>
                     <w:rFonts w:ascii="Arial" w:hAnsi="Arial" w:cs="Arial"/>
                     <w:color w:val="000000"/>
-                    <w:sz w:val="20"/>
-                    <w:szCs w:val="20"/>
+                    <w:sz w:val="18"/>
+                    <w:szCs w:val="18"/>
                     <w:lang w:val="es-CL" w:eastAsia="es-CL"/>
                   </w:rPr>
                   <w:t>Escriba aquí</w:t>
@@ -3640,8 +3640,8 @@
             <w:rPr>
               <w:rFonts w:ascii="Arial" w:hAnsi="Arial" w:cs="Arial"/>
               <w:color w:val="000000"/>
-              <w:sz w:val="20"/>
-              <w:szCs w:val="20"/>
+              <w:sz w:val="18"/>
+              <w:szCs w:val="18"/>
             </w:rPr>
             <w:alias w:val="participating_professionals[2].phone_email"/>
             <w:tag w:val="participating_professionals[2].phone_email"/>
@@ -3663,16 +3663,16 @@
                   <w:rPr>
                     <w:rFonts w:ascii="Arial" w:hAnsi="Arial" w:cs="Arial"/>
                     <w:color w:val="000000"/>
-                    <w:sz w:val="20"/>
-                    <w:szCs w:val="20"/>
+                    <w:sz w:val="18"/>
+                    <w:szCs w:val="18"/>
                   </w:rPr>
                 </w:pPr>
                 <w:r>
                   <w:rPr>
                     <w:rFonts w:ascii="Arial" w:hAnsi="Arial" w:cs="Arial"/>
                     <w:color w:val="000000"/>
-                    <w:sz w:val="20"/>
-                    <w:szCs w:val="20"/>
+                    <w:sz w:val="18"/>
+                    <w:szCs w:val="18"/>
                     <w:lang w:val="es-CL" w:eastAsia="es-CL"/>
                   </w:rPr>
                   <w:t>Escriba aquí</w:t>
@@ -3686,8 +3686,8 @@
             <w:rPr>
               <w:rFonts w:ascii="Arial" w:hAnsi="Arial" w:cs="Arial"/>
               <w:color w:val="000000"/>
-              <w:sz w:val="20"/>
-              <w:szCs w:val="20"/>
+              <w:sz w:val="18"/>
+              <w:szCs w:val="18"/>
             </w:rPr>
             <w:alias w:val="participating_professionals[2].professional_registration"/>
             <w:tag w:val="participating_professionals[2].professional_registration"/>
@@ -3709,16 +3709,16 @@
                   <w:rPr>
                     <w:rFonts w:ascii="Arial" w:hAnsi="Arial" w:cs="Arial"/>
                     <w:color w:val="000000"/>
-                    <w:sz w:val="20"/>
-                    <w:szCs w:val="20"/>
+                    <w:sz w:val="18"/>
+                    <w:szCs w:val="18"/>
                   </w:rPr>
                 </w:pPr>
                 <w:r>
                   <w:rPr>
                     <w:rFonts w:ascii="Arial" w:hAnsi="Arial" w:cs="Arial"/>
                     <w:color w:val="000000"/>
-                    <w:sz w:val="20"/>
-                    <w:szCs w:val="20"/>
+                    <w:sz w:val="18"/>
+                    <w:szCs w:val="18"/>
                     <w:lang w:val="es-CL" w:eastAsia="es-CL"/>
                   </w:rPr>
                   <w:t>Escriba aquí</w:t>
@@ -3738,8 +3738,8 @@
             <w:rPr>
               <w:rFonts w:ascii="Arial" w:hAnsi="Arial" w:cs="Arial"/>
               <w:color w:val="000000"/>
-              <w:sz w:val="20"/>
-              <w:szCs w:val="20"/>
+              <w:sz w:val="18"/>
+              <w:szCs w:val="18"/>
             </w:rPr>
             <w:alias w:val="participating_professionals[3].professional_id"/>
             <w:tag w:val="participating_professionals[3].professional_id"/>
@@ -3761,16 +3761,16 @@
                   <w:rPr>
                     <w:rFonts w:ascii="Arial" w:hAnsi="Arial" w:cs="Arial"/>
                     <w:color w:val="000000"/>
-                    <w:sz w:val="20"/>
-                    <w:szCs w:val="20"/>
+                    <w:sz w:val="18"/>
+                    <w:szCs w:val="18"/>
                   </w:rPr>
                 </w:pPr>
                 <w:r>
                   <w:rPr>
                     <w:rFonts w:ascii="Arial" w:hAnsi="Arial" w:cs="Arial"/>
                     <w:color w:val="000000"/>
-                    <w:sz w:val="20"/>
-                    <w:szCs w:val="20"/>
+                    <w:sz w:val="18"/>
+                    <w:szCs w:val="18"/>
                     <w:lang w:val="es-CL" w:eastAsia="es-CL"/>
                   </w:rPr>
                   <w:t>Escriba aquí</w:t>
@@ -3784,8 +3784,8 @@
             <w:rPr>
               <w:rFonts w:ascii="Arial" w:hAnsi="Arial" w:cs="Arial"/>
               <w:color w:val="000000"/>
-              <w:sz w:val="20"/>
-              <w:szCs w:val="20"/>
+              <w:sz w:val="18"/>
+              <w:szCs w:val="18"/>
             </w:rPr>
             <w:alias w:val="participating_professionals[3].profession_id"/>
             <w:tag w:val="participating_professionals[3].profession_id"/>
@@ -3807,16 +3807,16 @@
                   <w:rPr>
                     <w:rFonts w:ascii="Arial" w:hAnsi="Arial" w:cs="Arial"/>
                     <w:color w:val="000000"/>
-                    <w:sz w:val="20"/>
-                    <w:szCs w:val="20"/>
+                    <w:sz w:val="18"/>
+                    <w:szCs w:val="18"/>
                   </w:rPr>
                 </w:pPr>
                 <w:r>
                   <w:rPr>
                     <w:rFonts w:ascii="Arial" w:hAnsi="Arial" w:cs="Arial"/>
                     <w:color w:val="000000"/>
-                    <w:sz w:val="20"/>
-                    <w:szCs w:val="20"/>
+                    <w:sz w:val="18"/>
+                    <w:szCs w:val="18"/>
                     <w:lang w:val="es-CL" w:eastAsia="es-CL"/>
                   </w:rPr>
                   <w:t>Escriba aquí</w:t>
@@ -3830,8 +3830,8 @@
             <w:rPr>
               <w:rFonts w:ascii="Arial" w:hAnsi="Arial" w:cs="Arial"/>
               <w:color w:val="000000"/>
-              <w:sz w:val="20"/>
-              <w:szCs w:val="20"/>
+              <w:sz w:val="18"/>
+              <w:szCs w:val="18"/>
             </w:rPr>
             <w:alias w:val="participating_professionals[3].phone_email"/>
             <w:tag w:val="participating_professionals[3].phone_email"/>
@@ -3853,16 +3853,16 @@
                   <w:rPr>
                     <w:rFonts w:ascii="Arial" w:hAnsi="Arial" w:cs="Arial"/>
                     <w:color w:val="000000"/>
-                    <w:sz w:val="20"/>
-                    <w:szCs w:val="20"/>
+                    <w:sz w:val="18"/>
+                    <w:szCs w:val="18"/>
                   </w:rPr>
                 </w:pPr>
                 <w:r>
                   <w:rPr>
                     <w:rFonts w:ascii="Arial" w:hAnsi="Arial" w:cs="Arial"/>
                     <w:color w:val="000000"/>
-                    <w:sz w:val="20"/>
-                    <w:szCs w:val="20"/>
+                    <w:sz w:val="18"/>
+                    <w:szCs w:val="18"/>
                     <w:lang w:val="es-CL" w:eastAsia="es-CL"/>
                   </w:rPr>
                   <w:t>Escriba aquí</w:t>
@@ -3876,8 +3876,8 @@
             <w:rPr>
               <w:rFonts w:ascii="Arial" w:hAnsi="Arial" w:cs="Arial"/>
               <w:color w:val="000000"/>
-              <w:sz w:val="20"/>
-              <w:szCs w:val="20"/>
+              <w:sz w:val="18"/>
+              <w:szCs w:val="18"/>
             </w:rPr>
             <w:alias w:val="participating_professionals[3].professional_registration"/>
             <w:tag w:val="participating_professionals[3].professional_registration"/>
@@ -3899,16 +3899,16 @@
                   <w:rPr>
                     <w:rFonts w:ascii="Arial" w:hAnsi="Arial" w:cs="Arial"/>
                     <w:color w:val="000000"/>
-                    <w:sz w:val="20"/>
-                    <w:szCs w:val="20"/>
+                    <w:sz w:val="18"/>
+                    <w:szCs w:val="18"/>
                   </w:rPr>
                 </w:pPr>
                 <w:r>
                   <w:rPr>
                     <w:rFonts w:ascii="Arial" w:hAnsi="Arial" w:cs="Arial"/>
                     <w:color w:val="000000"/>
-                    <w:sz w:val="20"/>
-                    <w:szCs w:val="20"/>
+                    <w:sz w:val="18"/>
+                    <w:szCs w:val="18"/>
                     <w:lang w:val="es-CL" w:eastAsia="es-CL"/>
                   </w:rPr>
                   <w:t>Escriba aquí</w:t>
@@ -3928,8 +3928,8 @@
             <w:rPr>
               <w:rFonts w:ascii="Arial" w:hAnsi="Arial" w:cs="Arial"/>
               <w:color w:val="000000"/>
-              <w:sz w:val="20"/>
-              <w:szCs w:val="20"/>
+              <w:sz w:val="18"/>
+              <w:szCs w:val="18"/>
             </w:rPr>
             <w:alias w:val="participating_professionals[4].professional_id"/>
             <w:tag w:val="participating_professionals[4].professional_id"/>
@@ -3951,16 +3951,16 @@
                   <w:rPr>
                     <w:rFonts w:ascii="Arial" w:hAnsi="Arial" w:cs="Arial"/>
                     <w:color w:val="000000"/>
-                    <w:sz w:val="20"/>
-                    <w:szCs w:val="20"/>
+                    <w:sz w:val="18"/>
+                    <w:szCs w:val="18"/>
                   </w:rPr>
                 </w:pPr>
                 <w:r>
                   <w:rPr>
                     <w:rFonts w:ascii="Arial" w:hAnsi="Arial" w:cs="Arial"/>
                     <w:color w:val="000000"/>
-                    <w:sz w:val="20"/>
-                    <w:szCs w:val="20"/>
+                    <w:sz w:val="18"/>
+                    <w:szCs w:val="18"/>
                     <w:lang w:val="es-CL" w:eastAsia="es-CL"/>
                   </w:rPr>
                   <w:t>Escriba aquí</w:t>
@@ -3974,8 +3974,8 @@
             <w:rPr>
               <w:rFonts w:ascii="Arial" w:hAnsi="Arial" w:cs="Arial"/>
               <w:color w:val="000000"/>
-              <w:sz w:val="20"/>
-              <w:szCs w:val="20"/>
+              <w:sz w:val="18"/>
+              <w:szCs w:val="18"/>
             </w:rPr>
             <w:alias w:val="participating_professionals[4].profession_id"/>
             <w:tag w:val="participating_professionals[4].profession_id"/>
@@ -3997,16 +3997,16 @@
                   <w:rPr>
                     <w:rFonts w:ascii="Arial" w:hAnsi="Arial" w:cs="Arial"/>
                     <w:color w:val="000000"/>
-                    <w:sz w:val="20"/>
-                    <w:szCs w:val="20"/>
+                    <w:sz w:val="18"/>
+                    <w:szCs w:val="18"/>
                   </w:rPr>
                 </w:pPr>
                 <w:r>
                   <w:rPr>
                     <w:rFonts w:ascii="Arial" w:hAnsi="Arial" w:cs="Arial"/>
                     <w:color w:val="000000"/>
-                    <w:sz w:val="20"/>
-                    <w:szCs w:val="20"/>
+                    <w:sz w:val="18"/>
+                    <w:szCs w:val="18"/>
                     <w:lang w:val="es-CL" w:eastAsia="es-CL"/>
                   </w:rPr>
                   <w:t>Escriba aquí</w:t>
@@ -4020,8 +4020,8 @@
             <w:rPr>
               <w:rFonts w:ascii="Arial" w:hAnsi="Arial" w:cs="Arial"/>
               <w:color w:val="000000"/>
-              <w:sz w:val="20"/>
-              <w:szCs w:val="20"/>
+              <w:sz w:val="18"/>
+              <w:szCs w:val="18"/>
             </w:rPr>
             <w:alias w:val="participating_professionals[4].phone_email"/>
             <w:tag w:val="participating_professionals[4].phone_email"/>
@@ -4043,16 +4043,16 @@
                   <w:rPr>
                     <w:rFonts w:ascii="Arial" w:hAnsi="Arial" w:cs="Arial"/>
                     <w:color w:val="000000"/>
-                    <w:sz w:val="20"/>
-                    <w:szCs w:val="20"/>
+                    <w:sz w:val="18"/>
+                    <w:szCs w:val="18"/>
                   </w:rPr>
                 </w:pPr>
                 <w:r>
                   <w:rPr>
                     <w:rFonts w:ascii="Arial" w:hAnsi="Arial" w:cs="Arial"/>
                     <w:color w:val="000000"/>
-                    <w:sz w:val="20"/>
-                    <w:szCs w:val="20"/>
+                    <w:sz w:val="18"/>
+                    <w:szCs w:val="18"/>
                     <w:lang w:val="es-CL" w:eastAsia="es-CL"/>
                   </w:rPr>
                   <w:t>Escriba aquí</w:t>
@@ -4066,8 +4066,8 @@
             <w:rPr>
               <w:rFonts w:ascii="Arial" w:hAnsi="Arial" w:cs="Arial"/>
               <w:color w:val="000000"/>
-              <w:sz w:val="20"/>
-              <w:szCs w:val="20"/>
+              <w:sz w:val="18"/>
+              <w:szCs w:val="18"/>
             </w:rPr>
             <w:alias w:val="participating_professionals[4].professional_registration"/>
             <w:tag w:val="participating_professionals[4].professional_registration"/>
@@ -4089,16 +4089,16 @@
                   <w:rPr>
                     <w:rFonts w:ascii="Arial" w:hAnsi="Arial" w:cs="Arial"/>
                     <w:color w:val="000000"/>
-                    <w:sz w:val="20"/>
-                    <w:szCs w:val="20"/>
+                    <w:sz w:val="18"/>
+                    <w:szCs w:val="18"/>
                   </w:rPr>
                 </w:pPr>
                 <w:r>
                   <w:rPr>
                     <w:rFonts w:ascii="Arial" w:hAnsi="Arial" w:cs="Arial"/>
                     <w:color w:val="000000"/>
-                    <w:sz w:val="20"/>
-                    <w:szCs w:val="20"/>
+                    <w:sz w:val="18"/>
+                    <w:szCs w:val="18"/>
                     <w:lang w:val="es-CL" w:eastAsia="es-CL"/>
                   </w:rPr>
                   <w:t>Escriba aquí</w:t>
@@ -4367,8 +4367,8 @@
                   <w:rFonts w:ascii="MS Gothic" w:hAnsi="MS Gothic" w:cs="MS Gothic" w:eastAsia="MS Gothic"/>
                   <w:b/>
                   <w:color w:val="000000"/>
-                  <w:sz w:val="20"/>
-                  <w:szCs w:val="20"/>
+                  <w:sz w:val="18"/>
+                  <w:szCs w:val="18"/>
                 </w:rPr>
                 <w:alias w:val="nee_is_tel_expresivo"/>
                 <w:tag w:val="nee_is_tel_expresivo"/>
@@ -4386,8 +4386,8 @@
                     <w:rFonts w:ascii="MS Gothic" w:hAnsi="MS Gothic" w:cs="MS Gothic" w:eastAsia="MS Gothic"/>
                     <w:b/>
                     <w:color w:val="000000"/>
-                    <w:sz w:val="20"/>
-                    <w:szCs w:val="20"/>
+                    <w:sz w:val="18"/>
+                    <w:szCs w:val="18"/>
                   </w:rPr>
                   <w:t>☐</w:t>
                 </w:r>
@@ -4428,8 +4428,8 @@
                   <w:rFonts w:ascii="MS Gothic" w:hAnsi="MS Gothic" w:cs="MS Gothic" w:eastAsia="MS Gothic"/>
                   <w:b/>
                   <w:color w:val="000000"/>
-                  <w:sz w:val="20"/>
-                  <w:szCs w:val="20"/>
+                  <w:sz w:val="18"/>
+                  <w:szCs w:val="18"/>
                 </w:rPr>
                 <w:alias w:val="nee_is_tel_mixto"/>
                 <w:tag w:val="nee_is_tel_mixto"/>
@@ -4447,8 +4447,8 @@
                     <w:rFonts w:ascii="MS Gothic" w:hAnsi="MS Gothic" w:cs="MS Gothic" w:eastAsia="MS Gothic"/>
                     <w:b/>
                     <w:color w:val="000000"/>
-                    <w:sz w:val="20"/>
-                    <w:szCs w:val="20"/>
+                    <w:sz w:val="18"/>
+                    <w:szCs w:val="18"/>
                   </w:rPr>
                   <w:t>☐</w:t>
                 </w:r>
@@ -4528,8 +4528,8 @@
               <w:rPr>
                 <w:rFonts w:ascii="Arial" w:hAnsi="Arial" w:cs="Arial"/>
                 <w:color w:val="000000"/>
-                <w:sz w:val="20"/>
-                <w:szCs w:val="20"/>
+                <w:sz w:val="18"/>
+                <w:szCs w:val="18"/>
               </w:rPr>
               <w:alias w:val="current_diagnosis_issue_date"/>
               <w:tag w:val="current_diagnosis_issue_date"/>
@@ -4548,16 +4548,16 @@
                   <w:rPr>
                     <w:rFonts w:ascii="Arial" w:hAnsi="Arial" w:cs="Arial"/>
                     <w:color w:val="000000"/>
-                    <w:sz w:val="20"/>
-                    <w:szCs w:val="20"/>
+                    <w:sz w:val="18"/>
+                    <w:szCs w:val="18"/>
                   </w:rPr>
                 </w:pPr>
                 <w:r>
                   <w:rPr>
                     <w:rFonts w:ascii="Arial" w:hAnsi="Arial" w:cs="Arial"/>
                     <w:color w:val="000000"/>
-                    <w:sz w:val="20"/>
-                    <w:szCs w:val="20"/>
+                    <w:sz w:val="18"/>
+                    <w:szCs w:val="18"/>
                     <w:lang w:val="es-CL" w:eastAsia="es-CL"/>
                   </w:rPr>
                   <w:t>Escriba aquí</w:t>
@@ -4683,8 +4683,8 @@
                 <w:rPr>
                   <w:rFonts w:ascii="MS Gothic" w:hAnsi="MS Gothic" w:cs="MS Gothic" w:eastAsia="MS Gothic"/>
                   <w:color w:val="000000"/>
-                  <w:sz w:val="20"/>
-                  <w:szCs w:val="20"/>
+                  <w:sz w:val="18"/>
+                  <w:szCs w:val="18"/>
                 </w:rPr>
                 <w:alias w:val="diagnosis_changed_from_admission__si"/>
                 <w:tag w:val="diagnosis_changed_from_admission__si"/>
@@ -4701,8 +4701,8 @@
                   <w:rPr>
                     <w:rFonts w:ascii="MS Gothic" w:hAnsi="MS Gothic" w:cs="MS Gothic" w:eastAsia="MS Gothic"/>
                     <w:color w:val="000000"/>
-                    <w:sz w:val="20"/>
-                    <w:szCs w:val="20"/>
+                    <w:sz w:val="18"/>
+                    <w:szCs w:val="18"/>
                   </w:rPr>
                   <w:t>☐</w:t>
                 </w:r>
@@ -4758,8 +4758,8 @@
                 <w:rPr>
                   <w:rFonts w:ascii="MS Gothic" w:hAnsi="MS Gothic" w:cs="MS Gothic" w:eastAsia="MS Gothic"/>
                   <w:color w:val="000000"/>
-                  <w:sz w:val="20"/>
-                  <w:szCs w:val="20"/>
+                  <w:sz w:val="18"/>
+                  <w:szCs w:val="18"/>
                 </w:rPr>
                 <w:alias w:val="diagnosis_changed_from_admission__no"/>
                 <w:tag w:val="diagnosis_changed_from_admission__no"/>
@@ -4776,8 +4776,8 @@
                   <w:rPr>
                     <w:rFonts w:ascii="MS Gothic" w:hAnsi="MS Gothic" w:cs="MS Gothic" w:eastAsia="MS Gothic"/>
                     <w:color w:val="000000"/>
-                    <w:sz w:val="20"/>
-                    <w:szCs w:val="20"/>
+                    <w:sz w:val="18"/>
+                    <w:szCs w:val="18"/>
                   </w:rPr>
                   <w:t>☐</w:t>
                 </w:r>
@@ -4896,8 +4896,8 @@
                 <w:rFonts w:ascii="Arial" w:hAnsi="Arial" w:cs="Arial"/>
                 <w:b/>
                 <w:color w:val="000000"/>
-                <w:sz w:val="20"/>
-                <w:szCs w:val="20"/>
+                <w:sz w:val="18"/>
+                <w:szCs w:val="18"/>
               </w:rPr>
               <w:alias w:val="new_evaluations_revaluations"/>
               <w:tag w:val="new_evaluations_revaluations"/>
@@ -4915,16 +4915,16 @@
                     <w:rFonts w:ascii="Arial" w:hAnsi="Arial" w:cs="Arial"/>
                     <w:b/>
                     <w:color w:val="000000"/>
-                    <w:sz w:val="20"/>
-                    <w:szCs w:val="20"/>
+                    <w:sz w:val="18"/>
+                    <w:szCs w:val="18"/>
                   </w:rPr>
                 </w:pPr>
                 <w:r>
                   <w:rPr>
                     <w:rFonts w:ascii="Arial" w:hAnsi="Arial" w:cs="Arial"/>
                     <w:color w:val="000000"/>
-                    <w:sz w:val="20"/>
-                    <w:szCs w:val="20"/>
+                    <w:sz w:val="18"/>
+                    <w:szCs w:val="18"/>
                     <w:lang w:val="es-CL" w:eastAsia="es-CL"/>
                   </w:rPr>
                   <w:t>Escriba aquí</w:t>
@@ -4998,8 +4998,8 @@
             <w:rPr>
               <w:rFonts w:ascii="Arial" w:hAnsi="Arial" w:cs="Arial"/>
               <w:color w:val="000000"/>
-              <w:sz w:val="20"/>
-              <w:szCs w:val="20"/>
+              <w:sz w:val="18"/>
+              <w:szCs w:val="18"/>
             </w:rPr>
             <w:alias w:val="new_diagnosis_professional_data"/>
             <w:tag w:val="new_diagnosis_professional_data"/>
@@ -5025,16 +5025,16 @@
                   <w:rPr>
                     <w:rFonts w:ascii="Arial" w:hAnsi="Arial" w:cs="Arial"/>
                     <w:color w:val="000000"/>
-                    <w:sz w:val="20"/>
-                    <w:szCs w:val="20"/>
+                    <w:sz w:val="18"/>
+                    <w:szCs w:val="18"/>
                   </w:rPr>
                 </w:pPr>
                 <w:r>
                   <w:rPr>
                     <w:rFonts w:ascii="Arial" w:hAnsi="Arial" w:cs="Arial"/>
                     <w:color w:val="000000"/>
-                    <w:sz w:val="20"/>
-                    <w:szCs w:val="20"/>
+                    <w:sz w:val="18"/>
+                    <w:szCs w:val="18"/>
                     <w:lang w:val="es-CL" w:eastAsia="es-CL"/>
                   </w:rPr>
                   <w:t>Escriba aquí</w:t>
@@ -5472,8 +5472,8 @@
               <w:rPr>
                 <w:rFonts w:ascii="Arial" w:hAnsi="Arial" w:cs="Arial"/>
                 <w:color w:val="000000"/>
-                <w:sz w:val="20"/>
-                <w:szCs w:val="20"/>
+                <w:sz w:val="18"/>
+                <w:szCs w:val="18"/>
               </w:rPr>
               <w:alias w:val="student_educational_progress_sen"/>
               <w:tag w:val="student_educational_progress_sen"/>
@@ -5491,16 +5491,16 @@
                   <w:rPr>
                     <w:rFonts w:ascii="Arial" w:hAnsi="Arial" w:cs="Arial"/>
                     <w:color w:val="000000"/>
-                    <w:sz w:val="20"/>
-                    <w:szCs w:val="20"/>
+                    <w:sz w:val="18"/>
+                    <w:szCs w:val="18"/>
                   </w:rPr>
                 </w:pPr>
                 <w:r>
                   <w:rPr>
                     <w:rFonts w:ascii="Arial" w:hAnsi="Arial" w:cs="Arial"/>
                     <w:color w:val="000000"/>
-                    <w:sz w:val="20"/>
-                    <w:szCs w:val="20"/>
+                    <w:sz w:val="18"/>
+                    <w:szCs w:val="18"/>
                     <w:lang w:val="es-CL" w:eastAsia="es-CL"/>
                   </w:rPr>
                   <w:t>Escriba aquí</w:t>
@@ -5638,8 +5638,8 @@
                 <w:rFonts w:ascii="Arial" w:hAnsi="Arial" w:cs="Arial"/>
                 <w:b/>
                 <w:color w:val="000000"/>
-                <w:sz w:val="20"/>
-                <w:szCs w:val="20"/>
+                <w:sz w:val="18"/>
+                <w:szCs w:val="18"/>
               </w:rPr>
               <w:alias w:val="main_difficulty_areas_summary"/>
               <w:tag w:val="main_difficulty_areas_summary"/>
@@ -5658,16 +5658,16 @@
                     <w:rFonts w:ascii="Arial" w:hAnsi="Arial" w:cs="Arial"/>
                     <w:b/>
                     <w:color w:val="000000"/>
-                    <w:sz w:val="20"/>
-                    <w:szCs w:val="20"/>
+                    <w:sz w:val="18"/>
+                    <w:szCs w:val="18"/>
                   </w:rPr>
                 </w:pPr>
                 <w:r>
                   <w:rPr>
                     <w:rFonts w:ascii="Arial" w:hAnsi="Arial" w:cs="Arial"/>
                     <w:color w:val="000000"/>
-                    <w:sz w:val="20"/>
-                    <w:szCs w:val="20"/>
+                    <w:sz w:val="18"/>
+                    <w:szCs w:val="18"/>
                     <w:lang w:val="es-CL" w:eastAsia="es-CL"/>
                   </w:rPr>
                   <w:t>Escriba aquí</w:t>
@@ -5727,8 +5727,8 @@
                 <w:rPr>
                   <w:rFonts w:ascii="MS Gothic" w:hAnsi="MS Gothic" w:cs="MS Gothic" w:eastAsia="MS Gothic"/>
                   <w:color w:val="000000"/>
-                  <w:sz w:val="20"/>
-                  <w:szCs w:val="20"/>
+                  <w:sz w:val="18"/>
+                  <w:szCs w:val="18"/>
                 </w:rPr>
                 <w:alias w:val="nee_maintained__si"/>
                 <w:tag w:val="nee_maintained__si"/>
@@ -5745,8 +5745,8 @@
                   <w:rPr>
                     <w:rFonts w:ascii="MS Gothic" w:hAnsi="MS Gothic" w:cs="MS Gothic" w:eastAsia="MS Gothic"/>
                     <w:color w:val="000000"/>
-                    <w:sz w:val="20"/>
-                    <w:szCs w:val="20"/>
+                    <w:sz w:val="18"/>
+                    <w:szCs w:val="18"/>
                   </w:rPr>
                   <w:t>☐</w:t>
                 </w:r>
@@ -5781,8 +5781,8 @@
                 <w:rPr>
                   <w:rFonts w:ascii="MS Gothic" w:hAnsi="MS Gothic" w:cs="MS Gothic" w:eastAsia="MS Gothic"/>
                   <w:color w:val="000000"/>
-                  <w:sz w:val="20"/>
-                  <w:szCs w:val="20"/>
+                  <w:sz w:val="18"/>
+                  <w:szCs w:val="18"/>
                 </w:rPr>
                 <w:alias w:val="nee_maintained__no"/>
                 <w:tag w:val="nee_maintained__no"/>
@@ -5799,8 +5799,8 @@
                   <w:rPr>
                     <w:rFonts w:ascii="MS Gothic" w:hAnsi="MS Gothic" w:cs="MS Gothic" w:eastAsia="MS Gothic"/>
                     <w:color w:val="000000"/>
-                    <w:sz w:val="20"/>
-                    <w:szCs w:val="20"/>
+                    <w:sz w:val="18"/>
+                    <w:szCs w:val="18"/>
                   </w:rPr>
                   <w:t>☐</w:t>
                 </w:r>
@@ -5913,8 +5913,8 @@
                 <w:rPr>
                   <w:rFonts w:ascii="MS Gothic" w:hAnsi="MS Gothic" w:cs="MS Gothic" w:eastAsia="MS Gothic"/>
                   <w:color w:val="000000"/>
-                  <w:sz w:val="20"/>
-                  <w:szCs w:val="20"/>
+                  <w:sz w:val="18"/>
+                  <w:szCs w:val="18"/>
                 </w:rPr>
                 <w:alias w:val="requires_specialized_support__si"/>
                 <w:tag w:val="requires_specialized_support__si"/>
@@ -5931,8 +5931,8 @@
                   <w:rPr>
                     <w:rFonts w:ascii="MS Gothic" w:hAnsi="MS Gothic" w:cs="MS Gothic" w:eastAsia="MS Gothic"/>
                     <w:color w:val="000000"/>
-                    <w:sz w:val="20"/>
-                    <w:szCs w:val="20"/>
+                    <w:sz w:val="18"/>
+                    <w:szCs w:val="18"/>
                   </w:rPr>
                   <w:t>☐</w:t>
                 </w:r>
@@ -5967,8 +5967,8 @@
                 <w:rPr>
                   <w:rFonts w:ascii="MS Gothic" w:hAnsi="MS Gothic" w:cs="MS Gothic" w:eastAsia="MS Gothic"/>
                   <w:color w:val="000000"/>
-                  <w:sz w:val="20"/>
-                  <w:szCs w:val="20"/>
+                  <w:sz w:val="18"/>
+                  <w:szCs w:val="18"/>
                 </w:rPr>
                 <w:alias w:val="requires_specialized_support__no"/>
                 <w:tag w:val="requires_specialized_support__no"/>
@@ -5985,8 +5985,8 @@
                   <w:rPr>
                     <w:rFonts w:ascii="MS Gothic" w:hAnsi="MS Gothic" w:cs="MS Gothic" w:eastAsia="MS Gothic"/>
                     <w:color w:val="000000"/>
-                    <w:sz w:val="20"/>
-                    <w:szCs w:val="20"/>
+                    <w:sz w:val="18"/>
+                    <w:szCs w:val="18"/>
                   </w:rPr>
                   <w:t>☐</w:t>
                 </w:r>
@@ -6048,8 +6048,8 @@
                 <w:rFonts w:ascii="Arial" w:hAnsi="Arial" w:cs="Arial"/>
                 <w:b/>
                 <w:color w:val="000000"/>
-                <w:sz w:val="20"/>
-                <w:szCs w:val="20"/>
+                <w:sz w:val="18"/>
+                <w:szCs w:val="18"/>
               </w:rPr>
               <w:alias w:val="nee_synthesis_observations"/>
               <w:tag w:val="nee_synthesis_observations"/>
@@ -6067,16 +6067,16 @@
                     <w:rFonts w:ascii="Arial" w:hAnsi="Arial" w:cs="Arial"/>
                     <w:b/>
                     <w:color w:val="000000"/>
-                    <w:sz w:val="20"/>
-                    <w:szCs w:val="20"/>
+                    <w:sz w:val="18"/>
+                    <w:szCs w:val="18"/>
                   </w:rPr>
                 </w:pPr>
                 <w:r>
                   <w:rPr>
                     <w:rFonts w:ascii="Arial" w:hAnsi="Arial" w:cs="Arial"/>
                     <w:color w:val="000000"/>
-                    <w:sz w:val="20"/>
-                    <w:szCs w:val="20"/>
+                    <w:sz w:val="18"/>
+                    <w:szCs w:val="18"/>
                     <w:lang w:val="es-CL" w:eastAsia="es-CL"/>
                   </w:rPr>
                   <w:t>Escriba aquí</w:t>
@@ -6202,8 +6202,8 @@
                 <w:rPr>
                   <w:rFonts w:ascii="Arial" w:hAnsi="Arial" w:cs="Arial"/>
                   <w:color w:val="000000"/>
-                  <w:sz w:val="20"/>
-                  <w:szCs w:val="20"/>
+                  <w:sz w:val="18"/>
+                  <w:szCs w:val="18"/>
                 </w:rPr>
                 <w:alias w:val="evidence_documents_count"/>
                 <w:tag w:val="evidence_documents_count"/>
@@ -6219,8 +6219,8 @@
                   <w:rPr>
                     <w:rFonts w:ascii="Arial" w:hAnsi="Arial" w:cs="Arial"/>
                     <w:color w:val="000000"/>
-                    <w:sz w:val="20"/>
-                    <w:szCs w:val="20"/>
+                    <w:sz w:val="18"/>
+                    <w:szCs w:val="18"/>
                     <w:lang w:val="es-CL" w:eastAsia="es-CL"/>
                   </w:rPr>
                   <w:t>Escriba aquí</w:t>
@@ -6297,8 +6297,8 @@
                 <w:rPr>
                   <w:rFonts w:ascii="MS Gothic" w:hAnsi="MS Gothic" w:cs="MS Gothic" w:eastAsia="MS Gothic"/>
                   <w:color w:val="000000"/>
-                  <w:sz w:val="20"/>
-                  <w:szCs w:val="20"/>
+                  <w:sz w:val="18"/>
+                  <w:szCs w:val="18"/>
                 </w:rPr>
                 <w:alias w:val="evidence_anamnesis"/>
                 <w:tag w:val="evidence_anamnesis"/>
@@ -6315,8 +6315,8 @@
                   <w:rPr>
                     <w:rFonts w:ascii="MS Gothic" w:hAnsi="MS Gothic" w:cs="MS Gothic" w:eastAsia="MS Gothic"/>
                     <w:color w:val="000000"/>
-                    <w:sz w:val="20"/>
-                    <w:szCs w:val="20"/>
+                    <w:sz w:val="18"/>
+                    <w:szCs w:val="18"/>
                   </w:rPr>
                   <w:t>☐</w:t>
                 </w:r>
@@ -6335,8 +6335,8 @@
                 <w:rPr>
                   <w:rFonts w:ascii="MS Gothic" w:hAnsi="MS Gothic" w:cs="MS Gothic" w:eastAsia="MS Gothic"/>
                   <w:color w:val="000000"/>
-                  <w:sz w:val="20"/>
-                  <w:szCs w:val="20"/>
+                  <w:sz w:val="18"/>
+                  <w:szCs w:val="18"/>
                 </w:rPr>
                 <w:alias w:val="evidence_family_interview"/>
                 <w:tag w:val="evidence_family_interview"/>
@@ -6353,8 +6353,8 @@
                   <w:rPr>
                     <w:rFonts w:ascii="MS Gothic" w:hAnsi="MS Gothic" w:cs="MS Gothic" w:eastAsia="MS Gothic"/>
                     <w:color w:val="000000"/>
-                    <w:sz w:val="20"/>
-                    <w:szCs w:val="20"/>
+                    <w:sz w:val="18"/>
+                    <w:szCs w:val="18"/>
                   </w:rPr>
                   <w:t>☐</w:t>
                 </w:r>
@@ -6389,8 +6389,8 @@
                 <w:rPr>
                   <w:rFonts w:ascii="MS Gothic" w:hAnsi="MS Gothic" w:cs="MS Gothic" w:eastAsia="MS Gothic"/>
                   <w:color w:val="000000"/>
-                  <w:sz w:val="20"/>
-                  <w:szCs w:val="20"/>
+                  <w:sz w:val="18"/>
+                  <w:szCs w:val="18"/>
                 </w:rPr>
                 <w:alias w:val="evidence_observation_guideline"/>
                 <w:tag w:val="evidence_observation_guideline"/>
@@ -6407,8 +6407,8 @@
                   <w:rPr>
                     <w:rFonts w:ascii="MS Gothic" w:hAnsi="MS Gothic" w:cs="MS Gothic" w:eastAsia="MS Gothic"/>
                     <w:color w:val="000000"/>
-                    <w:sz w:val="20"/>
-                    <w:szCs w:val="20"/>
+                    <w:sz w:val="18"/>
+                    <w:szCs w:val="18"/>
                   </w:rPr>
                   <w:t>☐</w:t>
                 </w:r>
@@ -6443,8 +6443,8 @@
                 <w:rPr>
                   <w:rFonts w:ascii="MS Gothic" w:hAnsi="MS Gothic" w:cs="MS Gothic" w:eastAsia="MS Gothic"/>
                   <w:color w:val="000000"/>
-                  <w:sz w:val="20"/>
-                  <w:szCs w:val="20"/>
+                  <w:sz w:val="18"/>
+                  <w:szCs w:val="18"/>
                 </w:rPr>
                 <w:alias w:val="evidence_evaluation_protocols"/>
                 <w:tag w:val="evidence_evaluation_protocols"/>
@@ -6461,8 +6461,8 @@
                   <w:rPr>
                     <w:rFonts w:ascii="MS Gothic" w:hAnsi="MS Gothic" w:cs="MS Gothic" w:eastAsia="MS Gothic"/>
                     <w:color w:val="000000"/>
-                    <w:sz w:val="20"/>
-                    <w:szCs w:val="20"/>
+                    <w:sz w:val="18"/>
+                    <w:szCs w:val="18"/>
                   </w:rPr>
                   <w:t>☐</w:t>
                 </w:r>
@@ -6491,8 +6491,8 @@
                 <w:rPr>
                   <w:rFonts w:ascii="MS Gothic" w:hAnsi="MS Gothic" w:cs="MS Gothic" w:eastAsia="MS Gothic"/>
                   <w:color w:val="000000"/>
-                  <w:sz w:val="20"/>
-                  <w:szCs w:val="20"/>
+                  <w:sz w:val="18"/>
+                  <w:szCs w:val="18"/>
                 </w:rPr>
                 <w:alias w:val="evidence_report_school"/>
                 <w:tag w:val="evidence_report_school"/>
@@ -6509,8 +6509,8 @@
                   <w:rPr>
                     <w:rFonts w:ascii="MS Gothic" w:hAnsi="MS Gothic" w:cs="MS Gothic" w:eastAsia="MS Gothic"/>
                     <w:color w:val="000000"/>
-                    <w:sz w:val="20"/>
-                    <w:szCs w:val="20"/>
+                    <w:sz w:val="18"/>
+                    <w:szCs w:val="18"/>
                   </w:rPr>
                   <w:t>☐</w:t>
                 </w:r>
@@ -6537,8 +6537,8 @@
                 <w:rPr>
                   <w:rFonts w:ascii="MS Gothic" w:hAnsi="MS Gothic" w:cs="MS Gothic" w:eastAsia="MS Gothic"/>
                   <w:color w:val="000000"/>
-                  <w:sz w:val="20"/>
-                  <w:szCs w:val="20"/>
+                  <w:sz w:val="18"/>
+                  <w:szCs w:val="18"/>
                 </w:rPr>
                 <w:alias w:val="evidence_report_social"/>
                 <w:tag w:val="evidence_report_social"/>
@@ -6555,8 +6555,8 @@
                   <w:rPr>
                     <w:rFonts w:ascii="MS Gothic" w:hAnsi="MS Gothic" w:cs="MS Gothic" w:eastAsia="MS Gothic"/>
                     <w:color w:val="000000"/>
-                    <w:sz w:val="20"/>
-                    <w:szCs w:val="20"/>
+                    <w:sz w:val="18"/>
+                    <w:szCs w:val="18"/>
                   </w:rPr>
                   <w:t>☐</w:t>
                 </w:r>
@@ -6591,8 +6591,8 @@
                 <w:rPr>
                   <w:rFonts w:ascii="MS Gothic" w:hAnsi="MS Gothic" w:cs="MS Gothic" w:eastAsia="MS Gothic"/>
                   <w:color w:val="000000"/>
-                  <w:sz w:val="20"/>
-                  <w:szCs w:val="20"/>
+                  <w:sz w:val="18"/>
+                  <w:szCs w:val="18"/>
                 </w:rPr>
                 <w:alias w:val="evidence_report_psychological"/>
                 <w:tag w:val="evidence_report_psychological"/>
@@ -6609,8 +6609,8 @@
                   <w:rPr>
                     <w:rFonts w:ascii="MS Gothic" w:hAnsi="MS Gothic" w:cs="MS Gothic" w:eastAsia="MS Gothic"/>
                     <w:color w:val="000000"/>
-                    <w:sz w:val="20"/>
-                    <w:szCs w:val="20"/>
+                    <w:sz w:val="18"/>
+                    <w:szCs w:val="18"/>
                   </w:rPr>
                   <w:t>☐</w:t>
                 </w:r>
@@ -6645,8 +6645,8 @@
                 <w:rPr>
                   <w:rFonts w:ascii="MS Gothic" w:hAnsi="MS Gothic" w:cs="MS Gothic" w:eastAsia="MS Gothic"/>
                   <w:color w:val="000000"/>
-                  <w:sz w:val="20"/>
-                  <w:szCs w:val="20"/>
+                  <w:sz w:val="18"/>
+                  <w:szCs w:val="18"/>
                 </w:rPr>
                 <w:alias w:val="evidence_report_fonoaudiological"/>
                 <w:tag w:val="evidence_report_fonoaudiological"/>
@@ -6663,8 +6663,8 @@
                   <w:rPr>
                     <w:rFonts w:ascii="MS Gothic" w:hAnsi="MS Gothic" w:cs="MS Gothic" w:eastAsia="MS Gothic"/>
                     <w:color w:val="000000"/>
-                    <w:sz w:val="20"/>
-                    <w:szCs w:val="20"/>
+                    <w:sz w:val="18"/>
+                    <w:szCs w:val="18"/>
                   </w:rPr>
                   <w:t>☐</w:t>
                 </w:r>
@@ -6699,8 +6699,8 @@
                 <w:rPr>
                   <w:rFonts w:ascii="MS Gothic" w:hAnsi="MS Gothic" w:cs="MS Gothic" w:eastAsia="MS Gothic"/>
                   <w:color w:val="000000"/>
-                  <w:sz w:val="20"/>
-                  <w:szCs w:val="20"/>
+                  <w:sz w:val="18"/>
+                  <w:szCs w:val="18"/>
                 </w:rPr>
                 <w:alias w:val="evidence_report_pedagogical"/>
                 <w:tag w:val="evidence_report_pedagogical"/>
@@ -6717,8 +6717,8 @@
                   <w:rPr>
                     <w:rFonts w:ascii="MS Gothic" w:hAnsi="MS Gothic" w:cs="MS Gothic" w:eastAsia="MS Gothic"/>
                     <w:color w:val="000000"/>
-                    <w:sz w:val="20"/>
-                    <w:szCs w:val="20"/>
+                    <w:sz w:val="18"/>
+                    <w:szCs w:val="18"/>
                   </w:rPr>
                   <w:t>☐</w:t>
                 </w:r>
@@ -6737,8 +6737,8 @@
                 <w:rPr>
                   <w:rFonts w:ascii="MS Gothic" w:hAnsi="MS Gothic" w:cs="MS Gothic" w:eastAsia="MS Gothic"/>
                   <w:color w:val="000000"/>
-                  <w:sz w:val="20"/>
-                  <w:szCs w:val="20"/>
+                  <w:sz w:val="18"/>
+                  <w:szCs w:val="18"/>
                 </w:rPr>
                 <w:alias w:val="evidence_report_psychopedagogical"/>
                 <w:tag w:val="evidence_report_psychopedagogical"/>
@@ -6755,8 +6755,8 @@
                   <w:rPr>
                     <w:rFonts w:ascii="MS Gothic" w:hAnsi="MS Gothic" w:cs="MS Gothic" w:eastAsia="MS Gothic"/>
                     <w:color w:val="000000"/>
-                    <w:sz w:val="20"/>
-                    <w:szCs w:val="20"/>
+                    <w:sz w:val="18"/>
+                    <w:szCs w:val="18"/>
                   </w:rPr>
                   <w:t>☐</w:t>
                 </w:r>
@@ -6775,8 +6775,8 @@
                 <w:rPr>
                   <w:rFonts w:ascii="MS Gothic" w:hAnsi="MS Gothic" w:cs="MS Gothic" w:eastAsia="MS Gothic"/>
                   <w:color w:val="000000"/>
-                  <w:sz w:val="20"/>
-                  <w:szCs w:val="20"/>
+                  <w:sz w:val="18"/>
+                  <w:szCs w:val="18"/>
                 </w:rPr>
                 <w:alias w:val="evidence_learning_evaluation"/>
                 <w:tag w:val="evidence_learning_evaluation"/>
@@ -6793,8 +6793,8 @@
                   <w:rPr>
                     <w:rFonts w:ascii="MS Gothic" w:hAnsi="MS Gothic" w:cs="MS Gothic" w:eastAsia="MS Gothic"/>
                     <w:color w:val="000000"/>
-                    <w:sz w:val="20"/>
-                    <w:szCs w:val="20"/>
+                    <w:sz w:val="18"/>
+                    <w:szCs w:val="18"/>
                   </w:rPr>
                   <w:t>☐</w:t>
                 </w:r>
@@ -6831,8 +6831,8 @@
                 <w:rPr>
                   <w:rFonts w:ascii="MS Gothic" w:hAnsi="MS Gothic" w:cs="MS Gothic" w:eastAsia="MS Gothic"/>
                   <w:color w:val="000000"/>
-                  <w:sz w:val="20"/>
-                  <w:szCs w:val="20"/>
+                  <w:sz w:val="18"/>
+                  <w:szCs w:val="18"/>
                 </w:rPr>
                 <w:alias w:val="evidence_general_health_exam"/>
                 <w:tag w:val="evidence_general_health_exam"/>
@@ -6849,8 +6849,8 @@
                   <w:rPr>
                     <w:rFonts w:ascii="MS Gothic" w:hAnsi="MS Gothic" w:cs="MS Gothic" w:eastAsia="MS Gothic"/>
                     <w:color w:val="000000"/>
-                    <w:sz w:val="20"/>
-                    <w:szCs w:val="20"/>
+                    <w:sz w:val="18"/>
+                    <w:szCs w:val="18"/>
                   </w:rPr>
                   <w:t>☐</w:t>
                 </w:r>
@@ -6885,8 +6885,8 @@
                 <w:rPr>
                   <w:rFonts w:ascii="MS Gothic" w:hAnsi="MS Gothic" w:cs="MS Gothic" w:eastAsia="MS Gothic"/>
                   <w:color w:val="000000"/>
-                  <w:sz w:val="20"/>
-                  <w:szCs w:val="20"/>
+                  <w:sz w:val="18"/>
+                  <w:szCs w:val="18"/>
                 </w:rPr>
                 <w:alias w:val="evidence_specialized_health_exam"/>
                 <w:tag w:val="evidence_specialized_health_exam"/>
@@ -6903,8 +6903,8 @@
                   <w:rPr>
                     <w:rFonts w:ascii="MS Gothic" w:hAnsi="MS Gothic" w:cs="MS Gothic" w:eastAsia="MS Gothic"/>
                     <w:color w:val="000000"/>
-                    <w:sz w:val="20"/>
-                    <w:szCs w:val="20"/>
+                    <w:sz w:val="18"/>
+                    <w:szCs w:val="18"/>
                   </w:rPr>
                   <w:t>☐</w:t>
                 </w:r>
@@ -6931,8 +6931,8 @@
                 <w:rPr>
                   <w:rFonts w:ascii="Arial" w:hAnsi="Arial" w:cs="Arial"/>
                   <w:color w:val="000000"/>
-                  <w:sz w:val="20"/>
-                  <w:szCs w:val="20"/>
+                  <w:sz w:val="18"/>
+                  <w:szCs w:val="18"/>
                 </w:rPr>
                 <w:alias w:val="evidence_specialized_health_detail"/>
                 <w:tag w:val="evidence_specialized_health_detail"/>
@@ -6948,8 +6948,8 @@
                   <w:rPr>
                     <w:rFonts w:ascii="Arial" w:hAnsi="Arial" w:cs="Arial"/>
                     <w:color w:val="000000"/>
-                    <w:sz w:val="20"/>
-                    <w:szCs w:val="20"/>
+                    <w:sz w:val="18"/>
+                    <w:szCs w:val="18"/>
                     <w:lang w:val="es-CL" w:eastAsia="es-CL"/>
                   </w:rPr>
                   <w:t>Escriba aquí</w:t>
@@ -7000,8 +7000,8 @@
                 <w:rPr>
                   <w:rFonts w:ascii="MS Gothic" w:hAnsi="MS Gothic" w:cs="MS Gothic" w:eastAsia="MS Gothic"/>
                   <w:color w:val="000000"/>
-                  <w:sz w:val="20"/>
-                  <w:szCs w:val="20"/>
+                  <w:sz w:val="18"/>
+                  <w:szCs w:val="18"/>
                 </w:rPr>
                 <w:alias w:val="evidence_other"/>
                 <w:tag w:val="evidence_other"/>
@@ -7018,8 +7018,8 @@
                   <w:rPr>
                     <w:rFonts w:ascii="MS Gothic" w:hAnsi="MS Gothic" w:cs="MS Gothic" w:eastAsia="MS Gothic"/>
                     <w:color w:val="000000"/>
-                    <w:sz w:val="20"/>
-                    <w:szCs w:val="20"/>
+                    <w:sz w:val="18"/>
+                    <w:szCs w:val="18"/>
                   </w:rPr>
                   <w:t>☐</w:t>
                 </w:r>
@@ -7046,8 +7046,8 @@
                 <w:rPr>
                   <w:rFonts w:ascii="Arial" w:hAnsi="Arial" w:cs="Arial"/>
                   <w:color w:val="000000"/>
-                  <w:sz w:val="20"/>
-                  <w:szCs w:val="20"/>
+                  <w:sz w:val="18"/>
+                  <w:szCs w:val="18"/>
                 </w:rPr>
                 <w:alias w:val="evidence_other_detail"/>
                 <w:tag w:val="evidence_other_detail"/>
@@ -7063,8 +7063,8 @@
                   <w:rPr>
                     <w:rFonts w:ascii="Arial" w:hAnsi="Arial" w:cs="Arial"/>
                     <w:color w:val="000000"/>
-                    <w:sz w:val="20"/>
-                    <w:szCs w:val="20"/>
+                    <w:sz w:val="18"/>
+                    <w:szCs w:val="18"/>
                     <w:lang w:val="es-CL" w:eastAsia="es-CL"/>
                   </w:rPr>
                   <w:t>Escriba aquí</w:t>
@@ -7202,8 +7202,8 @@
                   <w:rFonts w:ascii="Arial" w:hAnsi="Arial" w:cs="Arial"/>
                   <w:b/>
                   <w:color w:val="000000"/>
-                  <w:sz w:val="20"/>
-                  <w:szCs w:val="20"/>
+                  <w:sz w:val="18"/>
+                  <w:szCs w:val="18"/>
                   <w:shd w:val="clear" w:color="auto" w:fill="D9D9D9"/>
                 </w:rPr>
                 <w:alias w:val="identification_number"/>
@@ -7220,8 +7220,8 @@
                   <w:rPr>
                     <w:rFonts w:ascii="Arial" w:hAnsi="Arial" w:cs="Arial"/>
                     <w:color w:val="000000"/>
-                    <w:sz w:val="20"/>
-                    <w:szCs w:val="20"/>
+                    <w:sz w:val="18"/>
+                    <w:szCs w:val="18"/>
                     <w:lang w:val="es-CL" w:eastAsia="es-CL"/>
                   </w:rPr>
                   <w:t>Escriba aquí</w:t>
@@ -7554,8 +7554,8 @@
               <w:rPr>
                 <w:rFonts w:ascii="Arial" w:hAnsi="Arial" w:cs="Arial"/>
                 <w:color w:val="000000"/>
-                <w:sz w:val="20"/>
-                <w:szCs w:val="20"/>
+                <w:sz w:val="18"/>
+                <w:szCs w:val="18"/>
               </w:rPr>
               <w:alias w:val="specialized_curricular_achievements"/>
               <w:tag w:val="specialized_curricular_achievements"/>
@@ -7574,16 +7574,16 @@
                   <w:rPr>
                     <w:rFonts w:ascii="Arial" w:hAnsi="Arial" w:cs="Arial"/>
                     <w:color w:val="000000"/>
-                    <w:sz w:val="20"/>
-                    <w:szCs w:val="20"/>
+                    <w:sz w:val="18"/>
+                    <w:szCs w:val="18"/>
                   </w:rPr>
                 </w:pPr>
                 <w:r>
                   <w:rPr>
                     <w:rFonts w:ascii="Arial" w:hAnsi="Arial" w:cs="Arial"/>
                     <w:color w:val="000000"/>
-                    <w:sz w:val="20"/>
-                    <w:szCs w:val="20"/>
+                    <w:sz w:val="18"/>
+                    <w:szCs w:val="18"/>
                     <w:lang w:val="es-CL" w:eastAsia="es-CL"/>
                   </w:rPr>
                   <w:t>Escriba aquí</w:t>
@@ -7796,8 +7796,8 @@
               <w:rPr>
                 <w:rFonts w:ascii="Arial" w:hAnsi="Arial" w:cs="Arial"/>
                 <w:color w:val="000000"/>
-                <w:sz w:val="20"/>
-                <w:szCs w:val="20"/>
+                <w:sz w:val="18"/>
+                <w:szCs w:val="18"/>
               </w:rPr>
               <w:alias w:val="specialized_unachieved_learning"/>
               <w:tag w:val="specialized_unachieved_learning"/>
@@ -7815,16 +7815,16 @@
                   <w:rPr>
                     <w:rFonts w:ascii="Arial" w:hAnsi="Arial" w:cs="Arial"/>
                     <w:color w:val="000000"/>
-                    <w:sz w:val="20"/>
-                    <w:szCs w:val="20"/>
+                    <w:sz w:val="18"/>
+                    <w:szCs w:val="18"/>
                   </w:rPr>
                 </w:pPr>
                 <w:r>
                   <w:rPr>
                     <w:rFonts w:ascii="Arial" w:hAnsi="Arial" w:cs="Arial"/>
                     <w:color w:val="000000"/>
-                    <w:sz w:val="20"/>
-                    <w:szCs w:val="20"/>
+                    <w:sz w:val="18"/>
+                    <w:szCs w:val="18"/>
                     <w:lang w:val="es-CL" w:eastAsia="es-CL"/>
                   </w:rPr>
                   <w:t>Escriba aquí</w:t>
@@ -7995,8 +7995,8 @@
               <w:rPr>
                 <w:rFonts w:ascii="Arial" w:hAnsi="Arial" w:cs="Arial"/>
                 <w:color w:val="000000"/>
-                <w:sz w:val="20"/>
-                <w:szCs w:val="20"/>
+                <w:sz w:val="18"/>
+                <w:szCs w:val="18"/>
               </w:rPr>
               <w:alias w:val="specialized_context_participation"/>
               <w:tag w:val="specialized_context_participation"/>
@@ -8014,16 +8014,16 @@
                   <w:rPr>
                     <w:rFonts w:ascii="Arial" w:hAnsi="Arial" w:cs="Arial"/>
                     <w:color w:val="000000"/>
-                    <w:sz w:val="20"/>
-                    <w:szCs w:val="20"/>
+                    <w:sz w:val="18"/>
+                    <w:szCs w:val="18"/>
                   </w:rPr>
                 </w:pPr>
                 <w:r>
                   <w:rPr>
                     <w:rFonts w:ascii="Arial" w:hAnsi="Arial" w:cs="Arial"/>
                     <w:color w:val="000000"/>
-                    <w:sz w:val="20"/>
-                    <w:szCs w:val="20"/>
+                    <w:sz w:val="18"/>
+                    <w:szCs w:val="18"/>
                     <w:lang w:val="es-CL" w:eastAsia="es-CL"/>
                   </w:rPr>
                   <w:t>Escriba aquí</w:t>
@@ -8163,8 +8163,8 @@
               <w:rPr>
                 <w:rFonts w:ascii="Arial" w:hAnsi="Arial" w:cs="Arial"/>
                 <w:color w:val="000000"/>
-                <w:sz w:val="20"/>
-                <w:szCs w:val="20"/>
+                <w:sz w:val="18"/>
+                <w:szCs w:val="18"/>
               </w:rPr>
               <w:alias w:val="specialized_barriers_reduction"/>
               <w:tag w:val="specialized_barriers_reduction"/>
@@ -8182,16 +8182,16 @@
                   <w:rPr>
                     <w:rFonts w:ascii="Arial" w:hAnsi="Arial" w:cs="Arial"/>
                     <w:color w:val="000000"/>
-                    <w:sz w:val="20"/>
-                    <w:szCs w:val="20"/>
+                    <w:sz w:val="18"/>
+                    <w:szCs w:val="18"/>
                   </w:rPr>
                 </w:pPr>
                 <w:r>
                   <w:rPr>
                     <w:rFonts w:ascii="Arial" w:hAnsi="Arial" w:cs="Arial"/>
                     <w:color w:val="000000"/>
-                    <w:sz w:val="20"/>
-                    <w:szCs w:val="20"/>
+                    <w:sz w:val="18"/>
+                    <w:szCs w:val="18"/>
                     <w:lang w:val="es-CL" w:eastAsia="es-CL"/>
                   </w:rPr>
                   <w:t>Escriba aquí</w:t>
@@ -8391,8 +8391,8 @@
               <w:rPr>
                 <w:rFonts w:ascii="Arial" w:hAnsi="Arial" w:cs="Arial"/>
                 <w:color w:val="000000"/>
-                <w:sz w:val="20"/>
-                <w:szCs w:val="20"/>
+                <w:sz w:val="18"/>
+                <w:szCs w:val="18"/>
               </w:rPr>
               <w:alias w:val="specialized_family_participation"/>
               <w:tag w:val="specialized_family_participation"/>
@@ -8409,16 +8409,16 @@
                   <w:rPr>
                     <w:rFonts w:ascii="Arial" w:hAnsi="Arial" w:cs="Arial"/>
                     <w:color w:val="000000"/>
-                    <w:sz w:val="20"/>
-                    <w:szCs w:val="20"/>
+                    <w:sz w:val="18"/>
+                    <w:szCs w:val="18"/>
                   </w:rPr>
                 </w:pPr>
                 <w:r>
                   <w:rPr>
                     <w:rFonts w:ascii="Arial" w:hAnsi="Arial" w:cs="Arial"/>
                     <w:color w:val="000000"/>
-                    <w:sz w:val="20"/>
-                    <w:szCs w:val="20"/>
+                    <w:sz w:val="18"/>
+                    <w:szCs w:val="18"/>
                     <w:lang w:val="es-CL" w:eastAsia="es-CL"/>
                   </w:rPr>
                   <w:t>Escriba aquí</w:t>
@@ -8520,8 +8520,8 @@
               <w:rPr>
                 <w:rFonts w:ascii="Arial" w:hAnsi="Arial" w:cs="Arial"/>
                 <w:color w:val="000000"/>
-                <w:sz w:val="20"/>
-                <w:szCs w:val="20"/>
+                <w:sz w:val="18"/>
+                <w:szCs w:val="18"/>
               </w:rPr>
               <w:alias w:val="specialized_next_period_emphasis"/>
               <w:tag w:val="specialized_next_period_emphasis"/>
@@ -8538,16 +8538,16 @@
                   <w:rPr>
                     <w:rFonts w:ascii="Arial" w:hAnsi="Arial" w:cs="Arial"/>
                     <w:color w:val="000000"/>
-                    <w:sz w:val="20"/>
-                    <w:szCs w:val="20"/>
+                    <w:sz w:val="18"/>
+                    <w:szCs w:val="18"/>
                   </w:rPr>
                 </w:pPr>
                 <w:r>
                   <w:rPr>
                     <w:rFonts w:ascii="Arial" w:hAnsi="Arial" w:cs="Arial"/>
                     <w:color w:val="000000"/>
-                    <w:sz w:val="20"/>
-                    <w:szCs w:val="20"/>
+                    <w:sz w:val="18"/>
+                    <w:szCs w:val="18"/>
                     <w:lang w:val="es-CL" w:eastAsia="es-CL"/>
                   </w:rPr>
                   <w:t>Escriba aquí</w:t>
@@ -8754,8 +8754,8 @@
               <w:rPr>
                 <w:rFonts w:ascii="Arial" w:hAnsi="Arial" w:cs="Arial"/>
                 <w:color w:val="000000"/>
-                <w:sz w:val="20"/>
-                <w:szCs w:val="20"/>
+                <w:sz w:val="18"/>
+                <w:szCs w:val="18"/>
               </w:rPr>
               <w:alias w:val="specialized_dea_literacy_math_progress"/>
               <w:tag w:val="specialized_dea_literacy_math_progress"/>
@@ -8773,16 +8773,16 @@
                   <w:rPr>
                     <w:rFonts w:ascii="Arial" w:hAnsi="Arial" w:cs="Arial"/>
                     <w:color w:val="000000"/>
-                    <w:sz w:val="20"/>
-                    <w:szCs w:val="20"/>
+                    <w:sz w:val="18"/>
+                    <w:szCs w:val="18"/>
                   </w:rPr>
                 </w:pPr>
                 <w:r>
                   <w:rPr>
                     <w:rFonts w:ascii="Arial" w:hAnsi="Arial" w:cs="Arial"/>
                     <w:color w:val="000000"/>
-                    <w:sz w:val="20"/>
-                    <w:szCs w:val="20"/>
+                    <w:sz w:val="18"/>
+                    <w:szCs w:val="18"/>
                     <w:lang w:val="es-CL" w:eastAsia="es-CL"/>
                   </w:rPr>
                   <w:t>Escriba aquí</w:t>
@@ -8903,8 +8903,8 @@
                 <w:rPr>
                   <w:rFonts w:ascii="Arial" w:hAnsi="Arial" w:cs="Arial"/>
                   <w:color w:val="000000"/>
-                  <w:sz w:val="20"/>
-                  <w:szCs w:val="20"/>
+                  <w:sz w:val="18"/>
+                  <w:szCs w:val="18"/>
                 </w:rPr>
                 <w:alias w:val="specialized_next_period_reading"/>
                 <w:tag w:val="specialized_next_period_reading"/>
@@ -8920,8 +8920,8 @@
                   <w:rPr>
                     <w:rFonts w:ascii="Arial" w:hAnsi="Arial" w:cs="Arial"/>
                     <w:color w:val="000000"/>
-                    <w:sz w:val="20"/>
-                    <w:szCs w:val="20"/>
+                    <w:sz w:val="18"/>
+                    <w:szCs w:val="18"/>
                     <w:lang w:val="es-CL" w:eastAsia="es-CL"/>
                   </w:rPr>
                   <w:t>Escriba aquí</w:t>
@@ -9003,8 +9003,8 @@
                 <w:rPr>
                   <w:rFonts w:ascii="Arial" w:hAnsi="Arial" w:cs="Arial"/>
                   <w:color w:val="000000"/>
-                  <w:sz w:val="20"/>
-                  <w:szCs w:val="20"/>
+                  <w:sz w:val="18"/>
+                  <w:szCs w:val="18"/>
                 </w:rPr>
                 <w:alias w:val="specialized_next_period_writing"/>
                 <w:tag w:val="specialized_next_period_writing"/>
@@ -9020,8 +9020,8 @@
                   <w:rPr>
                     <w:rFonts w:ascii="Arial" w:hAnsi="Arial" w:cs="Arial"/>
                     <w:color w:val="000000"/>
-                    <w:sz w:val="20"/>
-                    <w:szCs w:val="20"/>
+                    <w:sz w:val="18"/>
+                    <w:szCs w:val="18"/>
                     <w:lang w:val="es-CL" w:eastAsia="es-CL"/>
                   </w:rPr>
                   <w:t>Escriba aquí</w:t>
@@ -9093,8 +9093,8 @@
                 <w:rPr>
                   <w:rFonts w:ascii="Arial" w:hAnsi="Arial" w:cs="Arial"/>
                   <w:color w:val="000000"/>
-                  <w:sz w:val="20"/>
-                  <w:szCs w:val="20"/>
+                  <w:sz w:val="18"/>
+                  <w:szCs w:val="18"/>
                 </w:rPr>
                 <w:alias w:val="specialized_next_period_math"/>
                 <w:tag w:val="specialized_next_period_math"/>
@@ -9110,8 +9110,8 @@
                   <w:rPr>
                     <w:rFonts w:ascii="Arial" w:hAnsi="Arial" w:cs="Arial"/>
                     <w:color w:val="000000"/>
-                    <w:sz w:val="20"/>
-                    <w:szCs w:val="20"/>
+                    <w:sz w:val="18"/>
+                    <w:szCs w:val="18"/>
                     <w:lang w:val="es-CL" w:eastAsia="es-CL"/>
                   </w:rPr>
                   <w:t>Escriba aquí</w:t>
@@ -9175,8 +9175,8 @@
                 <w:rPr>
                   <w:rFonts w:ascii="Arial" w:hAnsi="Arial" w:cs="Arial"/>
                   <w:color w:val="000000"/>
-                  <w:sz w:val="20"/>
-                  <w:szCs w:val="20"/>
+                  <w:sz w:val="18"/>
+                  <w:szCs w:val="18"/>
                 </w:rPr>
                 <w:alias w:val="specialized_next_period_other"/>
                 <w:tag w:val="specialized_next_period_other"/>
@@ -9192,8 +9192,8 @@
                   <w:rPr>
                     <w:rFonts w:ascii="Arial" w:hAnsi="Arial" w:cs="Arial"/>
                     <w:color w:val="000000"/>
-                    <w:sz w:val="20"/>
-                    <w:szCs w:val="20"/>
+                    <w:sz w:val="18"/>
+                    <w:szCs w:val="18"/>
                     <w:lang w:val="es-CL" w:eastAsia="es-CL"/>
                   </w:rPr>
                   <w:t>Escriba aquí</w:t>
@@ -9243,8 +9243,8 @@
               <w:rPr>
                 <w:rFonts w:ascii="Arial" w:hAnsi="Arial" w:cs="Arial"/>
                 <w:color w:val="000000"/>
-                <w:sz w:val="20"/>
-                <w:szCs w:val="20"/>
+                <w:sz w:val="18"/>
+                <w:szCs w:val="18"/>
               </w:rPr>
               <w:alias w:val="specialized_tab_observations"/>
               <w:tag w:val="specialized_tab_observations"/>
@@ -9262,16 +9262,16 @@
                   <w:rPr>
                     <w:rFonts w:ascii="Arial" w:hAnsi="Arial" w:cs="Arial"/>
                     <w:color w:val="000000"/>
-                    <w:sz w:val="20"/>
-                    <w:szCs w:val="20"/>
+                    <w:sz w:val="18"/>
+                    <w:szCs w:val="18"/>
                   </w:rPr>
                 </w:pPr>
                 <w:r>
                   <w:rPr>
                     <w:rFonts w:ascii="Arial" w:hAnsi="Arial" w:cs="Arial"/>
                     <w:color w:val="000000"/>
-                    <w:sz w:val="20"/>
-                    <w:szCs w:val="20"/>
+                    <w:sz w:val="18"/>
+                    <w:szCs w:val="18"/>
                     <w:lang w:val="es-CL" w:eastAsia="es-CL"/>
                   </w:rPr>
                   <w:t>Escriba aquí</w:t>
@@ -9530,8 +9530,8 @@
                   <w:rFonts w:ascii="Arial" w:hAnsi="Arial" w:cs="Arial"/>
                   <w:b/>
                   <w:color w:val="000000"/>
-                  <w:sz w:val="20"/>
-                  <w:szCs w:val="20"/>
+                  <w:sz w:val="18"/>
+                  <w:szCs w:val="18"/>
                   <w:shd w:val="clear" w:color="auto" w:fill="D9D9D9"/>
                 </w:rPr>
                 <w:alias w:val="identification_number"/>
@@ -9548,8 +9548,8 @@
                   <w:rPr>
                     <w:rFonts w:ascii="Arial" w:hAnsi="Arial" w:cs="Arial"/>
                     <w:color w:val="000000"/>
-                    <w:sz w:val="20"/>
-                    <w:szCs w:val="20"/>
+                    <w:sz w:val="18"/>
+                    <w:szCs w:val="18"/>
                     <w:lang w:val="es-CL" w:eastAsia="es-CL"/>
                   </w:rPr>
                   <w:t>Escriba aquí</w:t>
@@ -9638,8 +9638,8 @@
                 <w:rPr>
                   <w:rFonts w:ascii="MS Gothic" w:hAnsi="MS Gothic" w:cs="MS Gothic" w:eastAsia="MS Gothic"/>
                   <w:color w:val="000000"/>
-                  <w:sz w:val="20"/>
-                  <w:szCs w:val="20"/>
+                  <w:sz w:val="18"/>
+                  <w:szCs w:val="18"/>
                 </w:rPr>
                 <w:alias w:val="support_area_oral_language"/>
                 <w:tag w:val="support_area_oral_language"/>
@@ -9656,8 +9656,8 @@
                   <w:rPr>
                     <w:rFonts w:ascii="MS Gothic" w:hAnsi="MS Gothic" w:cs="MS Gothic" w:eastAsia="MS Gothic"/>
                     <w:color w:val="000000"/>
-                    <w:sz w:val="20"/>
-                    <w:szCs w:val="20"/>
+                    <w:sz w:val="18"/>
+                    <w:szCs w:val="18"/>
                   </w:rPr>
                   <w:t>☐</w:t>
                 </w:r>
@@ -9676,8 +9676,8 @@
                 <w:rPr>
                   <w:rFonts w:ascii="MS Gothic" w:hAnsi="MS Gothic" w:cs="MS Gothic" w:eastAsia="MS Gothic"/>
                   <w:color w:val="000000"/>
-                  <w:sz w:val="20"/>
-                  <w:szCs w:val="20"/>
+                  <w:sz w:val="18"/>
+                  <w:szCs w:val="18"/>
                 </w:rPr>
                 <w:alias w:val="support_area_curricular_general"/>
                 <w:tag w:val="support_area_curricular_general"/>
@@ -9694,8 +9694,8 @@
                   <w:rPr>
                     <w:rFonts w:ascii="MS Gothic" w:hAnsi="MS Gothic" w:cs="MS Gothic" w:eastAsia="MS Gothic"/>
                     <w:color w:val="000000"/>
-                    <w:sz w:val="20"/>
-                    <w:szCs w:val="20"/>
+                    <w:sz w:val="18"/>
+                    <w:szCs w:val="18"/>
                   </w:rPr>
                   <w:t>☐</w:t>
                 </w:r>
@@ -9722,8 +9722,8 @@
                 <w:rPr>
                   <w:rFonts w:ascii="MS Gothic" w:hAnsi="MS Gothic" w:cs="MS Gothic" w:eastAsia="MS Gothic"/>
                   <w:color w:val="000000"/>
-                  <w:sz w:val="20"/>
-                  <w:szCs w:val="20"/>
+                  <w:sz w:val="18"/>
+                  <w:szCs w:val="18"/>
                 </w:rPr>
                 <w:alias w:val="support_area_specific_subjects"/>
                 <w:tag w:val="support_area_specific_subjects"/>
@@ -9740,8 +9740,8 @@
                   <w:rPr>
                     <w:rFonts w:ascii="MS Gothic" w:hAnsi="MS Gothic" w:cs="MS Gothic" w:eastAsia="MS Gothic"/>
                     <w:color w:val="000000"/>
-                    <w:sz w:val="20"/>
-                    <w:szCs w:val="20"/>
+                    <w:sz w:val="18"/>
+                    <w:szCs w:val="18"/>
                   </w:rPr>
                   <w:t>☐</w:t>
                 </w:r>
@@ -9800,8 +9800,8 @@
                 <w:rPr>
                   <w:rFonts w:ascii="MS Gothic" w:hAnsi="MS Gothic" w:cs="MS Gothic" w:eastAsia="MS Gothic"/>
                   <w:color w:val="000000"/>
-                  <w:sz w:val="20"/>
-                  <w:szCs w:val="20"/>
+                  <w:sz w:val="18"/>
+                  <w:szCs w:val="18"/>
                 </w:rPr>
                 <w:alias w:val="support_area_affective_social"/>
                 <w:tag w:val="support_area_affective_social"/>
@@ -9818,8 +9818,8 @@
                   <w:rPr>
                     <w:rFonts w:ascii="MS Gothic" w:hAnsi="MS Gothic" w:cs="MS Gothic" w:eastAsia="MS Gothic"/>
                     <w:color w:val="000000"/>
-                    <w:sz w:val="20"/>
-                    <w:szCs w:val="20"/>
+                    <w:sz w:val="18"/>
+                    <w:szCs w:val="18"/>
                   </w:rPr>
                   <w:t>☐</w:t>
                 </w:r>
@@ -9838,8 +9838,8 @@
                 <w:rPr>
                   <w:rFonts w:ascii="MS Gothic" w:hAnsi="MS Gothic" w:cs="MS Gothic" w:eastAsia="MS Gothic"/>
                   <w:color w:val="000000"/>
-                  <w:sz w:val="20"/>
-                  <w:szCs w:val="20"/>
+                  <w:sz w:val="18"/>
+                  <w:szCs w:val="18"/>
                 </w:rPr>
                 <w:alias w:val="support_area_adaptive_functioning"/>
                 <w:tag w:val="support_area_adaptive_functioning"/>
@@ -9856,8 +9856,8 @@
                   <w:rPr>
                     <w:rFonts w:ascii="MS Gothic" w:hAnsi="MS Gothic" w:cs="MS Gothic" w:eastAsia="MS Gothic"/>
                     <w:color w:val="000000"/>
-                    <w:sz w:val="20"/>
-                    <w:szCs w:val="20"/>
+                    <w:sz w:val="18"/>
+                    <w:szCs w:val="18"/>
                   </w:rPr>
                   <w:t>☐</w:t>
                 </w:r>
@@ -9884,8 +9884,8 @@
                 <w:rPr>
                   <w:rFonts w:ascii="MS Gothic" w:hAnsi="MS Gothic" w:cs="MS Gothic" w:eastAsia="MS Gothic"/>
                   <w:color w:val="000000"/>
-                  <w:sz w:val="20"/>
-                  <w:szCs w:val="20"/>
+                  <w:sz w:val="18"/>
+                  <w:szCs w:val="18"/>
                 </w:rPr>
                 <w:alias w:val="support_area_autonomy"/>
                 <w:tag w:val="support_area_autonomy"/>
@@ -9902,8 +9902,8 @@
                   <w:rPr>
                     <w:rFonts w:ascii="MS Gothic" w:hAnsi="MS Gothic" w:cs="MS Gothic" w:eastAsia="MS Gothic"/>
                     <w:color w:val="000000"/>
-                    <w:sz w:val="20"/>
-                    <w:szCs w:val="20"/>
+                    <w:sz w:val="18"/>
+                    <w:szCs w:val="18"/>
                   </w:rPr>
                   <w:t>☐</w:t>
                 </w:r>
@@ -9940,8 +9940,8 @@
                 <w:rPr>
                   <w:rFonts w:ascii="MS Gothic" w:hAnsi="MS Gothic" w:cs="MS Gothic" w:eastAsia="MS Gothic"/>
                   <w:color w:val="000000"/>
-                  <w:sz w:val="20"/>
-                  <w:szCs w:val="20"/>
+                  <w:sz w:val="18"/>
+                  <w:szCs w:val="18"/>
                 </w:rPr>
                 <w:alias w:val="support_area_cognitive_functions"/>
                 <w:tag w:val="support_area_cognitive_functions"/>
@@ -9958,8 +9958,8 @@
                   <w:rPr>
                     <w:rFonts w:ascii="MS Gothic" w:hAnsi="MS Gothic" w:cs="MS Gothic" w:eastAsia="MS Gothic"/>
                     <w:color w:val="000000"/>
-                    <w:sz w:val="20"/>
-                    <w:szCs w:val="20"/>
+                    <w:sz w:val="18"/>
+                    <w:szCs w:val="18"/>
                   </w:rPr>
                   <w:t>☐</w:t>
                 </w:r>
@@ -9978,8 +9978,8 @@
                 <w:rPr>
                   <w:rFonts w:ascii="MS Gothic" w:hAnsi="MS Gothic" w:cs="MS Gothic" w:eastAsia="MS Gothic"/>
                   <w:color w:val="000000"/>
-                  <w:sz w:val="20"/>
-                  <w:szCs w:val="20"/>
+                  <w:sz w:val="18"/>
+                  <w:szCs w:val="18"/>
                 </w:rPr>
                 <w:alias w:val="support_area_executive_functions"/>
                 <w:tag w:val="support_area_executive_functions"/>
@@ -9996,8 +9996,8 @@
                   <w:rPr>
                     <w:rFonts w:ascii="MS Gothic" w:hAnsi="MS Gothic" w:cs="MS Gothic" w:eastAsia="MS Gothic"/>
                     <w:color w:val="000000"/>
-                    <w:sz w:val="20"/>
-                    <w:szCs w:val="20"/>
+                    <w:sz w:val="18"/>
+                    <w:szCs w:val="18"/>
                   </w:rPr>
                   <w:t>☐</w:t>
                 </w:r>
@@ -10024,8 +10024,8 @@
                 <w:rPr>
                   <w:rFonts w:ascii="MS Gothic" w:hAnsi="MS Gothic" w:cs="MS Gothic" w:eastAsia="MS Gothic"/>
                   <w:color w:val="000000"/>
-                  <w:sz w:val="20"/>
-                  <w:szCs w:val="20"/>
+                  <w:sz w:val="18"/>
+                  <w:szCs w:val="18"/>
                 </w:rPr>
                 <w:alias w:val="support_area_communication"/>
                 <w:tag w:val="support_area_communication"/>
@@ -10042,8 +10042,8 @@
                   <w:rPr>
                     <w:rFonts w:ascii="MS Gothic" w:hAnsi="MS Gothic" w:cs="MS Gothic" w:eastAsia="MS Gothic"/>
                     <w:color w:val="000000"/>
-                    <w:sz w:val="20"/>
-                    <w:szCs w:val="20"/>
+                    <w:sz w:val="18"/>
+                    <w:szCs w:val="18"/>
                   </w:rPr>
                   <w:t>☐</w:t>
                 </w:r>
@@ -10070,8 +10070,8 @@
                 <w:rPr>
                   <w:rFonts w:ascii="MS Gothic" w:hAnsi="MS Gothic" w:cs="MS Gothic" w:eastAsia="MS Gothic"/>
                   <w:color w:val="000000"/>
-                  <w:sz w:val="20"/>
-                  <w:szCs w:val="20"/>
+                  <w:sz w:val="18"/>
+                  <w:szCs w:val="18"/>
                 </w:rPr>
                 <w:alias w:val="support_area_social_adaptation"/>
                 <w:tag w:val="support_area_social_adaptation"/>
@@ -10088,8 +10088,8 @@
                   <w:rPr>
                     <w:rFonts w:ascii="MS Gothic" w:hAnsi="MS Gothic" w:cs="MS Gothic" w:eastAsia="MS Gothic"/>
                     <w:color w:val="000000"/>
-                    <w:sz w:val="20"/>
-                    <w:szCs w:val="20"/>
+                    <w:sz w:val="18"/>
+                    <w:szCs w:val="18"/>
                   </w:rPr>
                   <w:t>☐</w:t>
                 </w:r>
@@ -10108,8 +10108,8 @@
                 <w:rPr>
                   <w:rFonts w:ascii="MS Gothic" w:hAnsi="MS Gothic" w:cs="MS Gothic" w:eastAsia="MS Gothic"/>
                   <w:color w:val="000000"/>
-                  <w:sz w:val="20"/>
-                  <w:szCs w:val="20"/>
+                  <w:sz w:val="18"/>
+                  <w:szCs w:val="18"/>
                 </w:rPr>
                 <w:alias w:val="support_area_other"/>
                 <w:tag w:val="support_area_other"/>
@@ -10126,8 +10126,8 @@
                   <w:rPr>
                     <w:rFonts w:ascii="MS Gothic" w:hAnsi="MS Gothic" w:cs="MS Gothic" w:eastAsia="MS Gothic"/>
                     <w:color w:val="000000"/>
-                    <w:sz w:val="20"/>
-                    <w:szCs w:val="20"/>
+                    <w:sz w:val="18"/>
+                    <w:szCs w:val="18"/>
                   </w:rPr>
                   <w:t>☐</w:t>
                 </w:r>
@@ -10146,8 +10146,8 @@
                 <w:rPr>
                   <w:rFonts w:ascii="Arial" w:hAnsi="Arial" w:cs="Arial"/>
                   <w:color w:val="000000"/>
-                  <w:sz w:val="20"/>
-                  <w:szCs w:val="20"/>
+                  <w:sz w:val="18"/>
+                  <w:szCs w:val="18"/>
                 </w:rPr>
                 <w:alias w:val="support_area_other_detail"/>
                 <w:tag w:val="support_area_other_detail"/>
@@ -10163,8 +10163,8 @@
                   <w:rPr>
                     <w:rFonts w:ascii="Arial" w:hAnsi="Arial" w:cs="Arial"/>
                     <w:color w:val="000000"/>
-                    <w:sz w:val="20"/>
-                    <w:szCs w:val="20"/>
+                    <w:sz w:val="18"/>
+                    <w:szCs w:val="18"/>
                     <w:lang w:val="es-CL" w:eastAsia="es-CL"/>
                   </w:rPr>
                   <w:t>Escriba aquí</w:t>
@@ -10618,8 +10618,8 @@
                 <w:rFonts w:ascii="Arial" w:hAnsi="Arial" w:cs="Arial"/>
                 <w:bCs/>
                 <w:color w:val="000000"/>
-                <w:sz w:val="20"/>
-                <w:szCs w:val="20"/>
+                <w:sz w:val="18"/>
+                <w:szCs w:val="18"/>
               </w:rPr>
               <w:alias w:val="support_personal_specific"/>
               <w:tag w:val="support_personal_specific"/>
@@ -10637,16 +10637,16 @@
                     <w:rFonts w:ascii="Arial" w:hAnsi="Arial" w:cs="Arial"/>
                     <w:bCs/>
                     <w:color w:val="000000"/>
-                    <w:sz w:val="20"/>
-                    <w:szCs w:val="20"/>
+                    <w:sz w:val="18"/>
+                    <w:szCs w:val="18"/>
                   </w:rPr>
                 </w:pPr>
                 <w:r>
                   <w:rPr>
                     <w:rFonts w:ascii="Arial" w:hAnsi="Arial" w:cs="Arial"/>
                     <w:color w:val="000000"/>
-                    <w:sz w:val="20"/>
-                    <w:szCs w:val="20"/>
+                    <w:sz w:val="18"/>
+                    <w:szCs w:val="18"/>
                     <w:lang w:val="es-CL" w:eastAsia="es-CL"/>
                   </w:rPr>
                   <w:t>Escriba aquí</w:t>
@@ -10682,8 +10682,8 @@
             <w:rPr>
               <w:rFonts w:ascii="Arial" w:hAnsi="Arial" w:cs="Arial"/>
               <w:color w:val="000000"/>
-              <w:sz w:val="20"/>
-              <w:szCs w:val="20"/>
+              <w:sz w:val="18"/>
+              <w:szCs w:val="18"/>
             </w:rPr>
             <w:alias w:val="support_personal_effectiveness"/>
             <w:tag w:val="support_personal_effectiveness"/>
@@ -10711,16 +10711,16 @@
                   <w:rPr>
                     <w:rFonts w:ascii="Arial" w:hAnsi="Arial" w:cs="Arial"/>
                     <w:color w:val="000000"/>
-                    <w:sz w:val="20"/>
-                    <w:szCs w:val="20"/>
+                    <w:sz w:val="18"/>
+                    <w:szCs w:val="18"/>
                   </w:rPr>
                 </w:pPr>
                 <w:r>
                   <w:rPr>
                     <w:rFonts w:ascii="Arial" w:hAnsi="Arial" w:cs="Arial"/>
                     <w:color w:val="000000"/>
-                    <w:sz w:val="20"/>
-                    <w:szCs w:val="20"/>
+                    <w:sz w:val="18"/>
+                    <w:szCs w:val="18"/>
                     <w:lang w:val="es-CL" w:eastAsia="es-CL"/>
                   </w:rPr>
                   <w:t>Escriba aquí</w:t>
@@ -10734,8 +10734,8 @@
             <w:rPr>
               <w:rFonts w:ascii="MS Gothic" w:hAnsi="MS Gothic" w:cs="MS Gothic" w:eastAsia="MS Gothic"/>
               <w:color w:val="000000"/>
-              <w:sz w:val="20"/>
-              <w:szCs w:val="20"/>
+              <w:sz w:val="18"/>
+              <w:szCs w:val="18"/>
             </w:rPr>
             <w:alias w:val="support_personal_continuity__si"/>
             <w:tag w:val="support_personal_continuity__si"/>
@@ -10773,8 +10773,8 @@
                   <w:rPr>
                     <w:rFonts w:ascii="MS Gothic" w:hAnsi="MS Gothic" w:cs="MS Gothic" w:eastAsia="MS Gothic"/>
                     <w:color w:val="000000"/>
-                    <w:sz w:val="20"/>
-                    <w:szCs w:val="20"/>
+                    <w:sz w:val="18"/>
+                    <w:szCs w:val="18"/>
                   </w:rPr>
                   <w:t>☐</w:t>
                 </w:r>
@@ -10787,8 +10787,8 @@
             <w:rPr>
               <w:rFonts w:ascii="MS Gothic" w:hAnsi="MS Gothic" w:cs="MS Gothic" w:eastAsia="MS Gothic"/>
               <w:color w:val="000000"/>
-              <w:sz w:val="20"/>
-              <w:szCs w:val="20"/>
+              <w:sz w:val="18"/>
+              <w:szCs w:val="18"/>
             </w:rPr>
             <w:alias w:val="support_personal_continuity__no"/>
             <w:tag w:val="support_personal_continuity__no"/>
@@ -10826,8 +10826,8 @@
                   <w:rPr>
                     <w:rFonts w:ascii="MS Gothic" w:hAnsi="MS Gothic" w:cs="MS Gothic" w:eastAsia="MS Gothic"/>
                     <w:color w:val="000000"/>
-                    <w:sz w:val="20"/>
-                    <w:szCs w:val="20"/>
+                    <w:sz w:val="18"/>
+                    <w:szCs w:val="18"/>
                   </w:rPr>
                   <w:t>☐</w:t>
                 </w:r>
@@ -10841,8 +10841,8 @@
               <w:rFonts w:ascii="Arial" w:hAnsi="Arial" w:cs="Arial"/>
               <w:i/>
               <w:color w:val="000000"/>
-              <w:sz w:val="20"/>
-              <w:szCs w:val="20"/>
+              <w:sz w:val="18"/>
+              <w:szCs w:val="18"/>
             </w:rPr>
             <w:alias w:val="support_personal_observations"/>
             <w:tag w:val="support_personal_observations"/>
@@ -10872,16 +10872,16 @@
                     <w:rFonts w:ascii="Arial" w:hAnsi="Arial" w:cs="Arial"/>
                     <w:i/>
                     <w:color w:val="000000"/>
-                    <w:sz w:val="20"/>
-                    <w:szCs w:val="20"/>
+                    <w:sz w:val="18"/>
+                    <w:szCs w:val="18"/>
                   </w:rPr>
                 </w:pPr>
                 <w:r>
                   <w:rPr>
                     <w:rFonts w:ascii="Arial" w:hAnsi="Arial" w:cs="Arial"/>
                     <w:color w:val="000000"/>
-                    <w:sz w:val="20"/>
-                    <w:szCs w:val="20"/>
+                    <w:sz w:val="18"/>
+                    <w:szCs w:val="18"/>
                     <w:lang w:val="es-CL" w:eastAsia="es-CL"/>
                   </w:rPr>
                   <w:t>Escriba aquí</w:t>
@@ -10933,8 +10933,8 @@
                 <w:rFonts w:ascii="Arial" w:hAnsi="Arial" w:cs="Arial"/>
                 <w:bCs/>
                 <w:color w:val="000000"/>
-                <w:sz w:val="20"/>
-                <w:szCs w:val="20"/>
+                <w:sz w:val="18"/>
+                <w:szCs w:val="18"/>
               </w:rPr>
               <w:alias w:val="support_curricular_specific"/>
               <w:tag w:val="support_curricular_specific"/>
@@ -10952,16 +10952,16 @@
                     <w:rFonts w:ascii="Arial" w:hAnsi="Arial" w:cs="Arial"/>
                     <w:bCs/>
                     <w:color w:val="000000"/>
-                    <w:sz w:val="20"/>
-                    <w:szCs w:val="20"/>
+                    <w:sz w:val="18"/>
+                    <w:szCs w:val="18"/>
                   </w:rPr>
                 </w:pPr>
                 <w:r>
                   <w:rPr>
                     <w:rFonts w:ascii="Arial" w:hAnsi="Arial" w:cs="Arial"/>
                     <w:color w:val="000000"/>
-                    <w:sz w:val="20"/>
-                    <w:szCs w:val="20"/>
+                    <w:sz w:val="18"/>
+                    <w:szCs w:val="18"/>
                     <w:lang w:val="es-CL" w:eastAsia="es-CL"/>
                   </w:rPr>
                   <w:t>Escriba aquí</w:t>
@@ -10997,8 +10997,8 @@
             <w:rPr>
               <w:rFonts w:ascii="Arial" w:hAnsi="Arial" w:cs="Arial"/>
               <w:color w:val="000000"/>
-              <w:sz w:val="20"/>
-              <w:szCs w:val="20"/>
+              <w:sz w:val="18"/>
+              <w:szCs w:val="18"/>
             </w:rPr>
             <w:alias w:val="support_curricular_effectiveness"/>
             <w:tag w:val="support_curricular_effectiveness"/>
@@ -11026,16 +11026,16 @@
                   <w:rPr>
                     <w:rFonts w:ascii="Arial" w:hAnsi="Arial" w:cs="Arial"/>
                     <w:color w:val="000000"/>
-                    <w:sz w:val="20"/>
-                    <w:szCs w:val="20"/>
+                    <w:sz w:val="18"/>
+                    <w:szCs w:val="18"/>
                   </w:rPr>
                 </w:pPr>
                 <w:r>
                   <w:rPr>
                     <w:rFonts w:ascii="Arial" w:hAnsi="Arial" w:cs="Arial"/>
                     <w:color w:val="000000"/>
-                    <w:sz w:val="20"/>
-                    <w:szCs w:val="20"/>
+                    <w:sz w:val="18"/>
+                    <w:szCs w:val="18"/>
                     <w:lang w:val="es-CL" w:eastAsia="es-CL"/>
                   </w:rPr>
                   <w:t>Escriba aquí</w:t>
@@ -11049,8 +11049,8 @@
             <w:rPr>
               <w:rFonts w:ascii="MS Gothic" w:hAnsi="MS Gothic" w:cs="MS Gothic" w:eastAsia="MS Gothic"/>
               <w:color w:val="000000"/>
-              <w:sz w:val="20"/>
-              <w:szCs w:val="20"/>
+              <w:sz w:val="18"/>
+              <w:szCs w:val="18"/>
             </w:rPr>
             <w:alias w:val="support_curricular_continuity__si"/>
             <w:tag w:val="support_curricular_continuity__si"/>
@@ -11088,8 +11088,8 @@
                   <w:rPr>
                     <w:rFonts w:ascii="MS Gothic" w:hAnsi="MS Gothic" w:cs="MS Gothic" w:eastAsia="MS Gothic"/>
                     <w:color w:val="000000"/>
-                    <w:sz w:val="20"/>
-                    <w:szCs w:val="20"/>
+                    <w:sz w:val="18"/>
+                    <w:szCs w:val="18"/>
                   </w:rPr>
                   <w:t>☐</w:t>
                 </w:r>
@@ -11102,8 +11102,8 @@
             <w:rPr>
               <w:rFonts w:ascii="MS Gothic" w:hAnsi="MS Gothic" w:cs="MS Gothic" w:eastAsia="MS Gothic"/>
               <w:color w:val="000000"/>
-              <w:sz w:val="20"/>
-              <w:szCs w:val="20"/>
+              <w:sz w:val="18"/>
+              <w:szCs w:val="18"/>
             </w:rPr>
             <w:alias w:val="support_curricular_continuity__no"/>
             <w:tag w:val="support_curricular_continuity__no"/>
@@ -11141,8 +11141,8 @@
                   <w:rPr>
                     <w:rFonts w:ascii="MS Gothic" w:hAnsi="MS Gothic" w:cs="MS Gothic" w:eastAsia="MS Gothic"/>
                     <w:color w:val="000000"/>
-                    <w:sz w:val="20"/>
-                    <w:szCs w:val="20"/>
+                    <w:sz w:val="18"/>
+                    <w:szCs w:val="18"/>
                   </w:rPr>
                   <w:t>☐</w:t>
                 </w:r>
@@ -11155,8 +11155,8 @@
             <w:rPr>
               <w:rFonts w:ascii="Arial" w:hAnsi="Arial" w:cs="Arial"/>
               <w:color w:val="000000"/>
-              <w:sz w:val="20"/>
-              <w:szCs w:val="20"/>
+              <w:sz w:val="18"/>
+              <w:szCs w:val="18"/>
             </w:rPr>
             <w:alias w:val="support_curricular_observations"/>
             <w:tag w:val="support_curricular_observations"/>
@@ -11185,16 +11185,16 @@
                   <w:rPr>
                     <w:rFonts w:ascii="Arial" w:hAnsi="Arial" w:cs="Arial"/>
                     <w:color w:val="000000"/>
-                    <w:sz w:val="20"/>
-                    <w:szCs w:val="20"/>
+                    <w:sz w:val="18"/>
+                    <w:szCs w:val="18"/>
                   </w:rPr>
                 </w:pPr>
                 <w:r>
                   <w:rPr>
                     <w:rFonts w:ascii="Arial" w:hAnsi="Arial" w:cs="Arial"/>
                     <w:color w:val="000000"/>
-                    <w:sz w:val="20"/>
-                    <w:szCs w:val="20"/>
+                    <w:sz w:val="18"/>
+                    <w:szCs w:val="18"/>
                     <w:lang w:val="es-CL" w:eastAsia="es-CL"/>
                   </w:rPr>
                   <w:t>Escriba aquí</w:t>
@@ -11246,8 +11246,8 @@
                 <w:rFonts w:ascii="Arial" w:hAnsi="Arial" w:cs="Arial"/>
                 <w:bCs/>
                 <w:color w:val="000000"/>
-                <w:sz w:val="20"/>
-                <w:szCs w:val="20"/>
+                <w:sz w:val="18"/>
+                <w:szCs w:val="18"/>
               </w:rPr>
               <w:alias w:val="support_materials_specific"/>
               <w:tag w:val="support_materials_specific"/>
@@ -11265,16 +11265,16 @@
                     <w:rFonts w:ascii="Arial" w:hAnsi="Arial" w:cs="Arial"/>
                     <w:bCs/>
                     <w:color w:val="000000"/>
-                    <w:sz w:val="20"/>
-                    <w:szCs w:val="20"/>
+                    <w:sz w:val="18"/>
+                    <w:szCs w:val="18"/>
                   </w:rPr>
                 </w:pPr>
                 <w:r>
                   <w:rPr>
                     <w:rFonts w:ascii="Arial" w:hAnsi="Arial" w:cs="Arial"/>
                     <w:color w:val="000000"/>
-                    <w:sz w:val="20"/>
-                    <w:szCs w:val="20"/>
+                    <w:sz w:val="18"/>
+                    <w:szCs w:val="18"/>
                     <w:lang w:val="es-CL" w:eastAsia="es-CL"/>
                   </w:rPr>
                   <w:t>Escriba aquí</w:t>
@@ -11310,8 +11310,8 @@
             <w:rPr>
               <w:rFonts w:ascii="Arial" w:hAnsi="Arial" w:cs="Arial"/>
               <w:color w:val="000000"/>
-              <w:sz w:val="20"/>
-              <w:szCs w:val="20"/>
+              <w:sz w:val="18"/>
+              <w:szCs w:val="18"/>
             </w:rPr>
             <w:alias w:val="support_materials_effectiveness"/>
             <w:tag w:val="support_materials_effectiveness"/>
@@ -11339,16 +11339,16 @@
                   <w:rPr>
                     <w:rFonts w:ascii="Arial" w:hAnsi="Arial" w:cs="Arial"/>
                     <w:color w:val="000000"/>
-                    <w:sz w:val="20"/>
-                    <w:szCs w:val="20"/>
+                    <w:sz w:val="18"/>
+                    <w:szCs w:val="18"/>
                   </w:rPr>
                 </w:pPr>
                 <w:r>
                   <w:rPr>
                     <w:rFonts w:ascii="Arial" w:hAnsi="Arial" w:cs="Arial"/>
                     <w:color w:val="000000"/>
-                    <w:sz w:val="20"/>
-                    <w:szCs w:val="20"/>
+                    <w:sz w:val="18"/>
+                    <w:szCs w:val="18"/>
                     <w:lang w:val="es-CL" w:eastAsia="es-CL"/>
                   </w:rPr>
                   <w:t>Escriba aquí</w:t>
@@ -11362,8 +11362,8 @@
             <w:rPr>
               <w:rFonts w:ascii="MS Gothic" w:hAnsi="MS Gothic" w:cs="MS Gothic" w:eastAsia="MS Gothic"/>
               <w:color w:val="000000"/>
-              <w:sz w:val="20"/>
-              <w:szCs w:val="20"/>
+              <w:sz w:val="18"/>
+              <w:szCs w:val="18"/>
             </w:rPr>
             <w:alias w:val="support_materials_continuity__si"/>
             <w:tag w:val="support_materials_continuity__si"/>
@@ -11401,8 +11401,8 @@
                   <w:rPr>
                     <w:rFonts w:ascii="MS Gothic" w:hAnsi="MS Gothic" w:cs="MS Gothic" w:eastAsia="MS Gothic"/>
                     <w:color w:val="000000"/>
-                    <w:sz w:val="20"/>
-                    <w:szCs w:val="20"/>
+                    <w:sz w:val="18"/>
+                    <w:szCs w:val="18"/>
                   </w:rPr>
                   <w:t>☐</w:t>
                 </w:r>
@@ -11415,8 +11415,8 @@
             <w:rPr>
               <w:rFonts w:ascii="MS Gothic" w:hAnsi="MS Gothic" w:cs="MS Gothic" w:eastAsia="MS Gothic"/>
               <w:color w:val="000000"/>
-              <w:sz w:val="20"/>
-              <w:szCs w:val="20"/>
+              <w:sz w:val="18"/>
+              <w:szCs w:val="18"/>
             </w:rPr>
             <w:alias w:val="support_materials_continuity__no"/>
             <w:tag w:val="support_materials_continuity__no"/>
@@ -11454,8 +11454,8 @@
                   <w:rPr>
                     <w:rFonts w:ascii="MS Gothic" w:hAnsi="MS Gothic" w:cs="MS Gothic" w:eastAsia="MS Gothic"/>
                     <w:color w:val="000000"/>
-                    <w:sz w:val="20"/>
-                    <w:szCs w:val="20"/>
+                    <w:sz w:val="18"/>
+                    <w:szCs w:val="18"/>
                   </w:rPr>
                   <w:t>☐</w:t>
                 </w:r>
@@ -11468,8 +11468,8 @@
             <w:rPr>
               <w:rFonts w:ascii="Arial" w:hAnsi="Arial" w:cs="Arial"/>
               <w:color w:val="000000"/>
-              <w:sz w:val="20"/>
-              <w:szCs w:val="20"/>
+              <w:sz w:val="18"/>
+              <w:szCs w:val="18"/>
             </w:rPr>
             <w:alias w:val="support_materials_observations"/>
             <w:tag w:val="support_materials_observations"/>
@@ -11498,16 +11498,16 @@
                   <w:rPr>
                     <w:rFonts w:ascii="Arial" w:hAnsi="Arial" w:cs="Arial"/>
                     <w:color w:val="000000"/>
-                    <w:sz w:val="20"/>
-                    <w:szCs w:val="20"/>
+                    <w:sz w:val="18"/>
+                    <w:szCs w:val="18"/>
                   </w:rPr>
                 </w:pPr>
                 <w:r>
                   <w:rPr>
                     <w:rFonts w:ascii="Arial" w:hAnsi="Arial" w:cs="Arial"/>
                     <w:color w:val="000000"/>
-                    <w:sz w:val="20"/>
-                    <w:szCs w:val="20"/>
+                    <w:sz w:val="18"/>
+                    <w:szCs w:val="18"/>
                     <w:lang w:val="es-CL" w:eastAsia="es-CL"/>
                   </w:rPr>
                   <w:t>Escriba aquí</w:t>
@@ -11559,8 +11559,8 @@
                 <w:rFonts w:ascii="Arial" w:hAnsi="Arial" w:cs="Arial"/>
                 <w:bCs/>
                 <w:color w:val="000000"/>
-                <w:sz w:val="20"/>
-                <w:szCs w:val="20"/>
+                <w:sz w:val="18"/>
+                <w:szCs w:val="18"/>
               </w:rPr>
               <w:alias w:val="support_organizational_specific"/>
               <w:tag w:val="support_organizational_specific"/>
@@ -11578,16 +11578,16 @@
                     <w:rFonts w:ascii="Arial" w:hAnsi="Arial" w:cs="Arial"/>
                     <w:bCs/>
                     <w:color w:val="000000"/>
-                    <w:sz w:val="20"/>
-                    <w:szCs w:val="20"/>
+                    <w:sz w:val="18"/>
+                    <w:szCs w:val="18"/>
                   </w:rPr>
                 </w:pPr>
                 <w:r>
                   <w:rPr>
                     <w:rFonts w:ascii="Arial" w:hAnsi="Arial" w:cs="Arial"/>
                     <w:color w:val="000000"/>
-                    <w:sz w:val="20"/>
-                    <w:szCs w:val="20"/>
+                    <w:sz w:val="18"/>
+                    <w:szCs w:val="18"/>
                     <w:lang w:val="es-CL" w:eastAsia="es-CL"/>
                   </w:rPr>
                   <w:t>Escriba aquí</w:t>
@@ -11623,8 +11623,8 @@
             <w:rPr>
               <w:rFonts w:ascii="Arial" w:hAnsi="Arial" w:cs="Arial"/>
               <w:color w:val="000000"/>
-              <w:sz w:val="20"/>
-              <w:szCs w:val="20"/>
+              <w:sz w:val="18"/>
+              <w:szCs w:val="18"/>
             </w:rPr>
             <w:alias w:val="support_organizational_effectiveness"/>
             <w:tag w:val="support_organizational_effectiveness"/>
@@ -11652,16 +11652,16 @@
                   <w:rPr>
                     <w:rFonts w:ascii="Arial" w:hAnsi="Arial" w:cs="Arial"/>
                     <w:color w:val="000000"/>
-                    <w:sz w:val="20"/>
-                    <w:szCs w:val="20"/>
+                    <w:sz w:val="18"/>
+                    <w:szCs w:val="18"/>
                   </w:rPr>
                 </w:pPr>
                 <w:r>
                   <w:rPr>
                     <w:rFonts w:ascii="Arial" w:hAnsi="Arial" w:cs="Arial"/>
                     <w:color w:val="000000"/>
-                    <w:sz w:val="20"/>
-                    <w:szCs w:val="20"/>
+                    <w:sz w:val="18"/>
+                    <w:szCs w:val="18"/>
                     <w:lang w:val="es-CL" w:eastAsia="es-CL"/>
                   </w:rPr>
                   <w:t>Escriba aquí</w:t>
@@ -11675,8 +11675,8 @@
             <w:rPr>
               <w:rFonts w:ascii="MS Gothic" w:hAnsi="MS Gothic" w:cs="MS Gothic" w:eastAsia="MS Gothic"/>
               <w:color w:val="000000"/>
-              <w:sz w:val="20"/>
-              <w:szCs w:val="20"/>
+              <w:sz w:val="18"/>
+              <w:szCs w:val="18"/>
             </w:rPr>
             <w:alias w:val="support_organizational_continuity__si"/>
             <w:tag w:val="support_organizational_continuity__si"/>
@@ -11714,8 +11714,8 @@
                   <w:rPr>
                     <w:rFonts w:ascii="MS Gothic" w:hAnsi="MS Gothic" w:cs="MS Gothic" w:eastAsia="MS Gothic"/>
                     <w:color w:val="000000"/>
-                    <w:sz w:val="20"/>
-                    <w:szCs w:val="20"/>
+                    <w:sz w:val="18"/>
+                    <w:szCs w:val="18"/>
                   </w:rPr>
                   <w:t>☐</w:t>
                 </w:r>
@@ -11728,8 +11728,8 @@
             <w:rPr>
               <w:rFonts w:ascii="MS Gothic" w:hAnsi="MS Gothic" w:cs="MS Gothic" w:eastAsia="MS Gothic"/>
               <w:color w:val="000000"/>
-              <w:sz w:val="20"/>
-              <w:szCs w:val="20"/>
+              <w:sz w:val="18"/>
+              <w:szCs w:val="18"/>
             </w:rPr>
             <w:alias w:val="support_organizational_continuity__no"/>
             <w:tag w:val="support_organizational_continuity__no"/>
@@ -11767,8 +11767,8 @@
                   <w:rPr>
                     <w:rFonts w:ascii="MS Gothic" w:hAnsi="MS Gothic" w:cs="MS Gothic" w:eastAsia="MS Gothic"/>
                     <w:color w:val="000000"/>
-                    <w:sz w:val="20"/>
-                    <w:szCs w:val="20"/>
+                    <w:sz w:val="18"/>
+                    <w:szCs w:val="18"/>
                   </w:rPr>
                   <w:t>☐</w:t>
                 </w:r>
@@ -11781,8 +11781,8 @@
             <w:rPr>
               <w:rFonts w:ascii="Arial" w:hAnsi="Arial" w:cs="Arial"/>
               <w:color w:val="000000"/>
-              <w:sz w:val="20"/>
-              <w:szCs w:val="20"/>
+              <w:sz w:val="18"/>
+              <w:szCs w:val="18"/>
             </w:rPr>
             <w:alias w:val="support_organizational_observations"/>
             <w:tag w:val="support_organizational_observations"/>
@@ -11811,16 +11811,16 @@
                   <w:rPr>
                     <w:rFonts w:ascii="Arial" w:hAnsi="Arial" w:cs="Arial"/>
                     <w:color w:val="000000"/>
-                    <w:sz w:val="20"/>
-                    <w:szCs w:val="20"/>
+                    <w:sz w:val="18"/>
+                    <w:szCs w:val="18"/>
                   </w:rPr>
                 </w:pPr>
                 <w:r>
                   <w:rPr>
                     <w:rFonts w:ascii="Arial" w:hAnsi="Arial" w:cs="Arial"/>
                     <w:color w:val="000000"/>
-                    <w:sz w:val="20"/>
-                    <w:szCs w:val="20"/>
+                    <w:sz w:val="18"/>
+                    <w:szCs w:val="18"/>
                     <w:lang w:val="es-CL" w:eastAsia="es-CL"/>
                   </w:rPr>
                   <w:t>Escriba aquí</w:t>
@@ -11872,8 +11872,8 @@
                 <w:rFonts w:ascii="Arial" w:hAnsi="Arial" w:cs="Arial"/>
                 <w:bCs/>
                 <w:color w:val="000000"/>
-                <w:sz w:val="20"/>
-                <w:szCs w:val="20"/>
+                <w:sz w:val="18"/>
+                <w:szCs w:val="18"/>
               </w:rPr>
               <w:alias w:val="support_family_specific"/>
               <w:tag w:val="support_family_specific"/>
@@ -11891,16 +11891,16 @@
                     <w:rFonts w:ascii="Arial" w:hAnsi="Arial" w:cs="Arial"/>
                     <w:bCs/>
                     <w:color w:val="000000"/>
-                    <w:sz w:val="20"/>
-                    <w:szCs w:val="20"/>
+                    <w:sz w:val="18"/>
+                    <w:szCs w:val="18"/>
                   </w:rPr>
                 </w:pPr>
                 <w:r>
                   <w:rPr>
                     <w:rFonts w:ascii="Arial" w:hAnsi="Arial" w:cs="Arial"/>
                     <w:color w:val="000000"/>
-                    <w:sz w:val="20"/>
-                    <w:szCs w:val="20"/>
+                    <w:sz w:val="18"/>
+                    <w:szCs w:val="18"/>
                     <w:lang w:val="es-CL" w:eastAsia="es-CL"/>
                   </w:rPr>
                   <w:t>Escriba aquí</w:t>
@@ -11936,8 +11936,8 @@
             <w:rPr>
               <w:rFonts w:ascii="Arial" w:hAnsi="Arial" w:cs="Arial"/>
               <w:color w:val="000000"/>
-              <w:sz w:val="20"/>
-              <w:szCs w:val="20"/>
+              <w:sz w:val="18"/>
+              <w:szCs w:val="18"/>
             </w:rPr>
             <w:alias w:val="support_family_effectiveness"/>
             <w:tag w:val="support_family_effectiveness"/>
@@ -11965,16 +11965,16 @@
                   <w:rPr>
                     <w:rFonts w:ascii="Arial" w:hAnsi="Arial" w:cs="Arial"/>
                     <w:color w:val="000000"/>
-                    <w:sz w:val="20"/>
-                    <w:szCs w:val="20"/>
+                    <w:sz w:val="18"/>
+                    <w:szCs w:val="18"/>
                   </w:rPr>
                 </w:pPr>
                 <w:r>
                   <w:rPr>
                     <w:rFonts w:ascii="Arial" w:hAnsi="Arial" w:cs="Arial"/>
                     <w:color w:val="000000"/>
-                    <w:sz w:val="20"/>
-                    <w:szCs w:val="20"/>
+                    <w:sz w:val="18"/>
+                    <w:szCs w:val="18"/>
                     <w:lang w:val="es-CL" w:eastAsia="es-CL"/>
                   </w:rPr>
                   <w:t>Escriba aquí</w:t>
@@ -11988,8 +11988,8 @@
             <w:rPr>
               <w:rFonts w:ascii="MS Gothic" w:hAnsi="MS Gothic" w:cs="MS Gothic" w:eastAsia="MS Gothic"/>
               <w:color w:val="000000"/>
-              <w:sz w:val="20"/>
-              <w:szCs w:val="20"/>
+              <w:sz w:val="18"/>
+              <w:szCs w:val="18"/>
             </w:rPr>
             <w:alias w:val="support_family_continuity__si"/>
             <w:tag w:val="support_family_continuity__si"/>
@@ -12027,8 +12027,8 @@
                   <w:rPr>
                     <w:rFonts w:ascii="MS Gothic" w:hAnsi="MS Gothic" w:cs="MS Gothic" w:eastAsia="MS Gothic"/>
                     <w:color w:val="000000"/>
-                    <w:sz w:val="20"/>
-                    <w:szCs w:val="20"/>
+                    <w:sz w:val="18"/>
+                    <w:szCs w:val="18"/>
                   </w:rPr>
                   <w:t>☐</w:t>
                 </w:r>
@@ -12041,8 +12041,8 @@
             <w:rPr>
               <w:rFonts w:ascii="MS Gothic" w:hAnsi="MS Gothic" w:cs="MS Gothic" w:eastAsia="MS Gothic"/>
               <w:color w:val="000000"/>
-              <w:sz w:val="20"/>
-              <w:szCs w:val="20"/>
+              <w:sz w:val="18"/>
+              <w:szCs w:val="18"/>
             </w:rPr>
             <w:alias w:val="support_family_continuity__no"/>
             <w:tag w:val="support_family_continuity__no"/>
@@ -12080,8 +12080,8 @@
                   <w:rPr>
                     <w:rFonts w:ascii="MS Gothic" w:hAnsi="MS Gothic" w:cs="MS Gothic" w:eastAsia="MS Gothic"/>
                     <w:color w:val="000000"/>
-                    <w:sz w:val="20"/>
-                    <w:szCs w:val="20"/>
+                    <w:sz w:val="18"/>
+                    <w:szCs w:val="18"/>
                   </w:rPr>
                   <w:t>☐</w:t>
                 </w:r>
@@ -12094,8 +12094,8 @@
             <w:rPr>
               <w:rFonts w:ascii="Arial" w:hAnsi="Arial" w:cs="Arial"/>
               <w:color w:val="000000"/>
-              <w:sz w:val="20"/>
-              <w:szCs w:val="20"/>
+              <w:sz w:val="18"/>
+              <w:szCs w:val="18"/>
             </w:rPr>
             <w:alias w:val="support_family_observations"/>
             <w:tag w:val="support_family_observations"/>
@@ -12124,16 +12124,16 @@
                   <w:rPr>
                     <w:rFonts w:ascii="Arial" w:hAnsi="Arial" w:cs="Arial"/>
                     <w:color w:val="000000"/>
-                    <w:sz w:val="20"/>
-                    <w:szCs w:val="20"/>
+                    <w:sz w:val="18"/>
+                    <w:szCs w:val="18"/>
                   </w:rPr>
                 </w:pPr>
                 <w:r>
                   <w:rPr>
                     <w:rFonts w:ascii="Arial" w:hAnsi="Arial" w:cs="Arial"/>
                     <w:color w:val="000000"/>
-                    <w:sz w:val="20"/>
-                    <w:szCs w:val="20"/>
+                    <w:sz w:val="18"/>
+                    <w:szCs w:val="18"/>
                     <w:lang w:val="es-CL" w:eastAsia="es-CL"/>
                   </w:rPr>
                   <w:t>Escriba aquí</w:t>
@@ -12203,8 +12203,8 @@
                 <w:rFonts w:ascii="Arial" w:hAnsi="Arial" w:cs="Arial"/>
                 <w:i/>
                 <w:color w:val="000000"/>
-                <w:sz w:val="20"/>
-                <w:szCs w:val="20"/>
+                <w:sz w:val="18"/>
+                <w:szCs w:val="18"/>
               </w:rPr>
               <w:alias w:val="support_other_specific"/>
               <w:tag w:val="support_other_specific"/>
@@ -12222,16 +12222,16 @@
                     <w:rFonts w:ascii="Arial" w:hAnsi="Arial" w:cs="Arial"/>
                     <w:i/>
                     <w:color w:val="000000"/>
-                    <w:sz w:val="20"/>
-                    <w:szCs w:val="20"/>
+                    <w:sz w:val="18"/>
+                    <w:szCs w:val="18"/>
                   </w:rPr>
                 </w:pPr>
                 <w:r>
                   <w:rPr>
                     <w:rFonts w:ascii="Arial" w:hAnsi="Arial" w:cs="Arial"/>
                     <w:color w:val="000000"/>
-                    <w:sz w:val="20"/>
-                    <w:szCs w:val="20"/>
+                    <w:sz w:val="18"/>
+                    <w:szCs w:val="18"/>
                     <w:lang w:val="es-CL" w:eastAsia="es-CL"/>
                   </w:rPr>
                   <w:t>Escriba aquí</w:t>
@@ -12267,8 +12267,8 @@
             <w:rPr>
               <w:rFonts w:ascii="Arial" w:hAnsi="Arial" w:cs="Arial"/>
               <w:color w:val="000000"/>
-              <w:sz w:val="20"/>
-              <w:szCs w:val="20"/>
+              <w:sz w:val="18"/>
+              <w:szCs w:val="18"/>
             </w:rPr>
             <w:alias w:val="support_other_effectiveness"/>
             <w:tag w:val="support_other_effectiveness"/>
@@ -12296,16 +12296,16 @@
                   <w:rPr>
                     <w:rFonts w:ascii="Arial" w:hAnsi="Arial" w:cs="Arial"/>
                     <w:color w:val="000000"/>
-                    <w:sz w:val="20"/>
-                    <w:szCs w:val="20"/>
+                    <w:sz w:val="18"/>
+                    <w:szCs w:val="18"/>
                   </w:rPr>
                 </w:pPr>
                 <w:r>
                   <w:rPr>
                     <w:rFonts w:ascii="Arial" w:hAnsi="Arial" w:cs="Arial"/>
                     <w:color w:val="000000"/>
-                    <w:sz w:val="20"/>
-                    <w:szCs w:val="20"/>
+                    <w:sz w:val="18"/>
+                    <w:szCs w:val="18"/>
                     <w:lang w:val="es-CL" w:eastAsia="es-CL"/>
                   </w:rPr>
                   <w:t>Escriba aquí</w:t>
@@ -12319,8 +12319,8 @@
             <w:rPr>
               <w:rFonts w:ascii="MS Gothic" w:hAnsi="MS Gothic" w:cs="MS Gothic" w:eastAsia="MS Gothic"/>
               <w:color w:val="000000"/>
-              <w:sz w:val="20"/>
-              <w:szCs w:val="20"/>
+              <w:sz w:val="18"/>
+              <w:szCs w:val="18"/>
             </w:rPr>
             <w:alias w:val="support_other_continuity__si"/>
             <w:tag w:val="support_other_continuity__si"/>
@@ -12358,8 +12358,8 @@
                   <w:rPr>
                     <w:rFonts w:ascii="MS Gothic" w:hAnsi="MS Gothic" w:cs="MS Gothic" w:eastAsia="MS Gothic"/>
                     <w:color w:val="000000"/>
-                    <w:sz w:val="20"/>
-                    <w:szCs w:val="20"/>
+                    <w:sz w:val="18"/>
+                    <w:szCs w:val="18"/>
                   </w:rPr>
                   <w:t>☐</w:t>
                 </w:r>
@@ -12372,8 +12372,8 @@
             <w:rPr>
               <w:rFonts w:ascii="MS Gothic" w:hAnsi="MS Gothic" w:cs="MS Gothic" w:eastAsia="MS Gothic"/>
               <w:color w:val="000000"/>
-              <w:sz w:val="20"/>
-              <w:szCs w:val="20"/>
+              <w:sz w:val="18"/>
+              <w:szCs w:val="18"/>
             </w:rPr>
             <w:alias w:val="support_other_continuity__no"/>
             <w:tag w:val="support_other_continuity__no"/>
@@ -12411,8 +12411,8 @@
                   <w:rPr>
                     <w:rFonts w:ascii="MS Gothic" w:hAnsi="MS Gothic" w:cs="MS Gothic" w:eastAsia="MS Gothic"/>
                     <w:color w:val="000000"/>
-                    <w:sz w:val="20"/>
-                    <w:szCs w:val="20"/>
+                    <w:sz w:val="18"/>
+                    <w:szCs w:val="18"/>
                   </w:rPr>
                   <w:t>☐</w:t>
                 </w:r>
@@ -12425,8 +12425,8 @@
             <w:rPr>
               <w:rFonts w:ascii="Arial" w:hAnsi="Arial" w:cs="Arial"/>
               <w:color w:val="000000"/>
-              <w:sz w:val="20"/>
-              <w:szCs w:val="20"/>
+              <w:sz w:val="18"/>
+              <w:szCs w:val="18"/>
             </w:rPr>
             <w:alias w:val="support_other_observations"/>
             <w:tag w:val="support_other_observations"/>
@@ -12455,16 +12455,16 @@
                   <w:rPr>
                     <w:rFonts w:ascii="Arial" w:hAnsi="Arial" w:cs="Arial"/>
                     <w:color w:val="000000"/>
-                    <w:sz w:val="20"/>
-                    <w:szCs w:val="20"/>
+                    <w:sz w:val="18"/>
+                    <w:szCs w:val="18"/>
                   </w:rPr>
                 </w:pPr>
                 <w:r>
                   <w:rPr>
                     <w:rFonts w:ascii="Arial" w:hAnsi="Arial" w:cs="Arial"/>
                     <w:color w:val="000000"/>
-                    <w:sz w:val="20"/>
-                    <w:szCs w:val="20"/>
+                    <w:sz w:val="18"/>
+                    <w:szCs w:val="18"/>
                     <w:lang w:val="es-CL" w:eastAsia="es-CL"/>
                   </w:rPr>
                   <w:t>Escriba aquí</w:t>
@@ -12656,8 +12656,8 @@
                 <w:rFonts w:ascii="Arial" w:hAnsi="Arial" w:cs="Arial"/>
                 <w:bCs/>
                 <w:color w:val="000000"/>
-                <w:sz w:val="20"/>
-                <w:szCs w:val="20"/>
+                <w:sz w:val="18"/>
+                <w:szCs w:val="18"/>
               </w:rPr>
               <w:alias w:val="support_work_strategies"/>
               <w:tag w:val="support_work_strategies"/>
@@ -12675,16 +12675,16 @@
                     <w:rFonts w:ascii="Arial" w:hAnsi="Arial" w:cs="Arial"/>
                     <w:bCs/>
                     <w:color w:val="000000"/>
-                    <w:sz w:val="20"/>
-                    <w:szCs w:val="20"/>
+                    <w:sz w:val="18"/>
+                    <w:szCs w:val="18"/>
                   </w:rPr>
                 </w:pPr>
                 <w:r>
                   <w:rPr>
                     <w:rFonts w:ascii="Arial" w:hAnsi="Arial" w:cs="Arial"/>
                     <w:color w:val="000000"/>
-                    <w:sz w:val="20"/>
-                    <w:szCs w:val="20"/>
+                    <w:sz w:val="18"/>
+                    <w:szCs w:val="18"/>
                     <w:lang w:val="es-CL" w:eastAsia="es-CL"/>
                   </w:rPr>
                   <w:t>Escriba aquí</w:t>
@@ -12772,8 +12772,8 @@
                   <w:rFonts w:ascii="Arial" w:hAnsi="Arial" w:cs="Arial"/>
                   <w:i/>
                   <w:color w:val="000000"/>
-                  <w:sz w:val="20"/>
-                  <w:szCs w:val="20"/>
+                  <w:sz w:val="18"/>
+                  <w:szCs w:val="18"/>
                 </w:rPr>
                 <w:alias w:val="support_family_strategies_effectiveness"/>
                 <w:tag w:val="support_family_strategies_effectiveness"/>
@@ -12789,8 +12789,8 @@
                   <w:rPr>
                     <w:rFonts w:ascii="Arial" w:hAnsi="Arial" w:cs="Arial"/>
                     <w:color w:val="000000"/>
-                    <w:sz w:val="20"/>
-                    <w:szCs w:val="20"/>
+                    <w:sz w:val="18"/>
+                    <w:szCs w:val="18"/>
                     <w:lang w:val="es-CL" w:eastAsia="es-CL"/>
                   </w:rPr>
                   <w:t>Escriba aquí</w:t>
@@ -12921,8 +12921,8 @@
               <w:rFonts w:ascii="Arial" w:hAnsi="Arial" w:cs="Arial"/>
               <w:i/>
               <w:color w:val="000000"/>
-              <w:sz w:val="20"/>
-              <w:szCs w:val="20"/>
+              <w:sz w:val="18"/>
+              <w:szCs w:val="18"/>
             </w:rPr>
             <w:alias w:val="support_new_needs_required"/>
             <w:tag w:val="support_new_needs_required"/>
@@ -12950,16 +12950,16 @@
                     <w:rFonts w:ascii="Arial" w:hAnsi="Arial" w:cs="Arial"/>
                     <w:i/>
                     <w:color w:val="000000"/>
-                    <w:sz w:val="20"/>
-                    <w:szCs w:val="20"/>
+                    <w:sz w:val="18"/>
+                    <w:szCs w:val="18"/>
                   </w:rPr>
                 </w:pPr>
                 <w:r>
                   <w:rPr>
                     <w:rFonts w:ascii="Arial" w:hAnsi="Arial" w:cs="Arial"/>
                     <w:color w:val="000000"/>
-                    <w:sz w:val="20"/>
-                    <w:szCs w:val="20"/>
+                    <w:sz w:val="18"/>
+                    <w:szCs w:val="18"/>
                     <w:lang w:val="es-CL" w:eastAsia="es-CL"/>
                   </w:rPr>
                   <w:t>Escriba aquí</w:t>
@@ -13115,8 +13115,8 @@
               <w:rPr>
                 <w:rFonts w:ascii="Arial" w:hAnsi="Arial" w:cs="Arial"/>
                 <w:color w:val="000000"/>
-                <w:sz w:val="20"/>
-                <w:szCs w:val="20"/>
+                <w:sz w:val="18"/>
+                <w:szCs w:val="18"/>
               </w:rPr>
               <w:alias w:val="support_next_period_comments"/>
               <w:tag w:val="support_next_period_comments"/>
@@ -13133,16 +13133,16 @@
                   <w:rPr>
                     <w:rFonts w:ascii="Arial" w:hAnsi="Arial" w:cs="Arial"/>
                     <w:color w:val="000000"/>
-                    <w:sz w:val="20"/>
-                    <w:szCs w:val="20"/>
+                    <w:sz w:val="18"/>
+                    <w:szCs w:val="18"/>
                   </w:rPr>
                 </w:pPr>
                 <w:r>
                   <w:rPr>
                     <w:rFonts w:ascii="Arial" w:hAnsi="Arial" w:cs="Arial"/>
                     <w:color w:val="000000"/>
-                    <w:sz w:val="20"/>
-                    <w:szCs w:val="20"/>
+                    <w:sz w:val="18"/>
+                    <w:szCs w:val="18"/>
                     <w:lang w:val="es-CL" w:eastAsia="es-CL"/>
                   </w:rPr>
                   <w:t>Escriba aquí</w:t>
@@ -13316,8 +13316,8 @@
                   <w:rFonts w:ascii="MS Gothic" w:hAnsi="MS Gothic" w:cs="MS Gothic" w:eastAsia="MS Gothic"/>
                   <w:b/>
                   <w:color w:val="000000"/>
-                  <w:sz w:val="20"/>
-                  <w:szCs w:val="20"/>
+                  <w:sz w:val="18"/>
+                  <w:szCs w:val="18"/>
                 </w:rPr>
                 <w:alias w:val="exit_in_pie"/>
                 <w:tag w:val="exit_in_pie"/>
@@ -13335,8 +13335,8 @@
                     <w:rFonts w:ascii="MS Gothic" w:hAnsi="MS Gothic" w:cs="MS Gothic" w:eastAsia="MS Gothic"/>
                     <w:b/>
                     <w:color w:val="000000"/>
-                    <w:sz w:val="20"/>
-                    <w:szCs w:val="20"/>
+                    <w:sz w:val="18"/>
+                    <w:szCs w:val="18"/>
                   </w:rPr>
                   <w:t>☐</w:t>
                 </w:r>
@@ -13375,8 +13375,8 @@
                   <w:rFonts w:ascii="MS Gothic" w:hAnsi="MS Gothic" w:cs="MS Gothic" w:eastAsia="MS Gothic"/>
                   <w:b/>
                   <w:color w:val="000000"/>
-                  <w:sz w:val="20"/>
-                  <w:szCs w:val="20"/>
+                  <w:sz w:val="18"/>
+                  <w:szCs w:val="18"/>
                 </w:rPr>
                 <w:alias w:val="exit_in_escuela_lenguaje"/>
                 <w:tag w:val="exit_in_escuela_lenguaje"/>
@@ -13394,8 +13394,8 @@
                     <w:rFonts w:ascii="MS Gothic" w:hAnsi="MS Gothic" w:cs="MS Gothic" w:eastAsia="MS Gothic"/>
                     <w:b/>
                     <w:color w:val="000000"/>
-                    <w:sz w:val="20"/>
-                    <w:szCs w:val="20"/>
+                    <w:sz w:val="18"/>
+                    <w:szCs w:val="18"/>
                   </w:rPr>
                   <w:t>☐</w:t>
                 </w:r>
@@ -13548,8 +13548,8 @@
               <w:rPr>
                 <w:rFonts w:ascii="Arial" w:hAnsi="Arial" w:cs="Arial"/>
                 <w:color w:val="000000"/>
-                <w:sz w:val="20"/>
-                <w:szCs w:val="20"/>
+                <w:sz w:val="18"/>
+                <w:szCs w:val="18"/>
               </w:rPr>
               <w:alias w:val="full_name"/>
               <w:tag w:val="full_name"/>
@@ -13566,16 +13566,16 @@
                   <w:rPr>
                     <w:rFonts w:ascii="Arial" w:hAnsi="Arial" w:cs="Arial"/>
                     <w:color w:val="000000"/>
-                    <w:sz w:val="20"/>
-                    <w:szCs w:val="20"/>
+                    <w:sz w:val="18"/>
+                    <w:szCs w:val="18"/>
                   </w:rPr>
                 </w:pPr>
                 <w:r>
                   <w:rPr>
                     <w:rFonts w:ascii="Arial" w:hAnsi="Arial" w:cs="Arial"/>
                     <w:color w:val="000000"/>
-                    <w:sz w:val="20"/>
-                    <w:szCs w:val="20"/>
+                    <w:sz w:val="18"/>
+                    <w:szCs w:val="18"/>
                     <w:lang w:val="es-CL" w:eastAsia="es-CL"/>
                   </w:rPr>
                   <w:t>Escriba aquí</w:t>
@@ -13621,8 +13621,8 @@
                   <w:rFonts w:ascii="Arial" w:hAnsi="Arial" w:cs="Arial"/>
                   <w:b/>
                   <w:color w:val="000000"/>
-                  <w:sz w:val="20"/>
-                  <w:szCs w:val="20"/>
+                  <w:sz w:val="18"/>
+                  <w:szCs w:val="18"/>
                 </w:rPr>
                 <w:alias w:val="identification_number"/>
                 <w:tag w:val="identification_number"/>
@@ -13638,8 +13638,8 @@
                   <w:rPr>
                     <w:rFonts w:ascii="Arial" w:hAnsi="Arial" w:cs="Arial"/>
                     <w:color w:val="000000"/>
-                    <w:sz w:val="20"/>
-                    <w:szCs w:val="20"/>
+                    <w:sz w:val="18"/>
+                    <w:szCs w:val="18"/>
                     <w:lang w:val="es-CL" w:eastAsia="es-CL"/>
                   </w:rPr>
                   <w:t>Escriba aquí</w:t>
@@ -13846,8 +13846,8 @@
             <w:rPr>
               <w:rFonts w:ascii="Arial" w:hAnsi="Arial" w:cs="Arial"/>
               <w:color w:val="000000"/>
-              <w:sz w:val="20"/>
-              <w:szCs w:val="20"/>
+              <w:sz w:val="18"/>
+              <w:szCs w:val="18"/>
             </w:rPr>
             <w:alias w:val="exit_revaluation_professionals[0].professional_id"/>
             <w:tag w:val="exit_revaluation_professionals[0].professional_id"/>
@@ -13869,16 +13869,16 @@
                   <w:rPr>
                     <w:rFonts w:ascii="Arial" w:hAnsi="Arial" w:cs="Arial"/>
                     <w:color w:val="000000"/>
-                    <w:sz w:val="20"/>
-                    <w:szCs w:val="20"/>
+                    <w:sz w:val="18"/>
+                    <w:szCs w:val="18"/>
                   </w:rPr>
                 </w:pPr>
                 <w:r>
                   <w:rPr>
                     <w:rFonts w:ascii="Arial" w:hAnsi="Arial" w:cs="Arial"/>
                     <w:color w:val="000000"/>
-                    <w:sz w:val="20"/>
-                    <w:szCs w:val="20"/>
+                    <w:sz w:val="18"/>
+                    <w:szCs w:val="18"/>
                     <w:lang w:val="es-CL" w:eastAsia="es-CL"/>
                   </w:rPr>
                   <w:t>Escriba aquí</w:t>
@@ -13892,8 +13892,8 @@
             <w:rPr>
               <w:rFonts w:ascii="Arial" w:hAnsi="Arial" w:cs="Arial"/>
               <w:color w:val="000000"/>
-              <w:sz w:val="20"/>
-              <w:szCs w:val="20"/>
+              <w:sz w:val="18"/>
+              <w:szCs w:val="18"/>
             </w:rPr>
             <w:alias w:val="exit_revaluation_professionals[0].profession_id"/>
             <w:tag w:val="exit_revaluation_professionals[0].profession_id"/>
@@ -13915,16 +13915,16 @@
                   <w:rPr>
                     <w:rFonts w:ascii="Arial" w:hAnsi="Arial" w:cs="Arial"/>
                     <w:color w:val="000000"/>
-                    <w:sz w:val="20"/>
-                    <w:szCs w:val="20"/>
+                    <w:sz w:val="18"/>
+                    <w:szCs w:val="18"/>
                   </w:rPr>
                 </w:pPr>
                 <w:r>
                   <w:rPr>
                     <w:rFonts w:ascii="Arial" w:hAnsi="Arial" w:cs="Arial"/>
                     <w:color w:val="000000"/>
-                    <w:sz w:val="20"/>
-                    <w:szCs w:val="20"/>
+                    <w:sz w:val="18"/>
+                    <w:szCs w:val="18"/>
                     <w:lang w:val="es-CL" w:eastAsia="es-CL"/>
                   </w:rPr>
                   <w:t>Escriba aquí</w:t>
@@ -13938,8 +13938,8 @@
             <w:rPr>
               <w:rFonts w:ascii="Arial" w:hAnsi="Arial" w:cs="Arial"/>
               <w:color w:val="000000"/>
-              <w:sz w:val="20"/>
-              <w:szCs w:val="20"/>
+              <w:sz w:val="18"/>
+              <w:szCs w:val="18"/>
             </w:rPr>
             <w:alias w:val="exit_revaluation_professionals[0].phone_email"/>
             <w:tag w:val="exit_revaluation_professionals[0].phone_email"/>
@@ -13961,16 +13961,16 @@
                   <w:rPr>
                     <w:rFonts w:ascii="Arial" w:hAnsi="Arial" w:cs="Arial"/>
                     <w:color w:val="000000"/>
-                    <w:sz w:val="20"/>
-                    <w:szCs w:val="20"/>
+                    <w:sz w:val="18"/>
+                    <w:szCs w:val="18"/>
                   </w:rPr>
                 </w:pPr>
                 <w:r>
                   <w:rPr>
                     <w:rFonts w:ascii="Arial" w:hAnsi="Arial" w:cs="Arial"/>
                     <w:color w:val="000000"/>
-                    <w:sz w:val="20"/>
-                    <w:szCs w:val="20"/>
+                    <w:sz w:val="18"/>
+                    <w:szCs w:val="18"/>
                     <w:lang w:val="es-CL" w:eastAsia="es-CL"/>
                   </w:rPr>
                   <w:t>Escriba aquí</w:t>
@@ -13984,8 +13984,8 @@
             <w:rPr>
               <w:rFonts w:ascii="Arial" w:hAnsi="Arial" w:cs="Arial"/>
               <w:color w:val="000000"/>
-              <w:sz w:val="20"/>
-              <w:szCs w:val="20"/>
+              <w:sz w:val="18"/>
+              <w:szCs w:val="18"/>
             </w:rPr>
             <w:alias w:val="exit_revaluation_professionals[0].professional_registration"/>
             <w:tag w:val="exit_revaluation_professionals[0].professional_registration"/>
@@ -14007,16 +14007,16 @@
                   <w:rPr>
                     <w:rFonts w:ascii="Arial" w:hAnsi="Arial" w:cs="Arial"/>
                     <w:color w:val="000000"/>
-                    <w:sz w:val="20"/>
-                    <w:szCs w:val="20"/>
+                    <w:sz w:val="18"/>
+                    <w:szCs w:val="18"/>
                   </w:rPr>
                 </w:pPr>
                 <w:r>
                   <w:rPr>
                     <w:rFonts w:ascii="Arial" w:hAnsi="Arial" w:cs="Arial"/>
                     <w:color w:val="000000"/>
-                    <w:sz w:val="20"/>
-                    <w:szCs w:val="20"/>
+                    <w:sz w:val="18"/>
+                    <w:szCs w:val="18"/>
                     <w:lang w:val="es-CL" w:eastAsia="es-CL"/>
                   </w:rPr>
                   <w:t>Escriba aquí</w:t>
@@ -14035,8 +14035,8 @@
             <w:rPr>
               <w:rFonts w:ascii="Arial" w:hAnsi="Arial" w:cs="Arial"/>
               <w:color w:val="000000"/>
-              <w:sz w:val="20"/>
-              <w:szCs w:val="20"/>
+              <w:sz w:val="18"/>
+              <w:szCs w:val="18"/>
             </w:rPr>
             <w:alias w:val="exit_revaluation_professionals[1].professional_id"/>
             <w:tag w:val="exit_revaluation_professionals[1].professional_id"/>
@@ -14058,16 +14058,16 @@
                   <w:rPr>
                     <w:rFonts w:ascii="Arial" w:hAnsi="Arial" w:cs="Arial"/>
                     <w:color w:val="000000"/>
-                    <w:sz w:val="20"/>
-                    <w:szCs w:val="20"/>
+                    <w:sz w:val="18"/>
+                    <w:szCs w:val="18"/>
                   </w:rPr>
                 </w:pPr>
                 <w:r>
                   <w:rPr>
                     <w:rFonts w:ascii="Arial" w:hAnsi="Arial" w:cs="Arial"/>
                     <w:color w:val="000000"/>
-                    <w:sz w:val="20"/>
-                    <w:szCs w:val="20"/>
+                    <w:sz w:val="18"/>
+                    <w:szCs w:val="18"/>
                     <w:lang w:val="es-CL" w:eastAsia="es-CL"/>
                   </w:rPr>
                   <w:t>Escriba aquí</w:t>
@@ -14081,8 +14081,8 @@
             <w:rPr>
               <w:rFonts w:ascii="Arial" w:hAnsi="Arial" w:cs="Arial"/>
               <w:color w:val="000000"/>
-              <w:sz w:val="20"/>
-              <w:szCs w:val="20"/>
+              <w:sz w:val="18"/>
+              <w:szCs w:val="18"/>
             </w:rPr>
             <w:alias w:val="exit_revaluation_professionals[1].profession_id"/>
             <w:tag w:val="exit_revaluation_professionals[1].profession_id"/>
@@ -14104,16 +14104,16 @@
                   <w:rPr>
                     <w:rFonts w:ascii="Arial" w:hAnsi="Arial" w:cs="Arial"/>
                     <w:color w:val="000000"/>
-                    <w:sz w:val="20"/>
-                    <w:szCs w:val="20"/>
+                    <w:sz w:val="18"/>
+                    <w:szCs w:val="18"/>
                   </w:rPr>
                 </w:pPr>
                 <w:r>
                   <w:rPr>
                     <w:rFonts w:ascii="Arial" w:hAnsi="Arial" w:cs="Arial"/>
                     <w:color w:val="000000"/>
-                    <w:sz w:val="20"/>
-                    <w:szCs w:val="20"/>
+                    <w:sz w:val="18"/>
+                    <w:szCs w:val="18"/>
                     <w:lang w:val="es-CL" w:eastAsia="es-CL"/>
                   </w:rPr>
                   <w:t>Escriba aquí</w:t>
@@ -14127,8 +14127,8 @@
             <w:rPr>
               <w:rFonts w:ascii="Arial" w:hAnsi="Arial" w:cs="Arial"/>
               <w:color w:val="000000"/>
-              <w:sz w:val="20"/>
-              <w:szCs w:val="20"/>
+              <w:sz w:val="18"/>
+              <w:szCs w:val="18"/>
             </w:rPr>
             <w:alias w:val="exit_revaluation_professionals[1].phone_email"/>
             <w:tag w:val="exit_revaluation_professionals[1].phone_email"/>
@@ -14150,16 +14150,16 @@
                   <w:rPr>
                     <w:rFonts w:ascii="Arial" w:hAnsi="Arial" w:cs="Arial"/>
                     <w:color w:val="000000"/>
-                    <w:sz w:val="20"/>
-                    <w:szCs w:val="20"/>
+                    <w:sz w:val="18"/>
+                    <w:szCs w:val="18"/>
                   </w:rPr>
                 </w:pPr>
                 <w:r>
                   <w:rPr>
                     <w:rFonts w:ascii="Arial" w:hAnsi="Arial" w:cs="Arial"/>
                     <w:color w:val="000000"/>
-                    <w:sz w:val="20"/>
-                    <w:szCs w:val="20"/>
+                    <w:sz w:val="18"/>
+                    <w:szCs w:val="18"/>
                     <w:lang w:val="es-CL" w:eastAsia="es-CL"/>
                   </w:rPr>
                   <w:t>Escriba aquí</w:t>
@@ -14173,8 +14173,8 @@
             <w:rPr>
               <w:rFonts w:ascii="Arial" w:hAnsi="Arial" w:cs="Arial"/>
               <w:color w:val="000000"/>
-              <w:sz w:val="20"/>
-              <w:szCs w:val="20"/>
+              <w:sz w:val="18"/>
+              <w:szCs w:val="18"/>
             </w:rPr>
             <w:alias w:val="exit_revaluation_professionals[1].professional_registration"/>
             <w:tag w:val="exit_revaluation_professionals[1].professional_registration"/>
@@ -14196,16 +14196,16 @@
                   <w:rPr>
                     <w:rFonts w:ascii="Arial" w:hAnsi="Arial" w:cs="Arial"/>
                     <w:color w:val="000000"/>
-                    <w:sz w:val="20"/>
-                    <w:szCs w:val="20"/>
+                    <w:sz w:val="18"/>
+                    <w:szCs w:val="18"/>
                   </w:rPr>
                 </w:pPr>
                 <w:r>
                   <w:rPr>
                     <w:rFonts w:ascii="Arial" w:hAnsi="Arial" w:cs="Arial"/>
                     <w:color w:val="000000"/>
-                    <w:sz w:val="20"/>
-                    <w:szCs w:val="20"/>
+                    <w:sz w:val="18"/>
+                    <w:szCs w:val="18"/>
                     <w:lang w:val="es-CL" w:eastAsia="es-CL"/>
                   </w:rPr>
                   <w:t>Escriba aquí</w:t>
@@ -14224,8 +14224,8 @@
             <w:rPr>
               <w:rFonts w:ascii="Arial" w:hAnsi="Arial" w:cs="Arial"/>
               <w:color w:val="000000"/>
-              <w:sz w:val="20"/>
-              <w:szCs w:val="20"/>
+              <w:sz w:val="18"/>
+              <w:szCs w:val="18"/>
             </w:rPr>
             <w:alias w:val="exit_revaluation_professionals[2].professional_id"/>
             <w:tag w:val="exit_revaluation_professionals[2].professional_id"/>
@@ -14247,16 +14247,16 @@
                   <w:rPr>
                     <w:rFonts w:ascii="Arial" w:hAnsi="Arial" w:cs="Arial"/>
                     <w:color w:val="000000"/>
-                    <w:sz w:val="20"/>
-                    <w:szCs w:val="20"/>
+                    <w:sz w:val="18"/>
+                    <w:szCs w:val="18"/>
                   </w:rPr>
                 </w:pPr>
                 <w:r>
                   <w:rPr>
                     <w:rFonts w:ascii="Arial" w:hAnsi="Arial" w:cs="Arial"/>
                     <w:color w:val="000000"/>
-                    <w:sz w:val="20"/>
-                    <w:szCs w:val="20"/>
+                    <w:sz w:val="18"/>
+                    <w:szCs w:val="18"/>
                     <w:lang w:val="es-CL" w:eastAsia="es-CL"/>
                   </w:rPr>
                   <w:t>Escriba aquí</w:t>
@@ -14270,8 +14270,8 @@
             <w:rPr>
               <w:rFonts w:ascii="Arial" w:hAnsi="Arial" w:cs="Arial"/>
               <w:color w:val="000000"/>
-              <w:sz w:val="20"/>
-              <w:szCs w:val="20"/>
+              <w:sz w:val="18"/>
+              <w:szCs w:val="18"/>
             </w:rPr>
             <w:alias w:val="exit_revaluation_professionals[2].profession_id"/>
             <w:tag w:val="exit_revaluation_professionals[2].profession_id"/>
@@ -14293,16 +14293,16 @@
                   <w:rPr>
                     <w:rFonts w:ascii="Arial" w:hAnsi="Arial" w:cs="Arial"/>
                     <w:color w:val="000000"/>
-                    <w:sz w:val="20"/>
-                    <w:szCs w:val="20"/>
+                    <w:sz w:val="18"/>
+                    <w:szCs w:val="18"/>
                   </w:rPr>
                 </w:pPr>
                 <w:r>
                   <w:rPr>
                     <w:rFonts w:ascii="Arial" w:hAnsi="Arial" w:cs="Arial"/>
                     <w:color w:val="000000"/>
-                    <w:sz w:val="20"/>
-                    <w:szCs w:val="20"/>
+                    <w:sz w:val="18"/>
+                    <w:szCs w:val="18"/>
                     <w:lang w:val="es-CL" w:eastAsia="es-CL"/>
                   </w:rPr>
                   <w:t>Escriba aquí</w:t>
@@ -14316,8 +14316,8 @@
             <w:rPr>
               <w:rFonts w:ascii="Arial" w:hAnsi="Arial" w:cs="Arial"/>
               <w:color w:val="000000"/>
-              <w:sz w:val="20"/>
-              <w:szCs w:val="20"/>
+              <w:sz w:val="18"/>
+              <w:szCs w:val="18"/>
             </w:rPr>
             <w:alias w:val="exit_revaluation_professionals[2].phone_email"/>
             <w:tag w:val="exit_revaluation_professionals[2].phone_email"/>
@@ -14339,16 +14339,16 @@
                   <w:rPr>
                     <w:rFonts w:ascii="Arial" w:hAnsi="Arial" w:cs="Arial"/>
                     <w:color w:val="000000"/>
-                    <w:sz w:val="20"/>
-                    <w:szCs w:val="20"/>
+                    <w:sz w:val="18"/>
+                    <w:szCs w:val="18"/>
                   </w:rPr>
                 </w:pPr>
                 <w:r>
                   <w:rPr>
                     <w:rFonts w:ascii="Arial" w:hAnsi="Arial" w:cs="Arial"/>
                     <w:color w:val="000000"/>
-                    <w:sz w:val="20"/>
-                    <w:szCs w:val="20"/>
+                    <w:sz w:val="18"/>
+                    <w:szCs w:val="18"/>
                     <w:lang w:val="es-CL" w:eastAsia="es-CL"/>
                   </w:rPr>
                   <w:t>Escriba aquí</w:t>
@@ -14362,8 +14362,8 @@
             <w:rPr>
               <w:rFonts w:ascii="Arial" w:hAnsi="Arial" w:cs="Arial"/>
               <w:color w:val="000000"/>
-              <w:sz w:val="20"/>
-              <w:szCs w:val="20"/>
+              <w:sz w:val="18"/>
+              <w:szCs w:val="18"/>
             </w:rPr>
             <w:alias w:val="exit_revaluation_professionals[2].professional_registration"/>
             <w:tag w:val="exit_revaluation_professionals[2].professional_registration"/>
@@ -14385,16 +14385,16 @@
                   <w:rPr>
                     <w:rFonts w:ascii="Arial" w:hAnsi="Arial" w:cs="Arial"/>
                     <w:color w:val="000000"/>
-                    <w:sz w:val="20"/>
-                    <w:szCs w:val="20"/>
+                    <w:sz w:val="18"/>
+                    <w:szCs w:val="18"/>
                   </w:rPr>
                 </w:pPr>
                 <w:r>
                   <w:rPr>
                     <w:rFonts w:ascii="Arial" w:hAnsi="Arial" w:cs="Arial"/>
                     <w:color w:val="000000"/>
-                    <w:sz w:val="20"/>
-                    <w:szCs w:val="20"/>
+                    <w:sz w:val="18"/>
+                    <w:szCs w:val="18"/>
                     <w:lang w:val="es-CL" w:eastAsia="es-CL"/>
                   </w:rPr>
                   <w:t>Escriba aquí</w:t>
@@ -14413,8 +14413,8 @@
             <w:rPr>
               <w:rFonts w:ascii="Arial" w:hAnsi="Arial" w:cs="Arial"/>
               <w:color w:val="000000"/>
-              <w:sz w:val="20"/>
-              <w:szCs w:val="20"/>
+              <w:sz w:val="18"/>
+              <w:szCs w:val="18"/>
             </w:rPr>
             <w:alias w:val="exit_revaluation_professionals[3].professional_id"/>
             <w:tag w:val="exit_revaluation_professionals[3].professional_id"/>
@@ -14436,16 +14436,16 @@
                   <w:rPr>
                     <w:rFonts w:ascii="Arial" w:hAnsi="Arial" w:cs="Arial"/>
                     <w:color w:val="000000"/>
-                    <w:sz w:val="20"/>
-                    <w:szCs w:val="20"/>
+                    <w:sz w:val="18"/>
+                    <w:szCs w:val="18"/>
                   </w:rPr>
                 </w:pPr>
                 <w:r>
                   <w:rPr>
                     <w:rFonts w:ascii="Arial" w:hAnsi="Arial" w:cs="Arial"/>
                     <w:color w:val="000000"/>
-                    <w:sz w:val="20"/>
-                    <w:szCs w:val="20"/>
+                    <w:sz w:val="18"/>
+                    <w:szCs w:val="18"/>
                     <w:lang w:val="es-CL" w:eastAsia="es-CL"/>
                   </w:rPr>
                   <w:t>Escriba aquí</w:t>
@@ -14459,8 +14459,8 @@
             <w:rPr>
               <w:rFonts w:ascii="Arial" w:hAnsi="Arial" w:cs="Arial"/>
               <w:color w:val="000000"/>
-              <w:sz w:val="20"/>
-              <w:szCs w:val="20"/>
+              <w:sz w:val="18"/>
+              <w:szCs w:val="18"/>
             </w:rPr>
             <w:alias w:val="exit_revaluation_professionals[3].profession_id"/>
             <w:tag w:val="exit_revaluation_professionals[3].profession_id"/>
@@ -14482,16 +14482,16 @@
                   <w:rPr>
                     <w:rFonts w:ascii="Arial" w:hAnsi="Arial" w:cs="Arial"/>
                     <w:color w:val="000000"/>
-                    <w:sz w:val="20"/>
-                    <w:szCs w:val="20"/>
+                    <w:sz w:val="18"/>
+                    <w:szCs w:val="18"/>
                   </w:rPr>
                 </w:pPr>
                 <w:r>
                   <w:rPr>
                     <w:rFonts w:ascii="Arial" w:hAnsi="Arial" w:cs="Arial"/>
                     <w:color w:val="000000"/>
-                    <w:sz w:val="20"/>
-                    <w:szCs w:val="20"/>
+                    <w:sz w:val="18"/>
+                    <w:szCs w:val="18"/>
                     <w:lang w:val="es-CL" w:eastAsia="es-CL"/>
                   </w:rPr>
                   <w:t>Escriba aquí</w:t>
@@ -14505,8 +14505,8 @@
             <w:rPr>
               <w:rFonts w:ascii="Arial" w:hAnsi="Arial" w:cs="Arial"/>
               <w:color w:val="000000"/>
-              <w:sz w:val="20"/>
-              <w:szCs w:val="20"/>
+              <w:sz w:val="18"/>
+              <w:szCs w:val="18"/>
             </w:rPr>
             <w:alias w:val="exit_revaluation_professionals[3].phone_email"/>
             <w:tag w:val="exit_revaluation_professionals[3].phone_email"/>
@@ -14528,16 +14528,16 @@
                   <w:rPr>
                     <w:rFonts w:ascii="Arial" w:hAnsi="Arial" w:cs="Arial"/>
                     <w:color w:val="000000"/>
-                    <w:sz w:val="20"/>
-                    <w:szCs w:val="20"/>
+                    <w:sz w:val="18"/>
+                    <w:szCs w:val="18"/>
                   </w:rPr>
                 </w:pPr>
                 <w:r>
                   <w:rPr>
                     <w:rFonts w:ascii="Arial" w:hAnsi="Arial" w:cs="Arial"/>
                     <w:color w:val="000000"/>
-                    <w:sz w:val="20"/>
-                    <w:szCs w:val="20"/>
+                    <w:sz w:val="18"/>
+                    <w:szCs w:val="18"/>
                     <w:lang w:val="es-CL" w:eastAsia="es-CL"/>
                   </w:rPr>
                   <w:t>Escriba aquí</w:t>
@@ -14551,8 +14551,8 @@
             <w:rPr>
               <w:rFonts w:ascii="Arial" w:hAnsi="Arial" w:cs="Arial"/>
               <w:color w:val="000000"/>
-              <w:sz w:val="20"/>
-              <w:szCs w:val="20"/>
+              <w:sz w:val="18"/>
+              <w:szCs w:val="18"/>
             </w:rPr>
             <w:alias w:val="exit_revaluation_professionals[3].professional_registration"/>
             <w:tag w:val="exit_revaluation_professionals[3].professional_registration"/>
@@ -14574,16 +14574,16 @@
                   <w:rPr>
                     <w:rFonts w:ascii="Arial" w:hAnsi="Arial" w:cs="Arial"/>
                     <w:color w:val="000000"/>
-                    <w:sz w:val="20"/>
-                    <w:szCs w:val="20"/>
+                    <w:sz w:val="18"/>
+                    <w:szCs w:val="18"/>
                   </w:rPr>
                 </w:pPr>
                 <w:r>
                   <w:rPr>
                     <w:rFonts w:ascii="Arial" w:hAnsi="Arial" w:cs="Arial"/>
                     <w:color w:val="000000"/>
-                    <w:sz w:val="20"/>
-                    <w:szCs w:val="20"/>
+                    <w:sz w:val="18"/>
+                    <w:szCs w:val="18"/>
                     <w:lang w:val="es-CL" w:eastAsia="es-CL"/>
                   </w:rPr>
                   <w:t>Escriba aquí</w:t>
@@ -14602,8 +14602,8 @@
             <w:rPr>
               <w:rFonts w:ascii="Arial" w:hAnsi="Arial" w:cs="Arial"/>
               <w:color w:val="000000"/>
-              <w:sz w:val="20"/>
-              <w:szCs w:val="20"/>
+              <w:sz w:val="18"/>
+              <w:szCs w:val="18"/>
             </w:rPr>
             <w:alias w:val="exit_dea_deficit_evaluation"/>
             <w:tag w:val="exit_dea_deficit_evaluation"/>
@@ -14625,16 +14625,16 @@
                   <w:rPr>
                     <w:rFonts w:ascii="Arial" w:hAnsi="Arial" w:cs="Arial"/>
                     <w:color w:val="000000"/>
-                    <w:sz w:val="20"/>
-                    <w:szCs w:val="20"/>
+                    <w:sz w:val="18"/>
+                    <w:szCs w:val="18"/>
                   </w:rPr>
                 </w:pPr>
                 <w:r>
                   <w:rPr>
                     <w:rFonts w:ascii="Arial" w:hAnsi="Arial" w:cs="Arial"/>
                     <w:color w:val="000000"/>
-                    <w:sz w:val="20"/>
-                    <w:szCs w:val="20"/>
+                    <w:sz w:val="18"/>
+                    <w:szCs w:val="18"/>
                     <w:lang w:val="es-CL" w:eastAsia="es-CL"/>
                   </w:rPr>
                   <w:t>Escriba aquí</w:t>
@@ -14648,8 +14648,8 @@
             <w:rPr>
               <w:rFonts w:ascii="Arial" w:hAnsi="Arial" w:cs="Arial"/>
               <w:color w:val="000000"/>
-              <w:sz w:val="20"/>
-              <w:szCs w:val="20"/>
+              <w:sz w:val="18"/>
+              <w:szCs w:val="18"/>
             </w:rPr>
             <w:alias w:val="exit_dea_deficit_evaluation"/>
             <w:tag w:val="exit_dea_deficit_evaluation"/>
@@ -14671,16 +14671,16 @@
                   <w:rPr>
                     <w:rFonts w:ascii="Arial" w:hAnsi="Arial" w:cs="Arial"/>
                     <w:color w:val="000000"/>
-                    <w:sz w:val="20"/>
-                    <w:szCs w:val="20"/>
+                    <w:sz w:val="18"/>
+                    <w:szCs w:val="18"/>
                   </w:rPr>
                 </w:pPr>
                 <w:r>
                   <w:rPr>
                     <w:rFonts w:ascii="Arial" w:hAnsi="Arial" w:cs="Arial"/>
                     <w:color w:val="000000"/>
-                    <w:sz w:val="20"/>
-                    <w:szCs w:val="20"/>
+                    <w:sz w:val="18"/>
+                    <w:szCs w:val="18"/>
                     <w:lang w:val="es-CL" w:eastAsia="es-CL"/>
                   </w:rPr>
                   <w:t>Escriba aquí</w:t>
@@ -14694,8 +14694,8 @@
             <w:rPr>
               <w:rFonts w:ascii="Arial" w:hAnsi="Arial" w:cs="Arial"/>
               <w:color w:val="000000"/>
-              <w:sz w:val="20"/>
-              <w:szCs w:val="20"/>
+              <w:sz w:val="18"/>
+              <w:szCs w:val="18"/>
             </w:rPr>
             <w:alias w:val="exit_dea_deficit_evaluation"/>
             <w:tag w:val="exit_dea_deficit_evaluation"/>
@@ -14717,16 +14717,16 @@
                   <w:rPr>
                     <w:rFonts w:ascii="Arial" w:hAnsi="Arial" w:cs="Arial"/>
                     <w:color w:val="000000"/>
-                    <w:sz w:val="20"/>
-                    <w:szCs w:val="20"/>
+                    <w:sz w:val="18"/>
+                    <w:szCs w:val="18"/>
                   </w:rPr>
                 </w:pPr>
                 <w:r>
                   <w:rPr>
                     <w:rFonts w:ascii="Arial" w:hAnsi="Arial" w:cs="Arial"/>
                     <w:color w:val="000000"/>
-                    <w:sz w:val="20"/>
-                    <w:szCs w:val="20"/>
+                    <w:sz w:val="18"/>
+                    <w:szCs w:val="18"/>
                     <w:lang w:val="es-CL" w:eastAsia="es-CL"/>
                   </w:rPr>
                   <w:t>Escriba aquí</w:t>
@@ -14740,8 +14740,8 @@
             <w:rPr>
               <w:rFonts w:ascii="Arial" w:hAnsi="Arial" w:cs="Arial"/>
               <w:color w:val="000000"/>
-              <w:sz w:val="20"/>
-              <w:szCs w:val="20"/>
+              <w:sz w:val="18"/>
+              <w:szCs w:val="18"/>
             </w:rPr>
             <w:alias w:val="exit_dea_deficit_evaluation"/>
             <w:tag w:val="exit_dea_deficit_evaluation"/>
@@ -14763,16 +14763,16 @@
                   <w:rPr>
                     <w:rFonts w:ascii="Arial" w:hAnsi="Arial" w:cs="Arial"/>
                     <w:color w:val="000000"/>
-                    <w:sz w:val="20"/>
-                    <w:szCs w:val="20"/>
+                    <w:sz w:val="18"/>
+                    <w:szCs w:val="18"/>
                   </w:rPr>
                 </w:pPr>
                 <w:r>
                   <w:rPr>
                     <w:rFonts w:ascii="Arial" w:hAnsi="Arial" w:cs="Arial"/>
                     <w:color w:val="000000"/>
-                    <w:sz w:val="20"/>
-                    <w:szCs w:val="20"/>
+                    <w:sz w:val="18"/>
+                    <w:szCs w:val="18"/>
                     <w:lang w:val="es-CL" w:eastAsia="es-CL"/>
                   </w:rPr>
                   <w:t>Escriba aquí</w:t>
@@ -15010,8 +15010,8 @@
                 <w:b/>
                 <w:i/>
                 <w:color w:val="000000"/>
-                <w:sz w:val="20"/>
-                <w:szCs w:val="20"/>
+                <w:sz w:val="18"/>
+                <w:szCs w:val="18"/>
               </w:rPr>
               <w:alias w:val="exit_dea_deficit_evaluation"/>
               <w:tag w:val="exit_dea_deficit_evaluation"/>
@@ -15030,16 +15030,16 @@
                     <w:b/>
                     <w:i/>
                     <w:color w:val="000000"/>
-                    <w:sz w:val="20"/>
-                    <w:szCs w:val="20"/>
+                    <w:sz w:val="18"/>
+                    <w:szCs w:val="18"/>
                   </w:rPr>
                 </w:pPr>
                 <w:r>
                   <w:rPr>
                     <w:rFonts w:ascii="Arial" w:hAnsi="Arial" w:cs="Arial"/>
                     <w:color w:val="000000"/>
-                    <w:sz w:val="20"/>
-                    <w:szCs w:val="20"/>
+                    <w:sz w:val="18"/>
+                    <w:szCs w:val="18"/>
                     <w:lang w:val="es-CL" w:eastAsia="es-CL"/>
                   </w:rPr>
                   <w:t>Escriba aquí</w:t>
@@ -15134,8 +15134,8 @@
                   <w:rFonts w:ascii="Arial" w:hAnsi="Arial" w:cs="Arial"/>
                   <w:b/>
                   <w:color w:val="000000"/>
-                  <w:sz w:val="20"/>
-                  <w:szCs w:val="20"/>
+                  <w:sz w:val="18"/>
+                  <w:szCs w:val="18"/>
                 </w:rPr>
                 <w:alias w:val="decision_school_year"/>
                 <w:tag w:val="decision_school_year"/>
@@ -15151,8 +15151,8 @@
                   <w:rPr>
                     <w:rFonts w:ascii="Arial" w:hAnsi="Arial" w:cs="Arial"/>
                     <w:color w:val="000000"/>
-                    <w:sz w:val="20"/>
-                    <w:szCs w:val="20"/>
+                    <w:sz w:val="18"/>
+                    <w:szCs w:val="18"/>
                     <w:lang w:val="es-CL" w:eastAsia="es-CL"/>
                   </w:rPr>
                   <w:t>Escriba aquí</w:t>
@@ -15311,8 +15311,8 @@
                 <w:rPr>
                   <w:rFonts w:ascii="MS Gothic" w:hAnsi="MS Gothic" w:cs="MS Gothic" w:eastAsia="MS Gothic"/>
                   <w:color w:val="000000"/>
-                  <w:sz w:val="20"/>
-                  <w:szCs w:val="20"/>
+                  <w:sz w:val="18"/>
+                  <w:szCs w:val="18"/>
                 </w:rPr>
                 <w:alias w:val="tel_decision_outcome__egreso"/>
                 <w:tag w:val="tel_decision_outcome__egreso"/>
@@ -15329,8 +15329,8 @@
                   <w:rPr>
                     <w:rFonts w:ascii="MS Gothic" w:hAnsi="MS Gothic" w:cs="MS Gothic" w:eastAsia="MS Gothic"/>
                     <w:color w:val="000000"/>
-                    <w:sz w:val="20"/>
-                    <w:szCs w:val="20"/>
+                    <w:sz w:val="18"/>
+                    <w:szCs w:val="18"/>
                   </w:rPr>
                   <w:t>☐</w:t>
                 </w:r>
@@ -15394,8 +15394,8 @@
                   <w:rFonts w:ascii="MS Gothic" w:hAnsi="MS Gothic" w:cs="MS Gothic" w:eastAsia="MS Gothic"/>
                   <w:b/>
                   <w:color w:val="000000"/>
-                  <w:sz w:val="20"/>
-                  <w:szCs w:val="20"/>
+                  <w:sz w:val="18"/>
+                  <w:szCs w:val="18"/>
                 </w:rPr>
                 <w:alias w:val="tel_decision_outcome__egreso_pie"/>
                 <w:tag w:val="tel_decision_outcome__egreso_pie"/>
@@ -15413,8 +15413,8 @@
                     <w:rFonts w:ascii="MS Gothic" w:hAnsi="MS Gothic" w:cs="MS Gothic" w:eastAsia="MS Gothic"/>
                     <w:b/>
                     <w:color w:val="000000"/>
-                    <w:sz w:val="20"/>
-                    <w:szCs w:val="20"/>
+                    <w:sz w:val="18"/>
+                    <w:szCs w:val="18"/>
                   </w:rPr>
                   <w:t>☐</w:t>
                 </w:r>
@@ -15452,8 +15452,8 @@
                   <w:rFonts w:ascii="MS Gothic" w:hAnsi="MS Gothic" w:cs="MS Gothic" w:eastAsia="MS Gothic"/>
                   <w:b/>
                   <w:color w:val="000000"/>
-                  <w:sz w:val="20"/>
-                  <w:szCs w:val="20"/>
+                  <w:sz w:val="18"/>
+                  <w:szCs w:val="18"/>
                 </w:rPr>
                 <w:alias w:val="tel_decision_outcome__egreso_escuela_lenguaje"/>
                 <w:tag w:val="tel_decision_outcome__egreso_escuela_lenguaje"/>
@@ -15471,8 +15471,8 @@
                     <w:rFonts w:ascii="MS Gothic" w:hAnsi="MS Gothic" w:cs="MS Gothic" w:eastAsia="MS Gothic"/>
                     <w:b/>
                     <w:color w:val="000000"/>
-                    <w:sz w:val="20"/>
-                    <w:szCs w:val="20"/>
+                    <w:sz w:val="18"/>
+                    <w:szCs w:val="18"/>
                   </w:rPr>
                   <w:t>☐</w:t>
                 </w:r>
@@ -15547,8 +15547,8 @@
                 <w:rPr>
                   <w:rFonts w:ascii="MS Gothic" w:hAnsi="MS Gothic" w:cs="MS Gothic" w:eastAsia="MS Gothic"/>
                   <w:color w:val="000000"/>
-                  <w:sz w:val="20"/>
-                  <w:szCs w:val="20"/>
+                  <w:sz w:val="18"/>
+                  <w:szCs w:val="18"/>
                 </w:rPr>
                 <w:alias w:val="tel_decision_outcome__continuidad"/>
                 <w:tag w:val="tel_decision_outcome__continuidad"/>
@@ -15565,8 +15565,8 @@
                   <w:rPr>
                     <w:rFonts w:ascii="MS Gothic" w:hAnsi="MS Gothic" w:cs="MS Gothic" w:eastAsia="MS Gothic"/>
                     <w:color w:val="000000"/>
-                    <w:sz w:val="20"/>
-                    <w:szCs w:val="20"/>
+                    <w:sz w:val="18"/>
+                    <w:szCs w:val="18"/>
                   </w:rPr>
                   <w:t>☐</w:t>
                 </w:r>
@@ -15612,8 +15612,8 @@
                   <w:rFonts w:ascii="MS Gothic" w:hAnsi="MS Gothic" w:cs="MS Gothic" w:eastAsia="MS Gothic"/>
                   <w:b/>
                   <w:color w:val="000000"/>
-                  <w:sz w:val="20"/>
-                  <w:szCs w:val="20"/>
+                  <w:sz w:val="18"/>
+                  <w:szCs w:val="18"/>
                 </w:rPr>
                 <w:alias w:val="tel_decision_outcome__continuidad_pie"/>
                 <w:tag w:val="tel_decision_outcome__continuidad_pie"/>
@@ -15631,8 +15631,8 @@
                     <w:rFonts w:ascii="MS Gothic" w:hAnsi="MS Gothic" w:cs="MS Gothic" w:eastAsia="MS Gothic"/>
                     <w:b/>
                     <w:color w:val="000000"/>
-                    <w:sz w:val="20"/>
-                    <w:szCs w:val="20"/>
+                    <w:sz w:val="18"/>
+                    <w:szCs w:val="18"/>
                   </w:rPr>
                   <w:t>☐</w:t>
                 </w:r>
@@ -15679,8 +15679,8 @@
                   <w:rFonts w:ascii="MS Gothic" w:hAnsi="MS Gothic" w:cs="MS Gothic" w:eastAsia="MS Gothic"/>
                   <w:b/>
                   <w:color w:val="000000"/>
-                  <w:sz w:val="20"/>
-                  <w:szCs w:val="20"/>
+                  <w:sz w:val="18"/>
+                  <w:szCs w:val="18"/>
                 </w:rPr>
                 <w:alias w:val="tel_decision_outcome__continuidad_escuela_lenguaje"/>
                 <w:tag w:val="tel_decision_outcome__continuidad_escuela_lenguaje"/>
@@ -15698,8 +15698,8 @@
                     <w:rFonts w:ascii="MS Gothic" w:hAnsi="MS Gothic" w:cs="MS Gothic" w:eastAsia="MS Gothic"/>
                     <w:b/>
                     <w:color w:val="000000"/>
-                    <w:sz w:val="20"/>
-                    <w:szCs w:val="20"/>
+                    <w:sz w:val="18"/>
+                    <w:szCs w:val="18"/>
                   </w:rPr>
                   <w:t>☐</w:t>
                 </w:r>
@@ -15737,8 +15737,8 @@
                   <w:rFonts w:ascii="Arial" w:hAnsi="Arial" w:cs="Arial"/>
                   <w:b/>
                   <w:color w:val="000000"/>
-                  <w:sz w:val="20"/>
-                  <w:szCs w:val="20"/>
+                  <w:sz w:val="18"/>
+                  <w:szCs w:val="18"/>
                 </w:rPr>
                 <w:alias w:val="decision_date"/>
                 <w:tag w:val="decision_date"/>
@@ -15754,8 +15754,8 @@
                   <w:rPr>
                     <w:rFonts w:ascii="Arial" w:hAnsi="Arial" w:cs="Arial"/>
                     <w:color w:val="000000"/>
-                    <w:sz w:val="20"/>
-                    <w:szCs w:val="20"/>
+                    <w:sz w:val="18"/>
+                    <w:szCs w:val="18"/>
                     <w:lang w:val="es-CL" w:eastAsia="es-CL"/>
                   </w:rPr>
                   <w:t>Escriba aquí</w:t>
@@ -15825,8 +15825,8 @@
                 <w:b/>
                 <w:i/>
                 <w:color w:val="000000"/>
-                <w:sz w:val="20"/>
-                <w:szCs w:val="20"/>
+                <w:sz w:val="18"/>
+                <w:szCs w:val="18"/>
               </w:rPr>
               <w:alias w:val="decision_rationale"/>
               <w:tag w:val="decision_rationale"/>
@@ -15845,16 +15845,16 @@
                     <w:b/>
                     <w:i/>
                     <w:color w:val="000000"/>
-                    <w:sz w:val="20"/>
-                    <w:szCs w:val="20"/>
+                    <w:sz w:val="18"/>
+                    <w:szCs w:val="18"/>
                   </w:rPr>
                 </w:pPr>
                 <w:r>
                   <w:rPr>
                     <w:rFonts w:ascii="Arial" w:hAnsi="Arial" w:cs="Arial"/>
                     <w:color w:val="000000"/>
-                    <w:sz w:val="20"/>
-                    <w:szCs w:val="20"/>
+                    <w:sz w:val="18"/>
+                    <w:szCs w:val="18"/>
                     <w:lang w:val="es-CL" w:eastAsia="es-CL"/>
                   </w:rPr>
                   <w:t>Escriba aquí</w:t>
@@ -15933,8 +15933,8 @@
                 <w:rFonts w:ascii="Arial" w:hAnsi="Arial" w:cs="Arial"/>
                 <w:i/>
                 <w:color w:val="000000"/>
-                <w:sz w:val="20"/>
-                <w:szCs w:val="20"/>
+                <w:sz w:val="18"/>
+                <w:szCs w:val="18"/>
               </w:rPr>
               <w:alias w:val="decision_observations"/>
               <w:tag w:val="decision_observations"/>
@@ -15952,16 +15952,16 @@
                     <w:rFonts w:ascii="Arial" w:hAnsi="Arial" w:cs="Arial"/>
                     <w:i/>
                     <w:color w:val="000000"/>
-                    <w:sz w:val="20"/>
-                    <w:szCs w:val="20"/>
+                    <w:sz w:val="18"/>
+                    <w:szCs w:val="18"/>
                   </w:rPr>
                 </w:pPr>
                 <w:r>
                   <w:rPr>
                     <w:rFonts w:ascii="Arial" w:hAnsi="Arial" w:cs="Arial"/>
                     <w:color w:val="000000"/>
-                    <w:sz w:val="20"/>
-                    <w:szCs w:val="20"/>
+                    <w:sz w:val="18"/>
+                    <w:szCs w:val="18"/>
                     <w:lang w:val="es-CL" w:eastAsia="es-CL"/>
                   </w:rPr>
                   <w:t>Escriba aquí</w:t>

--- a/files/original_student_files/fur1_tel_formulario.docx
+++ b/files/original_student_files/fur1_tel_formulario.docx
@@ -637,7 +637,7 @@
       </w:tr>
       <w:tr>
         <w:trPr>
-          <w:trHeight w:hRule="atLeast" w:val="227"/>
+          <w:trHeight w:hRule="exact" w:val="227"/>
           <w:jc w:val="center"/>
         </w:trPr>
         <w:tc>
@@ -1750,7 +1750,7 @@
       </w:tr>
       <w:tr>
         <w:trPr>
-          <w:trHeight w:hRule="atLeast" w:val="187"/>
+          <w:trHeight w:hRule="exact" w:val="187"/>
           <w:jc w:val="center"/>
         </w:trPr>
         <w:tc>
@@ -2160,7 +2160,7 @@
       </w:tr>
       <w:tr>
         <w:trPr>
-          <w:trHeight w:hRule="atLeast" w:val="187"/>
+          <w:trHeight w:hRule="exact" w:val="187"/>
           <w:jc w:val="center"/>
         </w:trPr>
         <w:tc>
@@ -2444,7 +2444,7 @@
       </w:tr>
       <w:tr>
         <w:trPr>
-          <w:trHeight w:hRule="atLeast" w:val="187"/>
+          <w:trHeight w:hRule="exact" w:val="187"/>
           <w:jc w:val="center"/>
         </w:trPr>
         <w:tc>
@@ -2701,7 +2701,7 @@
       </w:tr>
       <w:tr>
         <w:trPr>
-          <w:trHeight w:hRule="atLeast" w:val="187"/>
+          <w:trHeight w:hRule="exact" w:val="187"/>
           <w:jc w:val="center"/>
         </w:trPr>
         <w:tc>
@@ -5048,7 +5048,7 @@
         <w:trPr>
           <w:gridBefore w:val="1"/>
           <w:wBefore w:w="7" w:type="dxa"/>
-          <w:trHeight w:hRule="atLeast" w:val="232"/>
+          <w:trHeight w:hRule="exact" w:val="232"/>
           <w:jc w:val="center"/>
         </w:trPr>
         <w:tc>
@@ -14605,8 +14605,8 @@
               <w:sz w:val="18"/>
               <w:szCs w:val="18"/>
             </w:rPr>
-            <w:alias w:val="exit_dea_deficit_evaluation"/>
-            <w:tag w:val="exit_dea_deficit_evaluation"/>
+            <w:alias w:val="exit_revaluation_professionals[4].professional_id"/>
+            <w:tag w:val="exit_revaluation_professionals[4].professional_id"/>
             <w:id w:val="-1290897919"/>
             <w:placeholder>
               <w:docPart w:val="DC86B734A9DB4304AB22CDC7E61FFFBC"/>
@@ -14651,8 +14651,8 @@
               <w:sz w:val="18"/>
               <w:szCs w:val="18"/>
             </w:rPr>
-            <w:alias w:val="exit_dea_deficit_evaluation"/>
-            <w:tag w:val="exit_dea_deficit_evaluation"/>
+            <w:alias w:val="exit_revaluation_professionals[4].profession_id"/>
+            <w:tag w:val="exit_revaluation_professionals[4].profession_id"/>
             <w:id w:val="-2027006462"/>
             <w:placeholder>
               <w:docPart w:val="83BC397758254B58AE976F95DA99498F"/>
@@ -14697,8 +14697,8 @@
               <w:sz w:val="18"/>
               <w:szCs w:val="18"/>
             </w:rPr>
-            <w:alias w:val="exit_dea_deficit_evaluation"/>
-            <w:tag w:val="exit_dea_deficit_evaluation"/>
+            <w:alias w:val="exit_revaluation_professionals[4].phone_email"/>
+            <w:tag w:val="exit_revaluation_professionals[4].phone_email"/>
             <w:id w:val="2019734084"/>
             <w:placeholder>
               <w:docPart w:val="F8FD3829434E47AEBBD899C9697659B8"/>
@@ -14743,8 +14743,8 @@
               <w:sz w:val="18"/>
               <w:szCs w:val="18"/>
             </w:rPr>
-            <w:alias w:val="exit_dea_deficit_evaluation"/>
-            <w:tag w:val="exit_dea_deficit_evaluation"/>
+            <w:alias w:val="exit_revaluation_professionals[4].professional_registration"/>
+            <w:tag w:val="exit_revaluation_professionals[4].professional_registration"/>
             <w:id w:val="795108504"/>
             <w:placeholder>
               <w:docPart w:val="CB0EF58568D64845B39E3F9A062AB8EA"/>
@@ -15973,7 +15973,7 @@
       </w:tr>
       <w:tr>
         <w:trPr>
-          <w:trHeight w:hRule="atLeast" w:val="57"/>
+          <w:trHeight w:hRule="exact" w:val="57"/>
         </w:trPr>
         <w:tc>
           <w:tcPr>
